--- a/abnt/fazendo com a turmab.docx
+++ b/abnt/fazendo com a turmab.docx
@@ -225,49 +225,17 @@
     </w:p>
     <w:p>
       <w:pPr>
-        <w:pStyle w:val="SemEspaamento"/>
+        <w:rPr>
+          <w:b/>
+          <w:sz w:val="28"/>
+        </w:rPr>
       </w:pPr>
       <w:r>
         <w:br w:type="page"/>
       </w:r>
       <w:r>
         <w:lastRenderedPageBreak/>
-        <w:t>DEDICATÓRIA</w:t>
-      </w:r>
-    </w:p>
-    <w:p>
-      <w:pPr>
-        <w:pStyle w:val="SemEspaamento"/>
-      </w:pPr>
-    </w:p>
-    <w:p>
-      <w:r>
-        <w:t>Colocar aqui a Dedicatória</w:t>
-      </w:r>
-    </w:p>
-    <w:p>
-      <w:r>
-        <w:br w:type="page"/>
-      </w:r>
-    </w:p>
-    <w:p>
-      <w:pPr>
-        <w:pStyle w:val="SemEspaamento"/>
-      </w:pPr>
-      <w:r>
-        <w:lastRenderedPageBreak/>
-        <w:t>AGRADE</w:t>
-      </w:r>
-      <w:bookmarkStart w:id="0" w:name="_GoBack"/>
-      <w:bookmarkEnd w:id="0"/>
-      <w:r>
-        <w:t>CIMENTOS</w:t>
-      </w:r>
-    </w:p>
-    <w:p/>
-    <w:p>
-      <w:r>
-        <w:t>Escrever aqui os agradecimentos</w:t>
+        <w:t>Aqui vai ficar a ficha catalográfica</w:t>
       </w:r>
     </w:p>
     <w:p>
@@ -277,8 +245,6760 @@
     </w:p>
     <w:p>
       <w:pPr>
-        <w:rPr>
-          <w:rFonts w:ascii="Arial" w:hAnsi="Arial"/>
+        <w:pStyle w:val="SemEspaamento"/>
+      </w:pPr>
+      <w:r>
+        <w:br w:type="page"/>
+      </w:r>
+      <w:r>
+        <w:lastRenderedPageBreak/>
+        <w:t>DEDICATÓRIA</w:t>
+      </w:r>
+    </w:p>
+    <w:p>
+      <w:pPr>
+        <w:pStyle w:val="SemEspaamento"/>
+      </w:pPr>
+    </w:p>
+    <w:p>
+      <w:r>
+        <w:t>Colocar aqui a Dedicatória</w:t>
+      </w:r>
+    </w:p>
+    <w:p>
+      <w:r>
+        <w:br w:type="page"/>
+      </w:r>
+    </w:p>
+    <w:p>
+      <w:pPr>
+        <w:pStyle w:val="SemEspaamento"/>
+      </w:pPr>
+      <w:r>
+        <w:lastRenderedPageBreak/>
+        <w:t>AGRADECIMENTOS</w:t>
+      </w:r>
+    </w:p>
+    <w:p/>
+    <w:p>
+      <w:r>
+        <w:t>Escrever aqui os agradecimentos</w:t>
+      </w:r>
+    </w:p>
+    <w:p>
+      <w:r>
+        <w:br w:type="page"/>
+      </w:r>
+    </w:p>
+    <w:p>
+      <w:pPr>
+        <w:spacing w:before="12120"/>
+        <w:rPr>
+          <w:rStyle w:val="nfase"/>
+          <w:rFonts w:cs="Arial"/>
+          <w:color w:val="001D35"/>
+          <w:shd w:val="clear" w:color="auto" w:fill="FFFFFF"/>
+        </w:rPr>
+      </w:pPr>
+    </w:p>
+    <w:p>
+      <w:pPr>
+        <w:spacing w:before="12360"/>
+        <w:rPr>
+          <w:rStyle w:val="nfase"/>
+          <w:rFonts w:cs="Arial"/>
+          <w:i w:val="0"/>
+          <w:color w:val="001D35"/>
+          <w:shd w:val="clear" w:color="auto" w:fill="FFFFFF"/>
+        </w:rPr>
+      </w:pPr>
+      <w:r>
+        <w:rPr>
+          <w:rStyle w:val="nfase"/>
+          <w:rFonts w:cs="Arial"/>
+          <w:i w:val="0"/>
+          <w:color w:val="001D35"/>
+          <w:shd w:val="clear" w:color="auto" w:fill="FFFFFF"/>
+        </w:rPr>
+        <w:t>"Às vezes, são as pessoas que ninguém espera nada que fazem as coisas que ninguém consegue imaginar"</w:t>
+      </w:r>
+    </w:p>
+    <w:p>
+      <w:pPr>
+        <w:rPr>
+          <w:rStyle w:val="nfase"/>
+          <w:rFonts w:cs="Arial"/>
+          <w:i w:val="0"/>
+          <w:color w:val="001D35"/>
+          <w:shd w:val="clear" w:color="auto" w:fill="FFFFFF"/>
+        </w:rPr>
+      </w:pPr>
+      <w:r>
+        <w:rPr>
+          <w:rStyle w:val="nfase"/>
+          <w:rFonts w:cs="Arial"/>
+          <w:i w:val="0"/>
+          <w:color w:val="001D35"/>
+          <w:shd w:val="clear" w:color="auto" w:fill="FFFFFF"/>
+        </w:rPr>
+        <w:t>Alan Turing</w:t>
+      </w:r>
+    </w:p>
+    <w:p>
+      <w:pPr>
+        <w:pStyle w:val="SemEspaamento"/>
+      </w:pPr>
+      <w:r>
+        <w:rPr>
+          <w:rStyle w:val="nfase"/>
+          <w:rFonts w:cs="Arial"/>
+          <w:color w:val="001D35"/>
+          <w:shd w:val="clear" w:color="auto" w:fill="FFFFFF"/>
+        </w:rPr>
+        <w:br w:type="page"/>
+      </w:r>
+      <w:r>
+        <w:lastRenderedPageBreak/>
+        <w:t>RESUMO</w:t>
+      </w:r>
+    </w:p>
+    <w:p>
+      <w:r>
+        <w:t>Aqui vai ficar o Resumo</w:t>
+      </w:r>
+    </w:p>
+    <w:p>
+      <w:r>
+        <w:br w:type="page"/>
+      </w:r>
+    </w:p>
+    <w:p>
+      <w:pPr>
+        <w:pStyle w:val="SemEspaamento"/>
+      </w:pPr>
+      <w:r>
+        <w:lastRenderedPageBreak/>
+        <w:t>ABSTRACT</w:t>
+      </w:r>
+    </w:p>
+    <w:p>
+      <w:r>
+        <w:t>Aqui vai ficar o resumo em inglês</w:t>
+      </w:r>
+    </w:p>
+    <w:p>
+      <w:r>
+        <w:br w:type="page"/>
+      </w:r>
+    </w:p>
+    <w:p>
+      <w:pPr>
+        <w:pStyle w:val="SemEspaamento"/>
+      </w:pPr>
+      <w:r>
+        <w:lastRenderedPageBreak/>
+        <w:t>INDICE DE ILUSTRAÇÕES</w:t>
+      </w:r>
+    </w:p>
+    <w:p>
+      <w:pPr>
+        <w:pStyle w:val="SemEspaamento"/>
+      </w:pPr>
+    </w:p>
+    <w:p>
+      <w:r>
+        <w:t>Aqui</w:t>
+      </w:r>
+    </w:p>
+    <w:p>
+      <w:r>
+        <w:br w:type="page"/>
+      </w:r>
+    </w:p>
+    <w:p>
+      <w:pPr>
+        <w:pStyle w:val="SemEspaamento"/>
+      </w:pPr>
+      <w:r>
+        <w:lastRenderedPageBreak/>
+        <w:t>SUMÁRIO</w:t>
+      </w:r>
+    </w:p>
+    <w:p/>
+    <w:p>
+      <w:r>
+        <w:t>Aqui</w:t>
+      </w:r>
+    </w:p>
+    <w:p>
+      <w:r>
+        <w:br w:type="page"/>
+      </w:r>
+    </w:p>
+    <w:p>
+      <w:pPr>
+        <w:pStyle w:val="Ttulo1"/>
+      </w:pPr>
+      <w:r>
+        <w:lastRenderedPageBreak/>
+        <w:t>INTRODUÇÃO</w:t>
+      </w:r>
+    </w:p>
+    <w:p>
+      <w:proofErr w:type="spellStart"/>
+      <w:r>
+        <w:rPr>
+          <w:rStyle w:val="Forte"/>
+          <w:rFonts w:cs="Arial"/>
+          <w:color w:val="000000"/>
+          <w:sz w:val="21"/>
+          <w:szCs w:val="21"/>
+          <w:shd w:val="clear" w:color="auto" w:fill="FFFFFF"/>
+        </w:rPr>
+        <w:t>Lorem</w:t>
+      </w:r>
+      <w:proofErr w:type="spellEnd"/>
+      <w:r>
+        <w:rPr>
+          <w:rStyle w:val="Forte"/>
+          <w:rFonts w:cs="Arial"/>
+          <w:color w:val="000000"/>
+          <w:sz w:val="21"/>
+          <w:szCs w:val="21"/>
+          <w:shd w:val="clear" w:color="auto" w:fill="FFFFFF"/>
+        </w:rPr>
+        <w:t xml:space="preserve"> Ipsum</w:t>
+      </w:r>
+      <w:r>
+        <w:rPr>
+          <w:rFonts w:cs="Arial"/>
+          <w:color w:val="000000"/>
+          <w:sz w:val="21"/>
+          <w:szCs w:val="21"/>
+          <w:shd w:val="clear" w:color="auto" w:fill="FFFFFF"/>
+        </w:rPr>
+        <w:t> </w:t>
+      </w:r>
+      <w:proofErr w:type="spellStart"/>
+      <w:r>
+        <w:rPr>
+          <w:rFonts w:cs="Arial"/>
+          <w:color w:val="000000"/>
+          <w:sz w:val="21"/>
+          <w:szCs w:val="21"/>
+          <w:shd w:val="clear" w:color="auto" w:fill="FFFFFF"/>
+        </w:rPr>
+        <w:t>is</w:t>
+      </w:r>
+      <w:proofErr w:type="spellEnd"/>
+      <w:r>
+        <w:rPr>
+          <w:rFonts w:cs="Arial"/>
+          <w:color w:val="000000"/>
+          <w:sz w:val="21"/>
+          <w:szCs w:val="21"/>
+          <w:shd w:val="clear" w:color="auto" w:fill="FFFFFF"/>
+        </w:rPr>
+        <w:t xml:space="preserve"> </w:t>
+      </w:r>
+      <w:proofErr w:type="spellStart"/>
+      <w:r>
+        <w:rPr>
+          <w:rFonts w:cs="Arial"/>
+          <w:color w:val="000000"/>
+          <w:sz w:val="21"/>
+          <w:szCs w:val="21"/>
+          <w:shd w:val="clear" w:color="auto" w:fill="FFFFFF"/>
+        </w:rPr>
+        <w:t>simply</w:t>
+      </w:r>
+      <w:proofErr w:type="spellEnd"/>
+      <w:r>
+        <w:rPr>
+          <w:rFonts w:cs="Arial"/>
+          <w:color w:val="000000"/>
+          <w:sz w:val="21"/>
+          <w:szCs w:val="21"/>
+          <w:shd w:val="clear" w:color="auto" w:fill="FFFFFF"/>
+        </w:rPr>
+        <w:t xml:space="preserve"> </w:t>
+      </w:r>
+      <w:proofErr w:type="spellStart"/>
+      <w:r>
+        <w:rPr>
+          <w:rFonts w:cs="Arial"/>
+          <w:color w:val="000000"/>
+          <w:sz w:val="21"/>
+          <w:szCs w:val="21"/>
+          <w:shd w:val="clear" w:color="auto" w:fill="FFFFFF"/>
+        </w:rPr>
+        <w:t>dummy</w:t>
+      </w:r>
+      <w:proofErr w:type="spellEnd"/>
+      <w:r>
+        <w:rPr>
+          <w:rFonts w:cs="Arial"/>
+          <w:color w:val="000000"/>
+          <w:sz w:val="21"/>
+          <w:szCs w:val="21"/>
+          <w:shd w:val="clear" w:color="auto" w:fill="FFFFFF"/>
+        </w:rPr>
+        <w:t xml:space="preserve"> </w:t>
+      </w:r>
+      <w:proofErr w:type="spellStart"/>
+      <w:r>
+        <w:rPr>
+          <w:rFonts w:cs="Arial"/>
+          <w:color w:val="000000"/>
+          <w:sz w:val="21"/>
+          <w:szCs w:val="21"/>
+          <w:shd w:val="clear" w:color="auto" w:fill="FFFFFF"/>
+        </w:rPr>
+        <w:t>text</w:t>
+      </w:r>
+      <w:proofErr w:type="spellEnd"/>
+      <w:r>
+        <w:rPr>
+          <w:rFonts w:cs="Arial"/>
+          <w:color w:val="000000"/>
+          <w:sz w:val="21"/>
+          <w:szCs w:val="21"/>
+          <w:shd w:val="clear" w:color="auto" w:fill="FFFFFF"/>
+        </w:rPr>
+        <w:t xml:space="preserve"> </w:t>
+      </w:r>
+      <w:proofErr w:type="spellStart"/>
+      <w:r>
+        <w:rPr>
+          <w:rFonts w:cs="Arial"/>
+          <w:color w:val="000000"/>
+          <w:sz w:val="21"/>
+          <w:szCs w:val="21"/>
+          <w:shd w:val="clear" w:color="auto" w:fill="FFFFFF"/>
+        </w:rPr>
+        <w:t>of</w:t>
+      </w:r>
+      <w:proofErr w:type="spellEnd"/>
+      <w:r>
+        <w:rPr>
+          <w:rFonts w:cs="Arial"/>
+          <w:color w:val="000000"/>
+          <w:sz w:val="21"/>
+          <w:szCs w:val="21"/>
+          <w:shd w:val="clear" w:color="auto" w:fill="FFFFFF"/>
+        </w:rPr>
+        <w:t xml:space="preserve"> </w:t>
+      </w:r>
+      <w:proofErr w:type="spellStart"/>
+      <w:r>
+        <w:rPr>
+          <w:rFonts w:cs="Arial"/>
+          <w:color w:val="000000"/>
+          <w:sz w:val="21"/>
+          <w:szCs w:val="21"/>
+          <w:shd w:val="clear" w:color="auto" w:fill="FFFFFF"/>
+        </w:rPr>
+        <w:t>the</w:t>
+      </w:r>
+      <w:proofErr w:type="spellEnd"/>
+      <w:r>
+        <w:rPr>
+          <w:rFonts w:cs="Arial"/>
+          <w:color w:val="000000"/>
+          <w:sz w:val="21"/>
+          <w:szCs w:val="21"/>
+          <w:shd w:val="clear" w:color="auto" w:fill="FFFFFF"/>
+        </w:rPr>
+        <w:t xml:space="preserve"> </w:t>
+      </w:r>
+      <w:proofErr w:type="spellStart"/>
+      <w:r>
+        <w:rPr>
+          <w:rFonts w:cs="Arial"/>
+          <w:color w:val="000000"/>
+          <w:sz w:val="21"/>
+          <w:szCs w:val="21"/>
+          <w:shd w:val="clear" w:color="auto" w:fill="FFFFFF"/>
+        </w:rPr>
+        <w:t>printing</w:t>
+      </w:r>
+      <w:proofErr w:type="spellEnd"/>
+      <w:r>
+        <w:rPr>
+          <w:rFonts w:cs="Arial"/>
+          <w:color w:val="000000"/>
+          <w:sz w:val="21"/>
+          <w:szCs w:val="21"/>
+          <w:shd w:val="clear" w:color="auto" w:fill="FFFFFF"/>
+        </w:rPr>
+        <w:t xml:space="preserve"> </w:t>
+      </w:r>
+      <w:proofErr w:type="spellStart"/>
+      <w:r>
+        <w:rPr>
+          <w:rFonts w:cs="Arial"/>
+          <w:color w:val="000000"/>
+          <w:sz w:val="21"/>
+          <w:szCs w:val="21"/>
+          <w:shd w:val="clear" w:color="auto" w:fill="FFFFFF"/>
+        </w:rPr>
+        <w:t>and</w:t>
+      </w:r>
+      <w:proofErr w:type="spellEnd"/>
+      <w:r>
+        <w:rPr>
+          <w:rFonts w:cs="Arial"/>
+          <w:color w:val="000000"/>
+          <w:sz w:val="21"/>
+          <w:szCs w:val="21"/>
+          <w:shd w:val="clear" w:color="auto" w:fill="FFFFFF"/>
+        </w:rPr>
+        <w:t xml:space="preserve"> </w:t>
+      </w:r>
+      <w:proofErr w:type="spellStart"/>
+      <w:r>
+        <w:rPr>
+          <w:rFonts w:cs="Arial"/>
+          <w:color w:val="000000"/>
+          <w:sz w:val="21"/>
+          <w:szCs w:val="21"/>
+          <w:shd w:val="clear" w:color="auto" w:fill="FFFFFF"/>
+        </w:rPr>
+        <w:t>typesetting</w:t>
+      </w:r>
+      <w:proofErr w:type="spellEnd"/>
+      <w:r>
+        <w:rPr>
+          <w:rFonts w:cs="Arial"/>
+          <w:color w:val="000000"/>
+          <w:sz w:val="21"/>
+          <w:szCs w:val="21"/>
+          <w:shd w:val="clear" w:color="auto" w:fill="FFFFFF"/>
+        </w:rPr>
+        <w:t xml:space="preserve"> </w:t>
+      </w:r>
+      <w:proofErr w:type="spellStart"/>
+      <w:r>
+        <w:rPr>
+          <w:rFonts w:cs="Arial"/>
+          <w:color w:val="000000"/>
+          <w:sz w:val="21"/>
+          <w:szCs w:val="21"/>
+          <w:shd w:val="clear" w:color="auto" w:fill="FFFFFF"/>
+        </w:rPr>
+        <w:t>industry</w:t>
+      </w:r>
+      <w:proofErr w:type="spellEnd"/>
+      <w:r>
+        <w:rPr>
+          <w:rFonts w:cs="Arial"/>
+          <w:color w:val="000000"/>
+          <w:sz w:val="21"/>
+          <w:szCs w:val="21"/>
+          <w:shd w:val="clear" w:color="auto" w:fill="FFFFFF"/>
+        </w:rPr>
+        <w:t xml:space="preserve">. </w:t>
+      </w:r>
+      <w:proofErr w:type="spellStart"/>
+      <w:r>
+        <w:rPr>
+          <w:rFonts w:cs="Arial"/>
+          <w:color w:val="000000"/>
+          <w:sz w:val="21"/>
+          <w:szCs w:val="21"/>
+          <w:shd w:val="clear" w:color="auto" w:fill="FFFFFF"/>
+        </w:rPr>
+        <w:t>Lorem</w:t>
+      </w:r>
+      <w:proofErr w:type="spellEnd"/>
+      <w:r>
+        <w:rPr>
+          <w:rFonts w:cs="Arial"/>
+          <w:color w:val="000000"/>
+          <w:sz w:val="21"/>
+          <w:szCs w:val="21"/>
+          <w:shd w:val="clear" w:color="auto" w:fill="FFFFFF"/>
+        </w:rPr>
+        <w:t xml:space="preserve"> Ipsum </w:t>
+      </w:r>
+      <w:proofErr w:type="spellStart"/>
+      <w:r>
+        <w:rPr>
+          <w:rFonts w:cs="Arial"/>
+          <w:color w:val="000000"/>
+          <w:sz w:val="21"/>
+          <w:szCs w:val="21"/>
+          <w:shd w:val="clear" w:color="auto" w:fill="FFFFFF"/>
+        </w:rPr>
+        <w:t>has</w:t>
+      </w:r>
+      <w:proofErr w:type="spellEnd"/>
+      <w:r>
+        <w:rPr>
+          <w:rFonts w:cs="Arial"/>
+          <w:color w:val="000000"/>
+          <w:sz w:val="21"/>
+          <w:szCs w:val="21"/>
+          <w:shd w:val="clear" w:color="auto" w:fill="FFFFFF"/>
+        </w:rPr>
+        <w:t xml:space="preserve"> </w:t>
+      </w:r>
+      <w:proofErr w:type="spellStart"/>
+      <w:r>
+        <w:rPr>
+          <w:rFonts w:cs="Arial"/>
+          <w:color w:val="000000"/>
+          <w:sz w:val="21"/>
+          <w:szCs w:val="21"/>
+          <w:shd w:val="clear" w:color="auto" w:fill="FFFFFF"/>
+        </w:rPr>
+        <w:t>been</w:t>
+      </w:r>
+      <w:proofErr w:type="spellEnd"/>
+      <w:r>
+        <w:rPr>
+          <w:rFonts w:cs="Arial"/>
+          <w:color w:val="000000"/>
+          <w:sz w:val="21"/>
+          <w:szCs w:val="21"/>
+          <w:shd w:val="clear" w:color="auto" w:fill="FFFFFF"/>
+        </w:rPr>
+        <w:t xml:space="preserve"> </w:t>
+      </w:r>
+      <w:proofErr w:type="spellStart"/>
+      <w:r>
+        <w:rPr>
+          <w:rFonts w:cs="Arial"/>
+          <w:color w:val="000000"/>
+          <w:sz w:val="21"/>
+          <w:szCs w:val="21"/>
+          <w:shd w:val="clear" w:color="auto" w:fill="FFFFFF"/>
+        </w:rPr>
+        <w:t>the</w:t>
+      </w:r>
+      <w:proofErr w:type="spellEnd"/>
+      <w:r>
+        <w:rPr>
+          <w:rFonts w:cs="Arial"/>
+          <w:color w:val="000000"/>
+          <w:sz w:val="21"/>
+          <w:szCs w:val="21"/>
+          <w:shd w:val="clear" w:color="auto" w:fill="FFFFFF"/>
+        </w:rPr>
+        <w:t xml:space="preserve"> </w:t>
+      </w:r>
+      <w:proofErr w:type="spellStart"/>
+      <w:r>
+        <w:rPr>
+          <w:rFonts w:cs="Arial"/>
+          <w:color w:val="000000"/>
+          <w:sz w:val="21"/>
+          <w:szCs w:val="21"/>
+          <w:shd w:val="clear" w:color="auto" w:fill="FFFFFF"/>
+        </w:rPr>
+        <w:t>industry's</w:t>
+      </w:r>
+      <w:proofErr w:type="spellEnd"/>
+      <w:r>
+        <w:rPr>
+          <w:rFonts w:cs="Arial"/>
+          <w:color w:val="000000"/>
+          <w:sz w:val="21"/>
+          <w:szCs w:val="21"/>
+          <w:shd w:val="clear" w:color="auto" w:fill="FFFFFF"/>
+        </w:rPr>
+        <w:t xml:space="preserve"> standard </w:t>
+      </w:r>
+      <w:proofErr w:type="spellStart"/>
+      <w:r>
+        <w:rPr>
+          <w:rFonts w:cs="Arial"/>
+          <w:color w:val="000000"/>
+          <w:sz w:val="21"/>
+          <w:szCs w:val="21"/>
+          <w:shd w:val="clear" w:color="auto" w:fill="FFFFFF"/>
+        </w:rPr>
+        <w:t>dummy</w:t>
+      </w:r>
+      <w:proofErr w:type="spellEnd"/>
+      <w:r>
+        <w:rPr>
+          <w:rFonts w:cs="Arial"/>
+          <w:color w:val="000000"/>
+          <w:sz w:val="21"/>
+          <w:szCs w:val="21"/>
+          <w:shd w:val="clear" w:color="auto" w:fill="FFFFFF"/>
+        </w:rPr>
+        <w:t xml:space="preserve"> </w:t>
+      </w:r>
+      <w:proofErr w:type="spellStart"/>
+      <w:r>
+        <w:rPr>
+          <w:rFonts w:cs="Arial"/>
+          <w:color w:val="000000"/>
+          <w:sz w:val="21"/>
+          <w:szCs w:val="21"/>
+          <w:shd w:val="clear" w:color="auto" w:fill="FFFFFF"/>
+        </w:rPr>
+        <w:t>text</w:t>
+      </w:r>
+      <w:proofErr w:type="spellEnd"/>
+      <w:r>
+        <w:rPr>
+          <w:rFonts w:cs="Arial"/>
+          <w:color w:val="000000"/>
+          <w:sz w:val="21"/>
+          <w:szCs w:val="21"/>
+          <w:shd w:val="clear" w:color="auto" w:fill="FFFFFF"/>
+        </w:rPr>
+        <w:t xml:space="preserve"> </w:t>
+      </w:r>
+      <w:proofErr w:type="spellStart"/>
+      <w:r>
+        <w:rPr>
+          <w:rFonts w:cs="Arial"/>
+          <w:color w:val="000000"/>
+          <w:sz w:val="21"/>
+          <w:szCs w:val="21"/>
+          <w:shd w:val="clear" w:color="auto" w:fill="FFFFFF"/>
+        </w:rPr>
+        <w:t>ever</w:t>
+      </w:r>
+      <w:proofErr w:type="spellEnd"/>
+      <w:r>
+        <w:rPr>
+          <w:rFonts w:cs="Arial"/>
+          <w:color w:val="000000"/>
+          <w:sz w:val="21"/>
+          <w:szCs w:val="21"/>
+          <w:shd w:val="clear" w:color="auto" w:fill="FFFFFF"/>
+        </w:rPr>
+        <w:t xml:space="preserve"> </w:t>
+      </w:r>
+      <w:proofErr w:type="spellStart"/>
+      <w:r>
+        <w:rPr>
+          <w:rFonts w:cs="Arial"/>
+          <w:color w:val="000000"/>
+          <w:sz w:val="21"/>
+          <w:szCs w:val="21"/>
+          <w:shd w:val="clear" w:color="auto" w:fill="FFFFFF"/>
+        </w:rPr>
+        <w:t>since</w:t>
+      </w:r>
+      <w:proofErr w:type="spellEnd"/>
+      <w:r>
+        <w:rPr>
+          <w:rFonts w:cs="Arial"/>
+          <w:color w:val="000000"/>
+          <w:sz w:val="21"/>
+          <w:szCs w:val="21"/>
+          <w:shd w:val="clear" w:color="auto" w:fill="FFFFFF"/>
+        </w:rPr>
+        <w:t xml:space="preserve"> </w:t>
+      </w:r>
+      <w:proofErr w:type="spellStart"/>
+      <w:r>
+        <w:rPr>
+          <w:rFonts w:cs="Arial"/>
+          <w:color w:val="000000"/>
+          <w:sz w:val="21"/>
+          <w:szCs w:val="21"/>
+          <w:shd w:val="clear" w:color="auto" w:fill="FFFFFF"/>
+        </w:rPr>
+        <w:t>the</w:t>
+      </w:r>
+      <w:proofErr w:type="spellEnd"/>
+      <w:r>
+        <w:rPr>
+          <w:rFonts w:cs="Arial"/>
+          <w:color w:val="000000"/>
+          <w:sz w:val="21"/>
+          <w:szCs w:val="21"/>
+          <w:shd w:val="clear" w:color="auto" w:fill="FFFFFF"/>
+        </w:rPr>
+        <w:t xml:space="preserve"> 1500s, </w:t>
+      </w:r>
+      <w:proofErr w:type="spellStart"/>
+      <w:r>
+        <w:rPr>
+          <w:rFonts w:cs="Arial"/>
+          <w:color w:val="000000"/>
+          <w:sz w:val="21"/>
+          <w:szCs w:val="21"/>
+          <w:shd w:val="clear" w:color="auto" w:fill="FFFFFF"/>
+        </w:rPr>
+        <w:t>when</w:t>
+      </w:r>
+      <w:proofErr w:type="spellEnd"/>
+      <w:r>
+        <w:rPr>
+          <w:rFonts w:cs="Arial"/>
+          <w:color w:val="000000"/>
+          <w:sz w:val="21"/>
+          <w:szCs w:val="21"/>
+          <w:shd w:val="clear" w:color="auto" w:fill="FFFFFF"/>
+        </w:rPr>
+        <w:t xml:space="preserve"> </w:t>
+      </w:r>
+      <w:proofErr w:type="spellStart"/>
+      <w:r>
+        <w:rPr>
+          <w:rFonts w:cs="Arial"/>
+          <w:color w:val="000000"/>
+          <w:sz w:val="21"/>
+          <w:szCs w:val="21"/>
+          <w:shd w:val="clear" w:color="auto" w:fill="FFFFFF"/>
+        </w:rPr>
+        <w:t>an</w:t>
+      </w:r>
+      <w:proofErr w:type="spellEnd"/>
+      <w:r>
+        <w:rPr>
+          <w:rFonts w:cs="Arial"/>
+          <w:color w:val="000000"/>
+          <w:sz w:val="21"/>
+          <w:szCs w:val="21"/>
+          <w:shd w:val="clear" w:color="auto" w:fill="FFFFFF"/>
+        </w:rPr>
+        <w:t xml:space="preserve"> </w:t>
+      </w:r>
+      <w:proofErr w:type="spellStart"/>
+      <w:r>
+        <w:rPr>
+          <w:rFonts w:cs="Arial"/>
+          <w:color w:val="000000"/>
+          <w:sz w:val="21"/>
+          <w:szCs w:val="21"/>
+          <w:shd w:val="clear" w:color="auto" w:fill="FFFFFF"/>
+        </w:rPr>
+        <w:t>unknown</w:t>
+      </w:r>
+      <w:proofErr w:type="spellEnd"/>
+      <w:r>
+        <w:rPr>
+          <w:rFonts w:cs="Arial"/>
+          <w:color w:val="000000"/>
+          <w:sz w:val="21"/>
+          <w:szCs w:val="21"/>
+          <w:shd w:val="clear" w:color="auto" w:fill="FFFFFF"/>
+        </w:rPr>
+        <w:t xml:space="preserve"> </w:t>
+      </w:r>
+      <w:proofErr w:type="spellStart"/>
+      <w:r>
+        <w:rPr>
+          <w:rFonts w:cs="Arial"/>
+          <w:color w:val="000000"/>
+          <w:sz w:val="21"/>
+          <w:szCs w:val="21"/>
+          <w:shd w:val="clear" w:color="auto" w:fill="FFFFFF"/>
+        </w:rPr>
+        <w:t>printer</w:t>
+      </w:r>
+      <w:proofErr w:type="spellEnd"/>
+      <w:r>
+        <w:rPr>
+          <w:rFonts w:cs="Arial"/>
+          <w:color w:val="000000"/>
+          <w:sz w:val="21"/>
+          <w:szCs w:val="21"/>
+          <w:shd w:val="clear" w:color="auto" w:fill="FFFFFF"/>
+        </w:rPr>
+        <w:t xml:space="preserve"> </w:t>
+      </w:r>
+      <w:proofErr w:type="spellStart"/>
+      <w:r>
+        <w:rPr>
+          <w:rFonts w:cs="Arial"/>
+          <w:color w:val="000000"/>
+          <w:sz w:val="21"/>
+          <w:szCs w:val="21"/>
+          <w:shd w:val="clear" w:color="auto" w:fill="FFFFFF"/>
+        </w:rPr>
+        <w:t>took</w:t>
+      </w:r>
+      <w:proofErr w:type="spellEnd"/>
+      <w:r>
+        <w:rPr>
+          <w:rFonts w:cs="Arial"/>
+          <w:color w:val="000000"/>
+          <w:sz w:val="21"/>
+          <w:szCs w:val="21"/>
+          <w:shd w:val="clear" w:color="auto" w:fill="FFFFFF"/>
+        </w:rPr>
+        <w:t xml:space="preserve"> a </w:t>
+      </w:r>
+      <w:proofErr w:type="spellStart"/>
+      <w:r>
+        <w:rPr>
+          <w:rFonts w:cs="Arial"/>
+          <w:color w:val="000000"/>
+          <w:sz w:val="21"/>
+          <w:szCs w:val="21"/>
+          <w:shd w:val="clear" w:color="auto" w:fill="FFFFFF"/>
+        </w:rPr>
+        <w:t>galley</w:t>
+      </w:r>
+      <w:proofErr w:type="spellEnd"/>
+      <w:r>
+        <w:rPr>
+          <w:rFonts w:cs="Arial"/>
+          <w:color w:val="000000"/>
+          <w:sz w:val="21"/>
+          <w:szCs w:val="21"/>
+          <w:shd w:val="clear" w:color="auto" w:fill="FFFFFF"/>
+        </w:rPr>
+        <w:t xml:space="preserve"> </w:t>
+      </w:r>
+      <w:proofErr w:type="spellStart"/>
+      <w:r>
+        <w:rPr>
+          <w:rFonts w:cs="Arial"/>
+          <w:color w:val="000000"/>
+          <w:sz w:val="21"/>
+          <w:szCs w:val="21"/>
+          <w:shd w:val="clear" w:color="auto" w:fill="FFFFFF"/>
+        </w:rPr>
+        <w:t>of</w:t>
+      </w:r>
+      <w:proofErr w:type="spellEnd"/>
+      <w:r>
+        <w:rPr>
+          <w:rFonts w:cs="Arial"/>
+          <w:color w:val="000000"/>
+          <w:sz w:val="21"/>
+          <w:szCs w:val="21"/>
+          <w:shd w:val="clear" w:color="auto" w:fill="FFFFFF"/>
+        </w:rPr>
+        <w:t xml:space="preserve"> </w:t>
+      </w:r>
+      <w:proofErr w:type="spellStart"/>
+      <w:r>
+        <w:rPr>
+          <w:rFonts w:cs="Arial"/>
+          <w:color w:val="000000"/>
+          <w:sz w:val="21"/>
+          <w:szCs w:val="21"/>
+          <w:shd w:val="clear" w:color="auto" w:fill="FFFFFF"/>
+        </w:rPr>
+        <w:t>type</w:t>
+      </w:r>
+      <w:proofErr w:type="spellEnd"/>
+      <w:r>
+        <w:rPr>
+          <w:rFonts w:cs="Arial"/>
+          <w:color w:val="000000"/>
+          <w:sz w:val="21"/>
+          <w:szCs w:val="21"/>
+          <w:shd w:val="clear" w:color="auto" w:fill="FFFFFF"/>
+        </w:rPr>
+        <w:t xml:space="preserve"> </w:t>
+      </w:r>
+      <w:proofErr w:type="spellStart"/>
+      <w:r>
+        <w:rPr>
+          <w:rFonts w:cs="Arial"/>
+          <w:color w:val="000000"/>
+          <w:sz w:val="21"/>
+          <w:szCs w:val="21"/>
+          <w:shd w:val="clear" w:color="auto" w:fill="FFFFFF"/>
+        </w:rPr>
+        <w:t>and</w:t>
+      </w:r>
+      <w:proofErr w:type="spellEnd"/>
+      <w:r>
+        <w:rPr>
+          <w:rFonts w:cs="Arial"/>
+          <w:color w:val="000000"/>
+          <w:sz w:val="21"/>
+          <w:szCs w:val="21"/>
+          <w:shd w:val="clear" w:color="auto" w:fill="FFFFFF"/>
+        </w:rPr>
+        <w:t xml:space="preserve"> </w:t>
+      </w:r>
+      <w:proofErr w:type="spellStart"/>
+      <w:r>
+        <w:rPr>
+          <w:rFonts w:cs="Arial"/>
+          <w:color w:val="000000"/>
+          <w:sz w:val="21"/>
+          <w:szCs w:val="21"/>
+          <w:shd w:val="clear" w:color="auto" w:fill="FFFFFF"/>
+        </w:rPr>
+        <w:t>scrambled</w:t>
+      </w:r>
+      <w:proofErr w:type="spellEnd"/>
+      <w:r>
+        <w:rPr>
+          <w:rFonts w:cs="Arial"/>
+          <w:color w:val="000000"/>
+          <w:sz w:val="21"/>
+          <w:szCs w:val="21"/>
+          <w:shd w:val="clear" w:color="auto" w:fill="FFFFFF"/>
+        </w:rPr>
+        <w:t xml:space="preserve"> it </w:t>
+      </w:r>
+      <w:proofErr w:type="spellStart"/>
+      <w:r>
+        <w:rPr>
+          <w:rFonts w:cs="Arial"/>
+          <w:color w:val="000000"/>
+          <w:sz w:val="21"/>
+          <w:szCs w:val="21"/>
+          <w:shd w:val="clear" w:color="auto" w:fill="FFFFFF"/>
+        </w:rPr>
+        <w:t>to</w:t>
+      </w:r>
+      <w:proofErr w:type="spellEnd"/>
+      <w:r>
+        <w:rPr>
+          <w:rFonts w:cs="Arial"/>
+          <w:color w:val="000000"/>
+          <w:sz w:val="21"/>
+          <w:szCs w:val="21"/>
+          <w:shd w:val="clear" w:color="auto" w:fill="FFFFFF"/>
+        </w:rPr>
+        <w:t xml:space="preserve"> </w:t>
+      </w:r>
+      <w:proofErr w:type="spellStart"/>
+      <w:r>
+        <w:rPr>
+          <w:rFonts w:cs="Arial"/>
+          <w:color w:val="000000"/>
+          <w:sz w:val="21"/>
+          <w:szCs w:val="21"/>
+          <w:shd w:val="clear" w:color="auto" w:fill="FFFFFF"/>
+        </w:rPr>
+        <w:t>make</w:t>
+      </w:r>
+      <w:proofErr w:type="spellEnd"/>
+      <w:r>
+        <w:rPr>
+          <w:rFonts w:cs="Arial"/>
+          <w:color w:val="000000"/>
+          <w:sz w:val="21"/>
+          <w:szCs w:val="21"/>
+          <w:shd w:val="clear" w:color="auto" w:fill="FFFFFF"/>
+        </w:rPr>
+        <w:t xml:space="preserve"> a </w:t>
+      </w:r>
+      <w:proofErr w:type="spellStart"/>
+      <w:r>
+        <w:rPr>
+          <w:rFonts w:cs="Arial"/>
+          <w:color w:val="000000"/>
+          <w:sz w:val="21"/>
+          <w:szCs w:val="21"/>
+          <w:shd w:val="clear" w:color="auto" w:fill="FFFFFF"/>
+        </w:rPr>
+        <w:t>type</w:t>
+      </w:r>
+      <w:proofErr w:type="spellEnd"/>
+      <w:r>
+        <w:rPr>
+          <w:rFonts w:cs="Arial"/>
+          <w:color w:val="000000"/>
+          <w:sz w:val="21"/>
+          <w:szCs w:val="21"/>
+          <w:shd w:val="clear" w:color="auto" w:fill="FFFFFF"/>
+        </w:rPr>
+        <w:t xml:space="preserve"> </w:t>
+      </w:r>
+      <w:proofErr w:type="spellStart"/>
+      <w:r>
+        <w:rPr>
+          <w:rFonts w:cs="Arial"/>
+          <w:color w:val="000000"/>
+          <w:sz w:val="21"/>
+          <w:szCs w:val="21"/>
+          <w:shd w:val="clear" w:color="auto" w:fill="FFFFFF"/>
+        </w:rPr>
+        <w:t>specimen</w:t>
+      </w:r>
+      <w:proofErr w:type="spellEnd"/>
+      <w:r>
+        <w:rPr>
+          <w:rFonts w:cs="Arial"/>
+          <w:color w:val="000000"/>
+          <w:sz w:val="21"/>
+          <w:szCs w:val="21"/>
+          <w:shd w:val="clear" w:color="auto" w:fill="FFFFFF"/>
+        </w:rPr>
+        <w:t xml:space="preserve"> book. It </w:t>
+      </w:r>
+      <w:proofErr w:type="spellStart"/>
+      <w:r>
+        <w:rPr>
+          <w:rFonts w:cs="Arial"/>
+          <w:color w:val="000000"/>
+          <w:sz w:val="21"/>
+          <w:szCs w:val="21"/>
+          <w:shd w:val="clear" w:color="auto" w:fill="FFFFFF"/>
+        </w:rPr>
+        <w:t>has</w:t>
+      </w:r>
+      <w:proofErr w:type="spellEnd"/>
+      <w:r>
+        <w:rPr>
+          <w:rFonts w:cs="Arial"/>
+          <w:color w:val="000000"/>
+          <w:sz w:val="21"/>
+          <w:szCs w:val="21"/>
+          <w:shd w:val="clear" w:color="auto" w:fill="FFFFFF"/>
+        </w:rPr>
+        <w:t xml:space="preserve"> </w:t>
+      </w:r>
+      <w:proofErr w:type="spellStart"/>
+      <w:r>
+        <w:rPr>
+          <w:rFonts w:cs="Arial"/>
+          <w:color w:val="000000"/>
+          <w:sz w:val="21"/>
+          <w:szCs w:val="21"/>
+          <w:shd w:val="clear" w:color="auto" w:fill="FFFFFF"/>
+        </w:rPr>
+        <w:t>survived</w:t>
+      </w:r>
+      <w:proofErr w:type="spellEnd"/>
+      <w:r>
+        <w:rPr>
+          <w:rFonts w:cs="Arial"/>
+          <w:color w:val="000000"/>
+          <w:sz w:val="21"/>
+          <w:szCs w:val="21"/>
+          <w:shd w:val="clear" w:color="auto" w:fill="FFFFFF"/>
+        </w:rPr>
+        <w:t xml:space="preserve"> </w:t>
+      </w:r>
+      <w:proofErr w:type="spellStart"/>
+      <w:r>
+        <w:rPr>
+          <w:rFonts w:cs="Arial"/>
+          <w:color w:val="000000"/>
+          <w:sz w:val="21"/>
+          <w:szCs w:val="21"/>
+          <w:shd w:val="clear" w:color="auto" w:fill="FFFFFF"/>
+        </w:rPr>
+        <w:t>not</w:t>
+      </w:r>
+      <w:proofErr w:type="spellEnd"/>
+      <w:r>
+        <w:rPr>
+          <w:rFonts w:cs="Arial"/>
+          <w:color w:val="000000"/>
+          <w:sz w:val="21"/>
+          <w:szCs w:val="21"/>
+          <w:shd w:val="clear" w:color="auto" w:fill="FFFFFF"/>
+        </w:rPr>
+        <w:t xml:space="preserve"> </w:t>
+      </w:r>
+      <w:proofErr w:type="spellStart"/>
+      <w:r>
+        <w:rPr>
+          <w:rFonts w:cs="Arial"/>
+          <w:color w:val="000000"/>
+          <w:sz w:val="21"/>
+          <w:szCs w:val="21"/>
+          <w:shd w:val="clear" w:color="auto" w:fill="FFFFFF"/>
+        </w:rPr>
+        <w:t>only</w:t>
+      </w:r>
+      <w:proofErr w:type="spellEnd"/>
+      <w:r>
+        <w:rPr>
+          <w:rFonts w:cs="Arial"/>
+          <w:color w:val="000000"/>
+          <w:sz w:val="21"/>
+          <w:szCs w:val="21"/>
+          <w:shd w:val="clear" w:color="auto" w:fill="FFFFFF"/>
+        </w:rPr>
+        <w:t xml:space="preserve"> </w:t>
+      </w:r>
+      <w:proofErr w:type="spellStart"/>
+      <w:r>
+        <w:rPr>
+          <w:rFonts w:cs="Arial"/>
+          <w:color w:val="000000"/>
+          <w:sz w:val="21"/>
+          <w:szCs w:val="21"/>
+          <w:shd w:val="clear" w:color="auto" w:fill="FFFFFF"/>
+        </w:rPr>
+        <w:t>five</w:t>
+      </w:r>
+      <w:proofErr w:type="spellEnd"/>
+      <w:r>
+        <w:rPr>
+          <w:rFonts w:cs="Arial"/>
+          <w:color w:val="000000"/>
+          <w:sz w:val="21"/>
+          <w:szCs w:val="21"/>
+          <w:shd w:val="clear" w:color="auto" w:fill="FFFFFF"/>
+        </w:rPr>
+        <w:t xml:space="preserve"> </w:t>
+      </w:r>
+      <w:proofErr w:type="spellStart"/>
+      <w:r>
+        <w:rPr>
+          <w:rFonts w:cs="Arial"/>
+          <w:color w:val="000000"/>
+          <w:sz w:val="21"/>
+          <w:szCs w:val="21"/>
+          <w:shd w:val="clear" w:color="auto" w:fill="FFFFFF"/>
+        </w:rPr>
+        <w:t>centuries</w:t>
+      </w:r>
+      <w:proofErr w:type="spellEnd"/>
+      <w:r>
+        <w:rPr>
+          <w:rFonts w:cs="Arial"/>
+          <w:color w:val="000000"/>
+          <w:sz w:val="21"/>
+          <w:szCs w:val="21"/>
+          <w:shd w:val="clear" w:color="auto" w:fill="FFFFFF"/>
+        </w:rPr>
+        <w:t xml:space="preserve">, </w:t>
+      </w:r>
+      <w:proofErr w:type="spellStart"/>
+      <w:r>
+        <w:rPr>
+          <w:rFonts w:cs="Arial"/>
+          <w:color w:val="000000"/>
+          <w:sz w:val="21"/>
+          <w:szCs w:val="21"/>
+          <w:shd w:val="clear" w:color="auto" w:fill="FFFFFF"/>
+        </w:rPr>
+        <w:t>but</w:t>
+      </w:r>
+      <w:proofErr w:type="spellEnd"/>
+      <w:r>
+        <w:rPr>
+          <w:rFonts w:cs="Arial"/>
+          <w:color w:val="000000"/>
+          <w:sz w:val="21"/>
+          <w:szCs w:val="21"/>
+          <w:shd w:val="clear" w:color="auto" w:fill="FFFFFF"/>
+        </w:rPr>
+        <w:t xml:space="preserve"> </w:t>
+      </w:r>
+      <w:proofErr w:type="spellStart"/>
+      <w:r>
+        <w:rPr>
+          <w:rFonts w:cs="Arial"/>
+          <w:color w:val="000000"/>
+          <w:sz w:val="21"/>
+          <w:szCs w:val="21"/>
+          <w:shd w:val="clear" w:color="auto" w:fill="FFFFFF"/>
+        </w:rPr>
+        <w:t>also</w:t>
+      </w:r>
+      <w:proofErr w:type="spellEnd"/>
+      <w:r>
+        <w:rPr>
+          <w:rFonts w:cs="Arial"/>
+          <w:color w:val="000000"/>
+          <w:sz w:val="21"/>
+          <w:szCs w:val="21"/>
+          <w:shd w:val="clear" w:color="auto" w:fill="FFFFFF"/>
+        </w:rPr>
+        <w:t xml:space="preserve"> </w:t>
+      </w:r>
+      <w:proofErr w:type="spellStart"/>
+      <w:r>
+        <w:rPr>
+          <w:rFonts w:cs="Arial"/>
+          <w:color w:val="000000"/>
+          <w:sz w:val="21"/>
+          <w:szCs w:val="21"/>
+          <w:shd w:val="clear" w:color="auto" w:fill="FFFFFF"/>
+        </w:rPr>
+        <w:t>the</w:t>
+      </w:r>
+      <w:proofErr w:type="spellEnd"/>
+      <w:r>
+        <w:rPr>
+          <w:rFonts w:cs="Arial"/>
+          <w:color w:val="000000"/>
+          <w:sz w:val="21"/>
+          <w:szCs w:val="21"/>
+          <w:shd w:val="clear" w:color="auto" w:fill="FFFFFF"/>
+        </w:rPr>
+        <w:t xml:space="preserve"> </w:t>
+      </w:r>
+      <w:proofErr w:type="spellStart"/>
+      <w:r>
+        <w:rPr>
+          <w:rFonts w:cs="Arial"/>
+          <w:color w:val="000000"/>
+          <w:sz w:val="21"/>
+          <w:szCs w:val="21"/>
+          <w:shd w:val="clear" w:color="auto" w:fill="FFFFFF"/>
+        </w:rPr>
+        <w:t>leap</w:t>
+      </w:r>
+      <w:proofErr w:type="spellEnd"/>
+      <w:r>
+        <w:rPr>
+          <w:rFonts w:cs="Arial"/>
+          <w:color w:val="000000"/>
+          <w:sz w:val="21"/>
+          <w:szCs w:val="21"/>
+          <w:shd w:val="clear" w:color="auto" w:fill="FFFFFF"/>
+        </w:rPr>
+        <w:t xml:space="preserve"> </w:t>
+      </w:r>
+      <w:proofErr w:type="spellStart"/>
+      <w:r>
+        <w:rPr>
+          <w:rFonts w:cs="Arial"/>
+          <w:color w:val="000000"/>
+          <w:sz w:val="21"/>
+          <w:szCs w:val="21"/>
+          <w:shd w:val="clear" w:color="auto" w:fill="FFFFFF"/>
+        </w:rPr>
+        <w:t>into</w:t>
+      </w:r>
+      <w:proofErr w:type="spellEnd"/>
+      <w:r>
+        <w:rPr>
+          <w:rFonts w:cs="Arial"/>
+          <w:color w:val="000000"/>
+          <w:sz w:val="21"/>
+          <w:szCs w:val="21"/>
+          <w:shd w:val="clear" w:color="auto" w:fill="FFFFFF"/>
+        </w:rPr>
+        <w:t xml:space="preserve"> </w:t>
+      </w:r>
+      <w:proofErr w:type="spellStart"/>
+      <w:r>
+        <w:rPr>
+          <w:rFonts w:cs="Arial"/>
+          <w:color w:val="000000"/>
+          <w:sz w:val="21"/>
+          <w:szCs w:val="21"/>
+          <w:shd w:val="clear" w:color="auto" w:fill="FFFFFF"/>
+        </w:rPr>
+        <w:t>electronic</w:t>
+      </w:r>
+      <w:proofErr w:type="spellEnd"/>
+      <w:r>
+        <w:rPr>
+          <w:rFonts w:cs="Arial"/>
+          <w:color w:val="000000"/>
+          <w:sz w:val="21"/>
+          <w:szCs w:val="21"/>
+          <w:shd w:val="clear" w:color="auto" w:fill="FFFFFF"/>
+        </w:rPr>
+        <w:t xml:space="preserve"> </w:t>
+      </w:r>
+      <w:proofErr w:type="spellStart"/>
+      <w:r>
+        <w:rPr>
+          <w:rFonts w:cs="Arial"/>
+          <w:color w:val="000000"/>
+          <w:sz w:val="21"/>
+          <w:szCs w:val="21"/>
+          <w:shd w:val="clear" w:color="auto" w:fill="FFFFFF"/>
+        </w:rPr>
+        <w:t>typesetting</w:t>
+      </w:r>
+      <w:proofErr w:type="spellEnd"/>
+      <w:r>
+        <w:rPr>
+          <w:rFonts w:cs="Arial"/>
+          <w:color w:val="000000"/>
+          <w:sz w:val="21"/>
+          <w:szCs w:val="21"/>
+          <w:shd w:val="clear" w:color="auto" w:fill="FFFFFF"/>
+        </w:rPr>
+        <w:t xml:space="preserve">, </w:t>
+      </w:r>
+      <w:proofErr w:type="spellStart"/>
+      <w:r>
+        <w:rPr>
+          <w:rFonts w:cs="Arial"/>
+          <w:color w:val="000000"/>
+          <w:sz w:val="21"/>
+          <w:szCs w:val="21"/>
+          <w:shd w:val="clear" w:color="auto" w:fill="FFFFFF"/>
+        </w:rPr>
+        <w:t>remaining</w:t>
+      </w:r>
+      <w:proofErr w:type="spellEnd"/>
+      <w:r>
+        <w:rPr>
+          <w:rFonts w:cs="Arial"/>
+          <w:color w:val="000000"/>
+          <w:sz w:val="21"/>
+          <w:szCs w:val="21"/>
+          <w:shd w:val="clear" w:color="auto" w:fill="FFFFFF"/>
+        </w:rPr>
+        <w:t xml:space="preserve"> </w:t>
+      </w:r>
+      <w:proofErr w:type="spellStart"/>
+      <w:r>
+        <w:rPr>
+          <w:rFonts w:cs="Arial"/>
+          <w:color w:val="000000"/>
+          <w:sz w:val="21"/>
+          <w:szCs w:val="21"/>
+          <w:shd w:val="clear" w:color="auto" w:fill="FFFFFF"/>
+        </w:rPr>
+        <w:t>essentially</w:t>
+      </w:r>
+      <w:proofErr w:type="spellEnd"/>
+      <w:r>
+        <w:rPr>
+          <w:rFonts w:cs="Arial"/>
+          <w:color w:val="000000"/>
+          <w:sz w:val="21"/>
+          <w:szCs w:val="21"/>
+          <w:shd w:val="clear" w:color="auto" w:fill="FFFFFF"/>
+        </w:rPr>
+        <w:t xml:space="preserve"> </w:t>
+      </w:r>
+      <w:proofErr w:type="spellStart"/>
+      <w:r>
+        <w:rPr>
+          <w:rFonts w:cs="Arial"/>
+          <w:color w:val="000000"/>
+          <w:sz w:val="21"/>
+          <w:szCs w:val="21"/>
+          <w:shd w:val="clear" w:color="auto" w:fill="FFFFFF"/>
+        </w:rPr>
+        <w:t>unchanged</w:t>
+      </w:r>
+      <w:proofErr w:type="spellEnd"/>
+      <w:r>
+        <w:rPr>
+          <w:rFonts w:cs="Arial"/>
+          <w:color w:val="000000"/>
+          <w:sz w:val="21"/>
+          <w:szCs w:val="21"/>
+          <w:shd w:val="clear" w:color="auto" w:fill="FFFFFF"/>
+        </w:rPr>
+        <w:t xml:space="preserve">. It </w:t>
+      </w:r>
+      <w:proofErr w:type="spellStart"/>
+      <w:r>
+        <w:rPr>
+          <w:rFonts w:cs="Arial"/>
+          <w:color w:val="000000"/>
+          <w:sz w:val="21"/>
+          <w:szCs w:val="21"/>
+          <w:shd w:val="clear" w:color="auto" w:fill="FFFFFF"/>
+        </w:rPr>
+        <w:t>was</w:t>
+      </w:r>
+      <w:proofErr w:type="spellEnd"/>
+      <w:r>
+        <w:rPr>
+          <w:rFonts w:cs="Arial"/>
+          <w:color w:val="000000"/>
+          <w:sz w:val="21"/>
+          <w:szCs w:val="21"/>
+          <w:shd w:val="clear" w:color="auto" w:fill="FFFFFF"/>
+        </w:rPr>
+        <w:t xml:space="preserve"> </w:t>
+      </w:r>
+      <w:proofErr w:type="spellStart"/>
+      <w:r>
+        <w:rPr>
+          <w:rFonts w:cs="Arial"/>
+          <w:color w:val="000000"/>
+          <w:sz w:val="21"/>
+          <w:szCs w:val="21"/>
+          <w:shd w:val="clear" w:color="auto" w:fill="FFFFFF"/>
+        </w:rPr>
+        <w:t>popularised</w:t>
+      </w:r>
+      <w:proofErr w:type="spellEnd"/>
+      <w:r>
+        <w:rPr>
+          <w:rFonts w:cs="Arial"/>
+          <w:color w:val="000000"/>
+          <w:sz w:val="21"/>
+          <w:szCs w:val="21"/>
+          <w:shd w:val="clear" w:color="auto" w:fill="FFFFFF"/>
+        </w:rPr>
+        <w:t xml:space="preserve"> in </w:t>
+      </w:r>
+      <w:proofErr w:type="spellStart"/>
+      <w:r>
+        <w:rPr>
+          <w:rFonts w:cs="Arial"/>
+          <w:color w:val="000000"/>
+          <w:sz w:val="21"/>
+          <w:szCs w:val="21"/>
+          <w:shd w:val="clear" w:color="auto" w:fill="FFFFFF"/>
+        </w:rPr>
+        <w:t>the</w:t>
+      </w:r>
+      <w:proofErr w:type="spellEnd"/>
+      <w:r>
+        <w:rPr>
+          <w:rFonts w:cs="Arial"/>
+          <w:color w:val="000000"/>
+          <w:sz w:val="21"/>
+          <w:szCs w:val="21"/>
+          <w:shd w:val="clear" w:color="auto" w:fill="FFFFFF"/>
+        </w:rPr>
+        <w:t xml:space="preserve"> 1960s </w:t>
+      </w:r>
+      <w:proofErr w:type="spellStart"/>
+      <w:r>
+        <w:rPr>
+          <w:rFonts w:cs="Arial"/>
+          <w:color w:val="000000"/>
+          <w:sz w:val="21"/>
+          <w:szCs w:val="21"/>
+          <w:shd w:val="clear" w:color="auto" w:fill="FFFFFF"/>
+        </w:rPr>
+        <w:t>with</w:t>
+      </w:r>
+      <w:proofErr w:type="spellEnd"/>
+      <w:r>
+        <w:rPr>
+          <w:rFonts w:cs="Arial"/>
+          <w:color w:val="000000"/>
+          <w:sz w:val="21"/>
+          <w:szCs w:val="21"/>
+          <w:shd w:val="clear" w:color="auto" w:fill="FFFFFF"/>
+        </w:rPr>
+        <w:t xml:space="preserve"> </w:t>
+      </w:r>
+      <w:proofErr w:type="spellStart"/>
+      <w:r>
+        <w:rPr>
+          <w:rFonts w:cs="Arial"/>
+          <w:color w:val="000000"/>
+          <w:sz w:val="21"/>
+          <w:szCs w:val="21"/>
+          <w:shd w:val="clear" w:color="auto" w:fill="FFFFFF"/>
+        </w:rPr>
+        <w:t>the</w:t>
+      </w:r>
+      <w:proofErr w:type="spellEnd"/>
+      <w:r>
+        <w:rPr>
+          <w:rFonts w:cs="Arial"/>
+          <w:color w:val="000000"/>
+          <w:sz w:val="21"/>
+          <w:szCs w:val="21"/>
+          <w:shd w:val="clear" w:color="auto" w:fill="FFFFFF"/>
+        </w:rPr>
+        <w:t xml:space="preserve"> release </w:t>
+      </w:r>
+      <w:proofErr w:type="spellStart"/>
+      <w:r>
+        <w:rPr>
+          <w:rFonts w:cs="Arial"/>
+          <w:color w:val="000000"/>
+          <w:sz w:val="21"/>
+          <w:szCs w:val="21"/>
+          <w:shd w:val="clear" w:color="auto" w:fill="FFFFFF"/>
+        </w:rPr>
+        <w:t>of</w:t>
+      </w:r>
+      <w:proofErr w:type="spellEnd"/>
+      <w:r>
+        <w:rPr>
+          <w:rFonts w:cs="Arial"/>
+          <w:color w:val="000000"/>
+          <w:sz w:val="21"/>
+          <w:szCs w:val="21"/>
+          <w:shd w:val="clear" w:color="auto" w:fill="FFFFFF"/>
+        </w:rPr>
+        <w:t xml:space="preserve"> </w:t>
+      </w:r>
+      <w:proofErr w:type="spellStart"/>
+      <w:r>
+        <w:rPr>
+          <w:rFonts w:cs="Arial"/>
+          <w:color w:val="000000"/>
+          <w:sz w:val="21"/>
+          <w:szCs w:val="21"/>
+          <w:shd w:val="clear" w:color="auto" w:fill="FFFFFF"/>
+        </w:rPr>
+        <w:t>Letraset</w:t>
+      </w:r>
+      <w:proofErr w:type="spellEnd"/>
+      <w:r>
+        <w:rPr>
+          <w:rFonts w:cs="Arial"/>
+          <w:color w:val="000000"/>
+          <w:sz w:val="21"/>
+          <w:szCs w:val="21"/>
+          <w:shd w:val="clear" w:color="auto" w:fill="FFFFFF"/>
+        </w:rPr>
+        <w:t xml:space="preserve"> </w:t>
+      </w:r>
+      <w:proofErr w:type="spellStart"/>
+      <w:r>
+        <w:rPr>
+          <w:rFonts w:cs="Arial"/>
+          <w:color w:val="000000"/>
+          <w:sz w:val="21"/>
+          <w:szCs w:val="21"/>
+          <w:shd w:val="clear" w:color="auto" w:fill="FFFFFF"/>
+        </w:rPr>
+        <w:t>sheets</w:t>
+      </w:r>
+      <w:proofErr w:type="spellEnd"/>
+      <w:r>
+        <w:rPr>
+          <w:rFonts w:cs="Arial"/>
+          <w:color w:val="000000"/>
+          <w:sz w:val="21"/>
+          <w:szCs w:val="21"/>
+          <w:shd w:val="clear" w:color="auto" w:fill="FFFFFF"/>
+        </w:rPr>
+        <w:t xml:space="preserve"> </w:t>
+      </w:r>
+      <w:proofErr w:type="spellStart"/>
+      <w:r>
+        <w:rPr>
+          <w:rFonts w:cs="Arial"/>
+          <w:color w:val="000000"/>
+          <w:sz w:val="21"/>
+          <w:szCs w:val="21"/>
+          <w:shd w:val="clear" w:color="auto" w:fill="FFFFFF"/>
+        </w:rPr>
+        <w:t>containing</w:t>
+      </w:r>
+      <w:proofErr w:type="spellEnd"/>
+      <w:r>
+        <w:rPr>
+          <w:rFonts w:cs="Arial"/>
+          <w:color w:val="000000"/>
+          <w:sz w:val="21"/>
+          <w:szCs w:val="21"/>
+          <w:shd w:val="clear" w:color="auto" w:fill="FFFFFF"/>
+        </w:rPr>
+        <w:t xml:space="preserve"> </w:t>
+      </w:r>
+      <w:proofErr w:type="spellStart"/>
+      <w:r>
+        <w:rPr>
+          <w:rFonts w:cs="Arial"/>
+          <w:color w:val="000000"/>
+          <w:sz w:val="21"/>
+          <w:szCs w:val="21"/>
+          <w:shd w:val="clear" w:color="auto" w:fill="FFFFFF"/>
+        </w:rPr>
+        <w:t>Lorem</w:t>
+      </w:r>
+      <w:proofErr w:type="spellEnd"/>
+      <w:r>
+        <w:rPr>
+          <w:rFonts w:cs="Arial"/>
+          <w:color w:val="000000"/>
+          <w:sz w:val="21"/>
+          <w:szCs w:val="21"/>
+          <w:shd w:val="clear" w:color="auto" w:fill="FFFFFF"/>
+        </w:rPr>
+        <w:t xml:space="preserve"> Ipsum </w:t>
+      </w:r>
+      <w:proofErr w:type="spellStart"/>
+      <w:r>
+        <w:rPr>
+          <w:rFonts w:cs="Arial"/>
+          <w:color w:val="000000"/>
+          <w:sz w:val="21"/>
+          <w:szCs w:val="21"/>
+          <w:shd w:val="clear" w:color="auto" w:fill="FFFFFF"/>
+        </w:rPr>
+        <w:t>passages</w:t>
+      </w:r>
+      <w:proofErr w:type="spellEnd"/>
+      <w:r>
+        <w:rPr>
+          <w:rFonts w:cs="Arial"/>
+          <w:color w:val="000000"/>
+          <w:sz w:val="21"/>
+          <w:szCs w:val="21"/>
+          <w:shd w:val="clear" w:color="auto" w:fill="FFFFFF"/>
+        </w:rPr>
+        <w:t xml:space="preserve">, </w:t>
+      </w:r>
+      <w:proofErr w:type="spellStart"/>
+      <w:r>
+        <w:rPr>
+          <w:rFonts w:cs="Arial"/>
+          <w:color w:val="000000"/>
+          <w:sz w:val="21"/>
+          <w:szCs w:val="21"/>
+          <w:shd w:val="clear" w:color="auto" w:fill="FFFFFF"/>
+        </w:rPr>
+        <w:t>and</w:t>
+      </w:r>
+      <w:proofErr w:type="spellEnd"/>
+      <w:r>
+        <w:rPr>
+          <w:rFonts w:cs="Arial"/>
+          <w:color w:val="000000"/>
+          <w:sz w:val="21"/>
+          <w:szCs w:val="21"/>
+          <w:shd w:val="clear" w:color="auto" w:fill="FFFFFF"/>
+        </w:rPr>
+        <w:t xml:space="preserve"> more </w:t>
+      </w:r>
+      <w:proofErr w:type="spellStart"/>
+      <w:r>
+        <w:rPr>
+          <w:rFonts w:cs="Arial"/>
+          <w:color w:val="000000"/>
+          <w:sz w:val="21"/>
+          <w:szCs w:val="21"/>
+          <w:shd w:val="clear" w:color="auto" w:fill="FFFFFF"/>
+        </w:rPr>
+        <w:t>recently</w:t>
+      </w:r>
+      <w:proofErr w:type="spellEnd"/>
+      <w:r>
+        <w:rPr>
+          <w:rFonts w:cs="Arial"/>
+          <w:color w:val="000000"/>
+          <w:sz w:val="21"/>
+          <w:szCs w:val="21"/>
+          <w:shd w:val="clear" w:color="auto" w:fill="FFFFFF"/>
+        </w:rPr>
+        <w:t xml:space="preserve"> </w:t>
+      </w:r>
+      <w:proofErr w:type="spellStart"/>
+      <w:r>
+        <w:rPr>
+          <w:rFonts w:cs="Arial"/>
+          <w:color w:val="000000"/>
+          <w:sz w:val="21"/>
+          <w:szCs w:val="21"/>
+          <w:shd w:val="clear" w:color="auto" w:fill="FFFFFF"/>
+        </w:rPr>
+        <w:t>with</w:t>
+      </w:r>
+      <w:proofErr w:type="spellEnd"/>
+      <w:r>
+        <w:rPr>
+          <w:rFonts w:cs="Arial"/>
+          <w:color w:val="000000"/>
+          <w:sz w:val="21"/>
+          <w:szCs w:val="21"/>
+          <w:shd w:val="clear" w:color="auto" w:fill="FFFFFF"/>
+        </w:rPr>
+        <w:t xml:space="preserve"> desktop </w:t>
+      </w:r>
+      <w:proofErr w:type="spellStart"/>
+      <w:r>
+        <w:rPr>
+          <w:rFonts w:cs="Arial"/>
+          <w:color w:val="000000"/>
+          <w:sz w:val="21"/>
+          <w:szCs w:val="21"/>
+          <w:shd w:val="clear" w:color="auto" w:fill="FFFFFF"/>
+        </w:rPr>
+        <w:t>publishing</w:t>
+      </w:r>
+      <w:proofErr w:type="spellEnd"/>
+      <w:r>
+        <w:rPr>
+          <w:rFonts w:cs="Arial"/>
+          <w:color w:val="000000"/>
+          <w:sz w:val="21"/>
+          <w:szCs w:val="21"/>
+          <w:shd w:val="clear" w:color="auto" w:fill="FFFFFF"/>
+        </w:rPr>
+        <w:t xml:space="preserve"> software </w:t>
+      </w:r>
+      <w:proofErr w:type="spellStart"/>
+      <w:r>
+        <w:rPr>
+          <w:rFonts w:cs="Arial"/>
+          <w:color w:val="000000"/>
+          <w:sz w:val="21"/>
+          <w:szCs w:val="21"/>
+          <w:shd w:val="clear" w:color="auto" w:fill="FFFFFF"/>
+        </w:rPr>
+        <w:t>like</w:t>
+      </w:r>
+      <w:proofErr w:type="spellEnd"/>
+      <w:r>
+        <w:rPr>
+          <w:rFonts w:cs="Arial"/>
+          <w:color w:val="000000"/>
+          <w:sz w:val="21"/>
+          <w:szCs w:val="21"/>
+          <w:shd w:val="clear" w:color="auto" w:fill="FFFFFF"/>
+        </w:rPr>
+        <w:t xml:space="preserve"> </w:t>
+      </w:r>
+      <w:proofErr w:type="spellStart"/>
+      <w:r>
+        <w:rPr>
+          <w:rFonts w:cs="Arial"/>
+          <w:color w:val="000000"/>
+          <w:sz w:val="21"/>
+          <w:szCs w:val="21"/>
+          <w:shd w:val="clear" w:color="auto" w:fill="FFFFFF"/>
+        </w:rPr>
+        <w:t>Aldus</w:t>
+      </w:r>
+      <w:proofErr w:type="spellEnd"/>
+      <w:r>
+        <w:rPr>
+          <w:rFonts w:cs="Arial"/>
+          <w:color w:val="000000"/>
+          <w:sz w:val="21"/>
+          <w:szCs w:val="21"/>
+          <w:shd w:val="clear" w:color="auto" w:fill="FFFFFF"/>
+        </w:rPr>
+        <w:t xml:space="preserve"> PageMaker </w:t>
+      </w:r>
+      <w:proofErr w:type="spellStart"/>
+      <w:r>
+        <w:rPr>
+          <w:rFonts w:cs="Arial"/>
+          <w:color w:val="000000"/>
+          <w:sz w:val="21"/>
+          <w:szCs w:val="21"/>
+          <w:shd w:val="clear" w:color="auto" w:fill="FFFFFF"/>
+        </w:rPr>
+        <w:t>including</w:t>
+      </w:r>
+      <w:proofErr w:type="spellEnd"/>
+      <w:r>
+        <w:rPr>
+          <w:rFonts w:cs="Arial"/>
+          <w:color w:val="000000"/>
+          <w:sz w:val="21"/>
+          <w:szCs w:val="21"/>
+          <w:shd w:val="clear" w:color="auto" w:fill="FFFFFF"/>
+        </w:rPr>
+        <w:t xml:space="preserve"> </w:t>
+      </w:r>
+      <w:proofErr w:type="spellStart"/>
+      <w:r>
+        <w:rPr>
+          <w:rFonts w:cs="Arial"/>
+          <w:color w:val="000000"/>
+          <w:sz w:val="21"/>
+          <w:szCs w:val="21"/>
+          <w:shd w:val="clear" w:color="auto" w:fill="FFFFFF"/>
+        </w:rPr>
+        <w:t>versions</w:t>
+      </w:r>
+      <w:proofErr w:type="spellEnd"/>
+      <w:r>
+        <w:rPr>
+          <w:rFonts w:cs="Arial"/>
+          <w:color w:val="000000"/>
+          <w:sz w:val="21"/>
+          <w:szCs w:val="21"/>
+          <w:shd w:val="clear" w:color="auto" w:fill="FFFFFF"/>
+        </w:rPr>
+        <w:t xml:space="preserve"> </w:t>
+      </w:r>
+      <w:proofErr w:type="spellStart"/>
+      <w:r>
+        <w:rPr>
+          <w:rFonts w:cs="Arial"/>
+          <w:color w:val="000000"/>
+          <w:sz w:val="21"/>
+          <w:szCs w:val="21"/>
+          <w:shd w:val="clear" w:color="auto" w:fill="FFFFFF"/>
+        </w:rPr>
+        <w:t>of</w:t>
+      </w:r>
+      <w:proofErr w:type="spellEnd"/>
+      <w:r>
+        <w:rPr>
+          <w:rFonts w:cs="Arial"/>
+          <w:color w:val="000000"/>
+          <w:sz w:val="21"/>
+          <w:szCs w:val="21"/>
+          <w:shd w:val="clear" w:color="auto" w:fill="FFFFFF"/>
+        </w:rPr>
+        <w:t xml:space="preserve"> </w:t>
+      </w:r>
+      <w:proofErr w:type="spellStart"/>
+      <w:r>
+        <w:rPr>
+          <w:rFonts w:cs="Arial"/>
+          <w:color w:val="000000"/>
+          <w:sz w:val="21"/>
+          <w:szCs w:val="21"/>
+          <w:shd w:val="clear" w:color="auto" w:fill="FFFFFF"/>
+        </w:rPr>
+        <w:t>Lorem</w:t>
+      </w:r>
+      <w:proofErr w:type="spellEnd"/>
+      <w:r>
+        <w:rPr>
+          <w:rFonts w:cs="Arial"/>
+          <w:color w:val="000000"/>
+          <w:sz w:val="21"/>
+          <w:szCs w:val="21"/>
+          <w:shd w:val="clear" w:color="auto" w:fill="FFFFFF"/>
+        </w:rPr>
+        <w:t xml:space="preserve"> Ipsum.</w:t>
+      </w:r>
+    </w:p>
+    <w:p>
+      <w:pPr>
+        <w:pStyle w:val="Ttulo2"/>
+      </w:pPr>
+      <w:r>
+        <w:t>Problemática</w:t>
+      </w:r>
+    </w:p>
+    <w:p>
+      <w:pPr>
+        <w:rPr>
+          <w:rFonts w:cs="Arial"/>
+          <w:color w:val="000000"/>
+          <w:sz w:val="21"/>
+          <w:szCs w:val="21"/>
+          <w:shd w:val="clear" w:color="auto" w:fill="FFFFFF"/>
+        </w:rPr>
+      </w:pPr>
+      <w:proofErr w:type="spellStart"/>
+      <w:r>
+        <w:rPr>
+          <w:rStyle w:val="Forte"/>
+          <w:rFonts w:cs="Arial"/>
+          <w:color w:val="000000"/>
+          <w:sz w:val="21"/>
+          <w:szCs w:val="21"/>
+          <w:shd w:val="clear" w:color="auto" w:fill="FFFFFF"/>
+        </w:rPr>
+        <w:t>Lorem</w:t>
+      </w:r>
+      <w:proofErr w:type="spellEnd"/>
+      <w:r>
+        <w:rPr>
+          <w:rStyle w:val="Forte"/>
+          <w:rFonts w:cs="Arial"/>
+          <w:color w:val="000000"/>
+          <w:sz w:val="21"/>
+          <w:szCs w:val="21"/>
+          <w:shd w:val="clear" w:color="auto" w:fill="FFFFFF"/>
+        </w:rPr>
+        <w:t xml:space="preserve"> Ipsum</w:t>
+      </w:r>
+      <w:r>
+        <w:rPr>
+          <w:rFonts w:cs="Arial"/>
+          <w:color w:val="000000"/>
+          <w:sz w:val="21"/>
+          <w:szCs w:val="21"/>
+          <w:shd w:val="clear" w:color="auto" w:fill="FFFFFF"/>
+        </w:rPr>
+        <w:t> </w:t>
+      </w:r>
+      <w:proofErr w:type="spellStart"/>
+      <w:r>
+        <w:rPr>
+          <w:rFonts w:cs="Arial"/>
+          <w:color w:val="000000"/>
+          <w:sz w:val="21"/>
+          <w:szCs w:val="21"/>
+          <w:shd w:val="clear" w:color="auto" w:fill="FFFFFF"/>
+        </w:rPr>
+        <w:t>is</w:t>
+      </w:r>
+      <w:proofErr w:type="spellEnd"/>
+      <w:r>
+        <w:rPr>
+          <w:rFonts w:cs="Arial"/>
+          <w:color w:val="000000"/>
+          <w:sz w:val="21"/>
+          <w:szCs w:val="21"/>
+          <w:shd w:val="clear" w:color="auto" w:fill="FFFFFF"/>
+        </w:rPr>
+        <w:t xml:space="preserve"> </w:t>
+      </w:r>
+      <w:proofErr w:type="spellStart"/>
+      <w:r>
+        <w:rPr>
+          <w:rFonts w:cs="Arial"/>
+          <w:color w:val="000000"/>
+          <w:sz w:val="21"/>
+          <w:szCs w:val="21"/>
+          <w:shd w:val="clear" w:color="auto" w:fill="FFFFFF"/>
+        </w:rPr>
+        <w:t>simply</w:t>
+      </w:r>
+      <w:proofErr w:type="spellEnd"/>
+      <w:r>
+        <w:rPr>
+          <w:rFonts w:cs="Arial"/>
+          <w:color w:val="000000"/>
+          <w:sz w:val="21"/>
+          <w:szCs w:val="21"/>
+          <w:shd w:val="clear" w:color="auto" w:fill="FFFFFF"/>
+        </w:rPr>
+        <w:t xml:space="preserve"> </w:t>
+      </w:r>
+      <w:proofErr w:type="spellStart"/>
+      <w:r>
+        <w:rPr>
+          <w:rFonts w:cs="Arial"/>
+          <w:color w:val="000000"/>
+          <w:sz w:val="21"/>
+          <w:szCs w:val="21"/>
+          <w:shd w:val="clear" w:color="auto" w:fill="FFFFFF"/>
+        </w:rPr>
+        <w:t>dummy</w:t>
+      </w:r>
+      <w:proofErr w:type="spellEnd"/>
+      <w:r>
+        <w:rPr>
+          <w:rFonts w:cs="Arial"/>
+          <w:color w:val="000000"/>
+          <w:sz w:val="21"/>
+          <w:szCs w:val="21"/>
+          <w:shd w:val="clear" w:color="auto" w:fill="FFFFFF"/>
+        </w:rPr>
+        <w:t xml:space="preserve"> </w:t>
+      </w:r>
+      <w:proofErr w:type="spellStart"/>
+      <w:r>
+        <w:rPr>
+          <w:rFonts w:cs="Arial"/>
+          <w:color w:val="000000"/>
+          <w:sz w:val="21"/>
+          <w:szCs w:val="21"/>
+          <w:shd w:val="clear" w:color="auto" w:fill="FFFFFF"/>
+        </w:rPr>
+        <w:t>text</w:t>
+      </w:r>
+      <w:proofErr w:type="spellEnd"/>
+      <w:r>
+        <w:rPr>
+          <w:rFonts w:cs="Arial"/>
+          <w:color w:val="000000"/>
+          <w:sz w:val="21"/>
+          <w:szCs w:val="21"/>
+          <w:shd w:val="clear" w:color="auto" w:fill="FFFFFF"/>
+        </w:rPr>
+        <w:t xml:space="preserve"> </w:t>
+      </w:r>
+      <w:proofErr w:type="spellStart"/>
+      <w:r>
+        <w:rPr>
+          <w:rFonts w:cs="Arial"/>
+          <w:color w:val="000000"/>
+          <w:sz w:val="21"/>
+          <w:szCs w:val="21"/>
+          <w:shd w:val="clear" w:color="auto" w:fill="FFFFFF"/>
+        </w:rPr>
+        <w:t>of</w:t>
+      </w:r>
+      <w:proofErr w:type="spellEnd"/>
+      <w:r>
+        <w:rPr>
+          <w:rFonts w:cs="Arial"/>
+          <w:color w:val="000000"/>
+          <w:sz w:val="21"/>
+          <w:szCs w:val="21"/>
+          <w:shd w:val="clear" w:color="auto" w:fill="FFFFFF"/>
+        </w:rPr>
+        <w:t xml:space="preserve"> </w:t>
+      </w:r>
+      <w:proofErr w:type="spellStart"/>
+      <w:r>
+        <w:rPr>
+          <w:rFonts w:cs="Arial"/>
+          <w:color w:val="000000"/>
+          <w:sz w:val="21"/>
+          <w:szCs w:val="21"/>
+          <w:shd w:val="clear" w:color="auto" w:fill="FFFFFF"/>
+        </w:rPr>
+        <w:t>the</w:t>
+      </w:r>
+      <w:proofErr w:type="spellEnd"/>
+      <w:r>
+        <w:rPr>
+          <w:rFonts w:cs="Arial"/>
+          <w:color w:val="000000"/>
+          <w:sz w:val="21"/>
+          <w:szCs w:val="21"/>
+          <w:shd w:val="clear" w:color="auto" w:fill="FFFFFF"/>
+        </w:rPr>
+        <w:t xml:space="preserve"> </w:t>
+      </w:r>
+      <w:proofErr w:type="spellStart"/>
+      <w:r>
+        <w:rPr>
+          <w:rFonts w:cs="Arial"/>
+          <w:color w:val="000000"/>
+          <w:sz w:val="21"/>
+          <w:szCs w:val="21"/>
+          <w:shd w:val="clear" w:color="auto" w:fill="FFFFFF"/>
+        </w:rPr>
+        <w:t>printing</w:t>
+      </w:r>
+      <w:proofErr w:type="spellEnd"/>
+      <w:r>
+        <w:rPr>
+          <w:rFonts w:cs="Arial"/>
+          <w:color w:val="000000"/>
+          <w:sz w:val="21"/>
+          <w:szCs w:val="21"/>
+          <w:shd w:val="clear" w:color="auto" w:fill="FFFFFF"/>
+        </w:rPr>
+        <w:t xml:space="preserve"> </w:t>
+      </w:r>
+      <w:proofErr w:type="spellStart"/>
+      <w:r>
+        <w:rPr>
+          <w:rFonts w:cs="Arial"/>
+          <w:color w:val="000000"/>
+          <w:sz w:val="21"/>
+          <w:szCs w:val="21"/>
+          <w:shd w:val="clear" w:color="auto" w:fill="FFFFFF"/>
+        </w:rPr>
+        <w:t>and</w:t>
+      </w:r>
+      <w:proofErr w:type="spellEnd"/>
+      <w:r>
+        <w:rPr>
+          <w:rFonts w:cs="Arial"/>
+          <w:color w:val="000000"/>
+          <w:sz w:val="21"/>
+          <w:szCs w:val="21"/>
+          <w:shd w:val="clear" w:color="auto" w:fill="FFFFFF"/>
+        </w:rPr>
+        <w:t xml:space="preserve"> </w:t>
+      </w:r>
+      <w:proofErr w:type="spellStart"/>
+      <w:r>
+        <w:rPr>
+          <w:rFonts w:cs="Arial"/>
+          <w:color w:val="000000"/>
+          <w:sz w:val="21"/>
+          <w:szCs w:val="21"/>
+          <w:shd w:val="clear" w:color="auto" w:fill="FFFFFF"/>
+        </w:rPr>
+        <w:t>typesetting</w:t>
+      </w:r>
+      <w:proofErr w:type="spellEnd"/>
+      <w:r>
+        <w:rPr>
+          <w:rFonts w:cs="Arial"/>
+          <w:color w:val="000000"/>
+          <w:sz w:val="21"/>
+          <w:szCs w:val="21"/>
+          <w:shd w:val="clear" w:color="auto" w:fill="FFFFFF"/>
+        </w:rPr>
+        <w:t xml:space="preserve"> </w:t>
+      </w:r>
+      <w:proofErr w:type="spellStart"/>
+      <w:r>
+        <w:rPr>
+          <w:rFonts w:cs="Arial"/>
+          <w:color w:val="000000"/>
+          <w:sz w:val="21"/>
+          <w:szCs w:val="21"/>
+          <w:shd w:val="clear" w:color="auto" w:fill="FFFFFF"/>
+        </w:rPr>
+        <w:t>industry</w:t>
+      </w:r>
+      <w:proofErr w:type="spellEnd"/>
+      <w:r>
+        <w:rPr>
+          <w:rFonts w:cs="Arial"/>
+          <w:color w:val="000000"/>
+          <w:sz w:val="21"/>
+          <w:szCs w:val="21"/>
+          <w:shd w:val="clear" w:color="auto" w:fill="FFFFFF"/>
+        </w:rPr>
+        <w:t xml:space="preserve">. </w:t>
+      </w:r>
+      <w:proofErr w:type="spellStart"/>
+      <w:r>
+        <w:rPr>
+          <w:rFonts w:cs="Arial"/>
+          <w:color w:val="000000"/>
+          <w:sz w:val="21"/>
+          <w:szCs w:val="21"/>
+          <w:shd w:val="clear" w:color="auto" w:fill="FFFFFF"/>
+        </w:rPr>
+        <w:t>Lorem</w:t>
+      </w:r>
+      <w:proofErr w:type="spellEnd"/>
+      <w:r>
+        <w:rPr>
+          <w:rFonts w:cs="Arial"/>
+          <w:color w:val="000000"/>
+          <w:sz w:val="21"/>
+          <w:szCs w:val="21"/>
+          <w:shd w:val="clear" w:color="auto" w:fill="FFFFFF"/>
+        </w:rPr>
+        <w:t xml:space="preserve"> Ipsum </w:t>
+      </w:r>
+      <w:proofErr w:type="spellStart"/>
+      <w:r>
+        <w:rPr>
+          <w:rFonts w:cs="Arial"/>
+          <w:color w:val="000000"/>
+          <w:sz w:val="21"/>
+          <w:szCs w:val="21"/>
+          <w:shd w:val="clear" w:color="auto" w:fill="FFFFFF"/>
+        </w:rPr>
+        <w:t>has</w:t>
+      </w:r>
+      <w:proofErr w:type="spellEnd"/>
+      <w:r>
+        <w:rPr>
+          <w:rFonts w:cs="Arial"/>
+          <w:color w:val="000000"/>
+          <w:sz w:val="21"/>
+          <w:szCs w:val="21"/>
+          <w:shd w:val="clear" w:color="auto" w:fill="FFFFFF"/>
+        </w:rPr>
+        <w:t xml:space="preserve"> </w:t>
+      </w:r>
+      <w:proofErr w:type="spellStart"/>
+      <w:r>
+        <w:rPr>
+          <w:rFonts w:cs="Arial"/>
+          <w:color w:val="000000"/>
+          <w:sz w:val="21"/>
+          <w:szCs w:val="21"/>
+          <w:shd w:val="clear" w:color="auto" w:fill="FFFFFF"/>
+        </w:rPr>
+        <w:t>been</w:t>
+      </w:r>
+      <w:proofErr w:type="spellEnd"/>
+      <w:r>
+        <w:rPr>
+          <w:rFonts w:cs="Arial"/>
+          <w:color w:val="000000"/>
+          <w:sz w:val="21"/>
+          <w:szCs w:val="21"/>
+          <w:shd w:val="clear" w:color="auto" w:fill="FFFFFF"/>
+        </w:rPr>
+        <w:t xml:space="preserve"> </w:t>
+      </w:r>
+      <w:proofErr w:type="spellStart"/>
+      <w:r>
+        <w:rPr>
+          <w:rFonts w:cs="Arial"/>
+          <w:color w:val="000000"/>
+          <w:sz w:val="21"/>
+          <w:szCs w:val="21"/>
+          <w:shd w:val="clear" w:color="auto" w:fill="FFFFFF"/>
+        </w:rPr>
+        <w:t>the</w:t>
+      </w:r>
+      <w:proofErr w:type="spellEnd"/>
+      <w:r>
+        <w:rPr>
+          <w:rFonts w:cs="Arial"/>
+          <w:color w:val="000000"/>
+          <w:sz w:val="21"/>
+          <w:szCs w:val="21"/>
+          <w:shd w:val="clear" w:color="auto" w:fill="FFFFFF"/>
+        </w:rPr>
+        <w:t xml:space="preserve"> </w:t>
+      </w:r>
+      <w:proofErr w:type="spellStart"/>
+      <w:r>
+        <w:rPr>
+          <w:rFonts w:cs="Arial"/>
+          <w:color w:val="000000"/>
+          <w:sz w:val="21"/>
+          <w:szCs w:val="21"/>
+          <w:shd w:val="clear" w:color="auto" w:fill="FFFFFF"/>
+        </w:rPr>
+        <w:t>industry's</w:t>
+      </w:r>
+      <w:proofErr w:type="spellEnd"/>
+      <w:r>
+        <w:rPr>
+          <w:rFonts w:cs="Arial"/>
+          <w:color w:val="000000"/>
+          <w:sz w:val="21"/>
+          <w:szCs w:val="21"/>
+          <w:shd w:val="clear" w:color="auto" w:fill="FFFFFF"/>
+        </w:rPr>
+        <w:t xml:space="preserve"> standard </w:t>
+      </w:r>
+      <w:proofErr w:type="spellStart"/>
+      <w:r>
+        <w:rPr>
+          <w:rFonts w:cs="Arial"/>
+          <w:color w:val="000000"/>
+          <w:sz w:val="21"/>
+          <w:szCs w:val="21"/>
+          <w:shd w:val="clear" w:color="auto" w:fill="FFFFFF"/>
+        </w:rPr>
+        <w:t>dummy</w:t>
+      </w:r>
+      <w:proofErr w:type="spellEnd"/>
+      <w:r>
+        <w:rPr>
+          <w:rFonts w:cs="Arial"/>
+          <w:color w:val="000000"/>
+          <w:sz w:val="21"/>
+          <w:szCs w:val="21"/>
+          <w:shd w:val="clear" w:color="auto" w:fill="FFFFFF"/>
+        </w:rPr>
+        <w:t xml:space="preserve"> </w:t>
+      </w:r>
+      <w:proofErr w:type="spellStart"/>
+      <w:r>
+        <w:rPr>
+          <w:rFonts w:cs="Arial"/>
+          <w:color w:val="000000"/>
+          <w:sz w:val="21"/>
+          <w:szCs w:val="21"/>
+          <w:shd w:val="clear" w:color="auto" w:fill="FFFFFF"/>
+        </w:rPr>
+        <w:t>text</w:t>
+      </w:r>
+      <w:proofErr w:type="spellEnd"/>
+      <w:r>
+        <w:rPr>
+          <w:rFonts w:cs="Arial"/>
+          <w:color w:val="000000"/>
+          <w:sz w:val="21"/>
+          <w:szCs w:val="21"/>
+          <w:shd w:val="clear" w:color="auto" w:fill="FFFFFF"/>
+        </w:rPr>
+        <w:t xml:space="preserve"> </w:t>
+      </w:r>
+      <w:proofErr w:type="spellStart"/>
+      <w:r>
+        <w:rPr>
+          <w:rFonts w:cs="Arial"/>
+          <w:color w:val="000000"/>
+          <w:sz w:val="21"/>
+          <w:szCs w:val="21"/>
+          <w:shd w:val="clear" w:color="auto" w:fill="FFFFFF"/>
+        </w:rPr>
+        <w:t>ever</w:t>
+      </w:r>
+      <w:proofErr w:type="spellEnd"/>
+      <w:r>
+        <w:rPr>
+          <w:rFonts w:cs="Arial"/>
+          <w:color w:val="000000"/>
+          <w:sz w:val="21"/>
+          <w:szCs w:val="21"/>
+          <w:shd w:val="clear" w:color="auto" w:fill="FFFFFF"/>
+        </w:rPr>
+        <w:t xml:space="preserve"> </w:t>
+      </w:r>
+      <w:proofErr w:type="spellStart"/>
+      <w:r>
+        <w:rPr>
+          <w:rFonts w:cs="Arial"/>
+          <w:color w:val="000000"/>
+          <w:sz w:val="21"/>
+          <w:szCs w:val="21"/>
+          <w:shd w:val="clear" w:color="auto" w:fill="FFFFFF"/>
+        </w:rPr>
+        <w:t>since</w:t>
+      </w:r>
+      <w:proofErr w:type="spellEnd"/>
+      <w:r>
+        <w:rPr>
+          <w:rFonts w:cs="Arial"/>
+          <w:color w:val="000000"/>
+          <w:sz w:val="21"/>
+          <w:szCs w:val="21"/>
+          <w:shd w:val="clear" w:color="auto" w:fill="FFFFFF"/>
+        </w:rPr>
+        <w:t xml:space="preserve"> </w:t>
+      </w:r>
+      <w:proofErr w:type="spellStart"/>
+      <w:r>
+        <w:rPr>
+          <w:rFonts w:cs="Arial"/>
+          <w:color w:val="000000"/>
+          <w:sz w:val="21"/>
+          <w:szCs w:val="21"/>
+          <w:shd w:val="clear" w:color="auto" w:fill="FFFFFF"/>
+        </w:rPr>
+        <w:t>the</w:t>
+      </w:r>
+      <w:proofErr w:type="spellEnd"/>
+      <w:r>
+        <w:rPr>
+          <w:rFonts w:cs="Arial"/>
+          <w:color w:val="000000"/>
+          <w:sz w:val="21"/>
+          <w:szCs w:val="21"/>
+          <w:shd w:val="clear" w:color="auto" w:fill="FFFFFF"/>
+        </w:rPr>
+        <w:t xml:space="preserve"> 1500s, </w:t>
+      </w:r>
+      <w:proofErr w:type="spellStart"/>
+      <w:r>
+        <w:rPr>
+          <w:rFonts w:cs="Arial"/>
+          <w:color w:val="000000"/>
+          <w:sz w:val="21"/>
+          <w:szCs w:val="21"/>
+          <w:shd w:val="clear" w:color="auto" w:fill="FFFFFF"/>
+        </w:rPr>
+        <w:t>when</w:t>
+      </w:r>
+      <w:proofErr w:type="spellEnd"/>
+      <w:r>
+        <w:rPr>
+          <w:rFonts w:cs="Arial"/>
+          <w:color w:val="000000"/>
+          <w:sz w:val="21"/>
+          <w:szCs w:val="21"/>
+          <w:shd w:val="clear" w:color="auto" w:fill="FFFFFF"/>
+        </w:rPr>
+        <w:t xml:space="preserve"> </w:t>
+      </w:r>
+      <w:proofErr w:type="spellStart"/>
+      <w:r>
+        <w:rPr>
+          <w:rFonts w:cs="Arial"/>
+          <w:color w:val="000000"/>
+          <w:sz w:val="21"/>
+          <w:szCs w:val="21"/>
+          <w:shd w:val="clear" w:color="auto" w:fill="FFFFFF"/>
+        </w:rPr>
+        <w:t>an</w:t>
+      </w:r>
+      <w:proofErr w:type="spellEnd"/>
+      <w:r>
+        <w:rPr>
+          <w:rFonts w:cs="Arial"/>
+          <w:color w:val="000000"/>
+          <w:sz w:val="21"/>
+          <w:szCs w:val="21"/>
+          <w:shd w:val="clear" w:color="auto" w:fill="FFFFFF"/>
+        </w:rPr>
+        <w:t xml:space="preserve"> </w:t>
+      </w:r>
+      <w:proofErr w:type="spellStart"/>
+      <w:r>
+        <w:rPr>
+          <w:rFonts w:cs="Arial"/>
+          <w:color w:val="000000"/>
+          <w:sz w:val="21"/>
+          <w:szCs w:val="21"/>
+          <w:shd w:val="clear" w:color="auto" w:fill="FFFFFF"/>
+        </w:rPr>
+        <w:t>unknown</w:t>
+      </w:r>
+      <w:proofErr w:type="spellEnd"/>
+      <w:r>
+        <w:rPr>
+          <w:rFonts w:cs="Arial"/>
+          <w:color w:val="000000"/>
+          <w:sz w:val="21"/>
+          <w:szCs w:val="21"/>
+          <w:shd w:val="clear" w:color="auto" w:fill="FFFFFF"/>
+        </w:rPr>
+        <w:t xml:space="preserve"> </w:t>
+      </w:r>
+      <w:proofErr w:type="spellStart"/>
+      <w:r>
+        <w:rPr>
+          <w:rFonts w:cs="Arial"/>
+          <w:color w:val="000000"/>
+          <w:sz w:val="21"/>
+          <w:szCs w:val="21"/>
+          <w:shd w:val="clear" w:color="auto" w:fill="FFFFFF"/>
+        </w:rPr>
+        <w:t>printer</w:t>
+      </w:r>
+      <w:proofErr w:type="spellEnd"/>
+      <w:r>
+        <w:rPr>
+          <w:rFonts w:cs="Arial"/>
+          <w:color w:val="000000"/>
+          <w:sz w:val="21"/>
+          <w:szCs w:val="21"/>
+          <w:shd w:val="clear" w:color="auto" w:fill="FFFFFF"/>
+        </w:rPr>
+        <w:t xml:space="preserve"> </w:t>
+      </w:r>
+      <w:proofErr w:type="spellStart"/>
+      <w:r>
+        <w:rPr>
+          <w:rFonts w:cs="Arial"/>
+          <w:color w:val="000000"/>
+          <w:sz w:val="21"/>
+          <w:szCs w:val="21"/>
+          <w:shd w:val="clear" w:color="auto" w:fill="FFFFFF"/>
+        </w:rPr>
+        <w:t>took</w:t>
+      </w:r>
+      <w:proofErr w:type="spellEnd"/>
+      <w:r>
+        <w:rPr>
+          <w:rFonts w:cs="Arial"/>
+          <w:color w:val="000000"/>
+          <w:sz w:val="21"/>
+          <w:szCs w:val="21"/>
+          <w:shd w:val="clear" w:color="auto" w:fill="FFFFFF"/>
+        </w:rPr>
+        <w:t xml:space="preserve"> a </w:t>
+      </w:r>
+      <w:proofErr w:type="spellStart"/>
+      <w:r>
+        <w:rPr>
+          <w:rFonts w:cs="Arial"/>
+          <w:color w:val="000000"/>
+          <w:sz w:val="21"/>
+          <w:szCs w:val="21"/>
+          <w:shd w:val="clear" w:color="auto" w:fill="FFFFFF"/>
+        </w:rPr>
+        <w:t>galley</w:t>
+      </w:r>
+      <w:proofErr w:type="spellEnd"/>
+      <w:r>
+        <w:rPr>
+          <w:rFonts w:cs="Arial"/>
+          <w:color w:val="000000"/>
+          <w:sz w:val="21"/>
+          <w:szCs w:val="21"/>
+          <w:shd w:val="clear" w:color="auto" w:fill="FFFFFF"/>
+        </w:rPr>
+        <w:t xml:space="preserve"> </w:t>
+      </w:r>
+      <w:proofErr w:type="spellStart"/>
+      <w:r>
+        <w:rPr>
+          <w:rFonts w:cs="Arial"/>
+          <w:color w:val="000000"/>
+          <w:sz w:val="21"/>
+          <w:szCs w:val="21"/>
+          <w:shd w:val="clear" w:color="auto" w:fill="FFFFFF"/>
+        </w:rPr>
+        <w:t>of</w:t>
+      </w:r>
+      <w:proofErr w:type="spellEnd"/>
+      <w:r>
+        <w:rPr>
+          <w:rFonts w:cs="Arial"/>
+          <w:color w:val="000000"/>
+          <w:sz w:val="21"/>
+          <w:szCs w:val="21"/>
+          <w:shd w:val="clear" w:color="auto" w:fill="FFFFFF"/>
+        </w:rPr>
+        <w:t xml:space="preserve"> </w:t>
+      </w:r>
+      <w:proofErr w:type="spellStart"/>
+      <w:r>
+        <w:rPr>
+          <w:rFonts w:cs="Arial"/>
+          <w:color w:val="000000"/>
+          <w:sz w:val="21"/>
+          <w:szCs w:val="21"/>
+          <w:shd w:val="clear" w:color="auto" w:fill="FFFFFF"/>
+        </w:rPr>
+        <w:t>type</w:t>
+      </w:r>
+      <w:proofErr w:type="spellEnd"/>
+      <w:r>
+        <w:rPr>
+          <w:rFonts w:cs="Arial"/>
+          <w:color w:val="000000"/>
+          <w:sz w:val="21"/>
+          <w:szCs w:val="21"/>
+          <w:shd w:val="clear" w:color="auto" w:fill="FFFFFF"/>
+        </w:rPr>
+        <w:t xml:space="preserve"> </w:t>
+      </w:r>
+      <w:proofErr w:type="spellStart"/>
+      <w:r>
+        <w:rPr>
+          <w:rFonts w:cs="Arial"/>
+          <w:color w:val="000000"/>
+          <w:sz w:val="21"/>
+          <w:szCs w:val="21"/>
+          <w:shd w:val="clear" w:color="auto" w:fill="FFFFFF"/>
+        </w:rPr>
+        <w:t>and</w:t>
+      </w:r>
+      <w:proofErr w:type="spellEnd"/>
+      <w:r>
+        <w:rPr>
+          <w:rFonts w:cs="Arial"/>
+          <w:color w:val="000000"/>
+          <w:sz w:val="21"/>
+          <w:szCs w:val="21"/>
+          <w:shd w:val="clear" w:color="auto" w:fill="FFFFFF"/>
+        </w:rPr>
+        <w:t xml:space="preserve"> </w:t>
+      </w:r>
+      <w:proofErr w:type="spellStart"/>
+      <w:r>
+        <w:rPr>
+          <w:rFonts w:cs="Arial"/>
+          <w:color w:val="000000"/>
+          <w:sz w:val="21"/>
+          <w:szCs w:val="21"/>
+          <w:shd w:val="clear" w:color="auto" w:fill="FFFFFF"/>
+        </w:rPr>
+        <w:t>scrambled</w:t>
+      </w:r>
+      <w:proofErr w:type="spellEnd"/>
+      <w:r>
+        <w:rPr>
+          <w:rFonts w:cs="Arial"/>
+          <w:color w:val="000000"/>
+          <w:sz w:val="21"/>
+          <w:szCs w:val="21"/>
+          <w:shd w:val="clear" w:color="auto" w:fill="FFFFFF"/>
+        </w:rPr>
+        <w:t xml:space="preserve"> it </w:t>
+      </w:r>
+      <w:proofErr w:type="spellStart"/>
+      <w:r>
+        <w:rPr>
+          <w:rFonts w:cs="Arial"/>
+          <w:color w:val="000000"/>
+          <w:sz w:val="21"/>
+          <w:szCs w:val="21"/>
+          <w:shd w:val="clear" w:color="auto" w:fill="FFFFFF"/>
+        </w:rPr>
+        <w:t>to</w:t>
+      </w:r>
+      <w:proofErr w:type="spellEnd"/>
+      <w:r>
+        <w:rPr>
+          <w:rFonts w:cs="Arial"/>
+          <w:color w:val="000000"/>
+          <w:sz w:val="21"/>
+          <w:szCs w:val="21"/>
+          <w:shd w:val="clear" w:color="auto" w:fill="FFFFFF"/>
+        </w:rPr>
+        <w:t xml:space="preserve"> </w:t>
+      </w:r>
+      <w:proofErr w:type="spellStart"/>
+      <w:r>
+        <w:rPr>
+          <w:rFonts w:cs="Arial"/>
+          <w:color w:val="000000"/>
+          <w:sz w:val="21"/>
+          <w:szCs w:val="21"/>
+          <w:shd w:val="clear" w:color="auto" w:fill="FFFFFF"/>
+        </w:rPr>
+        <w:t>make</w:t>
+      </w:r>
+      <w:proofErr w:type="spellEnd"/>
+      <w:r>
+        <w:rPr>
+          <w:rFonts w:cs="Arial"/>
+          <w:color w:val="000000"/>
+          <w:sz w:val="21"/>
+          <w:szCs w:val="21"/>
+          <w:shd w:val="clear" w:color="auto" w:fill="FFFFFF"/>
+        </w:rPr>
+        <w:t xml:space="preserve"> a </w:t>
+      </w:r>
+      <w:proofErr w:type="spellStart"/>
+      <w:r>
+        <w:rPr>
+          <w:rFonts w:cs="Arial"/>
+          <w:color w:val="000000"/>
+          <w:sz w:val="21"/>
+          <w:szCs w:val="21"/>
+          <w:shd w:val="clear" w:color="auto" w:fill="FFFFFF"/>
+        </w:rPr>
+        <w:t>type</w:t>
+      </w:r>
+      <w:proofErr w:type="spellEnd"/>
+      <w:r>
+        <w:rPr>
+          <w:rFonts w:cs="Arial"/>
+          <w:color w:val="000000"/>
+          <w:sz w:val="21"/>
+          <w:szCs w:val="21"/>
+          <w:shd w:val="clear" w:color="auto" w:fill="FFFFFF"/>
+        </w:rPr>
+        <w:t xml:space="preserve"> </w:t>
+      </w:r>
+      <w:proofErr w:type="spellStart"/>
+      <w:r>
+        <w:rPr>
+          <w:rFonts w:cs="Arial"/>
+          <w:color w:val="000000"/>
+          <w:sz w:val="21"/>
+          <w:szCs w:val="21"/>
+          <w:shd w:val="clear" w:color="auto" w:fill="FFFFFF"/>
+        </w:rPr>
+        <w:t>specimen</w:t>
+      </w:r>
+      <w:proofErr w:type="spellEnd"/>
+      <w:r>
+        <w:rPr>
+          <w:rFonts w:cs="Arial"/>
+          <w:color w:val="000000"/>
+          <w:sz w:val="21"/>
+          <w:szCs w:val="21"/>
+          <w:shd w:val="clear" w:color="auto" w:fill="FFFFFF"/>
+        </w:rPr>
+        <w:t xml:space="preserve"> book. It </w:t>
+      </w:r>
+      <w:proofErr w:type="spellStart"/>
+      <w:r>
+        <w:rPr>
+          <w:rFonts w:cs="Arial"/>
+          <w:color w:val="000000"/>
+          <w:sz w:val="21"/>
+          <w:szCs w:val="21"/>
+          <w:shd w:val="clear" w:color="auto" w:fill="FFFFFF"/>
+        </w:rPr>
+        <w:t>has</w:t>
+      </w:r>
+      <w:proofErr w:type="spellEnd"/>
+      <w:r>
+        <w:rPr>
+          <w:rFonts w:cs="Arial"/>
+          <w:color w:val="000000"/>
+          <w:sz w:val="21"/>
+          <w:szCs w:val="21"/>
+          <w:shd w:val="clear" w:color="auto" w:fill="FFFFFF"/>
+        </w:rPr>
+        <w:t xml:space="preserve"> </w:t>
+      </w:r>
+      <w:proofErr w:type="spellStart"/>
+      <w:r>
+        <w:rPr>
+          <w:rFonts w:cs="Arial"/>
+          <w:color w:val="000000"/>
+          <w:sz w:val="21"/>
+          <w:szCs w:val="21"/>
+          <w:shd w:val="clear" w:color="auto" w:fill="FFFFFF"/>
+        </w:rPr>
+        <w:t>survived</w:t>
+      </w:r>
+      <w:proofErr w:type="spellEnd"/>
+      <w:r>
+        <w:rPr>
+          <w:rFonts w:cs="Arial"/>
+          <w:color w:val="000000"/>
+          <w:sz w:val="21"/>
+          <w:szCs w:val="21"/>
+          <w:shd w:val="clear" w:color="auto" w:fill="FFFFFF"/>
+        </w:rPr>
+        <w:t xml:space="preserve"> </w:t>
+      </w:r>
+      <w:proofErr w:type="spellStart"/>
+      <w:r>
+        <w:rPr>
+          <w:rFonts w:cs="Arial"/>
+          <w:color w:val="000000"/>
+          <w:sz w:val="21"/>
+          <w:szCs w:val="21"/>
+          <w:shd w:val="clear" w:color="auto" w:fill="FFFFFF"/>
+        </w:rPr>
+        <w:t>not</w:t>
+      </w:r>
+      <w:proofErr w:type="spellEnd"/>
+      <w:r>
+        <w:rPr>
+          <w:rFonts w:cs="Arial"/>
+          <w:color w:val="000000"/>
+          <w:sz w:val="21"/>
+          <w:szCs w:val="21"/>
+          <w:shd w:val="clear" w:color="auto" w:fill="FFFFFF"/>
+        </w:rPr>
+        <w:t xml:space="preserve"> </w:t>
+      </w:r>
+      <w:proofErr w:type="spellStart"/>
+      <w:r>
+        <w:rPr>
+          <w:rFonts w:cs="Arial"/>
+          <w:color w:val="000000"/>
+          <w:sz w:val="21"/>
+          <w:szCs w:val="21"/>
+          <w:shd w:val="clear" w:color="auto" w:fill="FFFFFF"/>
+        </w:rPr>
+        <w:t>only</w:t>
+      </w:r>
+      <w:proofErr w:type="spellEnd"/>
+      <w:r>
+        <w:rPr>
+          <w:rFonts w:cs="Arial"/>
+          <w:color w:val="000000"/>
+          <w:sz w:val="21"/>
+          <w:szCs w:val="21"/>
+          <w:shd w:val="clear" w:color="auto" w:fill="FFFFFF"/>
+        </w:rPr>
+        <w:t xml:space="preserve"> </w:t>
+      </w:r>
+      <w:proofErr w:type="spellStart"/>
+      <w:r>
+        <w:rPr>
+          <w:rFonts w:cs="Arial"/>
+          <w:color w:val="000000"/>
+          <w:sz w:val="21"/>
+          <w:szCs w:val="21"/>
+          <w:shd w:val="clear" w:color="auto" w:fill="FFFFFF"/>
+        </w:rPr>
+        <w:t>five</w:t>
+      </w:r>
+      <w:proofErr w:type="spellEnd"/>
+      <w:r>
+        <w:rPr>
+          <w:rFonts w:cs="Arial"/>
+          <w:color w:val="000000"/>
+          <w:sz w:val="21"/>
+          <w:szCs w:val="21"/>
+          <w:shd w:val="clear" w:color="auto" w:fill="FFFFFF"/>
+        </w:rPr>
+        <w:t xml:space="preserve"> </w:t>
+      </w:r>
+      <w:proofErr w:type="spellStart"/>
+      <w:r>
+        <w:rPr>
+          <w:rFonts w:cs="Arial"/>
+          <w:color w:val="000000"/>
+          <w:sz w:val="21"/>
+          <w:szCs w:val="21"/>
+          <w:shd w:val="clear" w:color="auto" w:fill="FFFFFF"/>
+        </w:rPr>
+        <w:t>centuries</w:t>
+      </w:r>
+      <w:proofErr w:type="spellEnd"/>
+      <w:r>
+        <w:rPr>
+          <w:rFonts w:cs="Arial"/>
+          <w:color w:val="000000"/>
+          <w:sz w:val="21"/>
+          <w:szCs w:val="21"/>
+          <w:shd w:val="clear" w:color="auto" w:fill="FFFFFF"/>
+        </w:rPr>
+        <w:t xml:space="preserve">, </w:t>
+      </w:r>
+      <w:proofErr w:type="spellStart"/>
+      <w:r>
+        <w:rPr>
+          <w:rFonts w:cs="Arial"/>
+          <w:color w:val="000000"/>
+          <w:sz w:val="21"/>
+          <w:szCs w:val="21"/>
+          <w:shd w:val="clear" w:color="auto" w:fill="FFFFFF"/>
+        </w:rPr>
+        <w:t>but</w:t>
+      </w:r>
+      <w:proofErr w:type="spellEnd"/>
+      <w:r>
+        <w:rPr>
+          <w:rFonts w:cs="Arial"/>
+          <w:color w:val="000000"/>
+          <w:sz w:val="21"/>
+          <w:szCs w:val="21"/>
+          <w:shd w:val="clear" w:color="auto" w:fill="FFFFFF"/>
+        </w:rPr>
+        <w:t xml:space="preserve"> </w:t>
+      </w:r>
+      <w:proofErr w:type="spellStart"/>
+      <w:r>
+        <w:rPr>
+          <w:rFonts w:cs="Arial"/>
+          <w:color w:val="000000"/>
+          <w:sz w:val="21"/>
+          <w:szCs w:val="21"/>
+          <w:shd w:val="clear" w:color="auto" w:fill="FFFFFF"/>
+        </w:rPr>
+        <w:t>also</w:t>
+      </w:r>
+      <w:proofErr w:type="spellEnd"/>
+      <w:r>
+        <w:rPr>
+          <w:rFonts w:cs="Arial"/>
+          <w:color w:val="000000"/>
+          <w:sz w:val="21"/>
+          <w:szCs w:val="21"/>
+          <w:shd w:val="clear" w:color="auto" w:fill="FFFFFF"/>
+        </w:rPr>
+        <w:t xml:space="preserve"> </w:t>
+      </w:r>
+      <w:proofErr w:type="spellStart"/>
+      <w:r>
+        <w:rPr>
+          <w:rFonts w:cs="Arial"/>
+          <w:color w:val="000000"/>
+          <w:sz w:val="21"/>
+          <w:szCs w:val="21"/>
+          <w:shd w:val="clear" w:color="auto" w:fill="FFFFFF"/>
+        </w:rPr>
+        <w:t>the</w:t>
+      </w:r>
+      <w:proofErr w:type="spellEnd"/>
+      <w:r>
+        <w:rPr>
+          <w:rFonts w:cs="Arial"/>
+          <w:color w:val="000000"/>
+          <w:sz w:val="21"/>
+          <w:szCs w:val="21"/>
+          <w:shd w:val="clear" w:color="auto" w:fill="FFFFFF"/>
+        </w:rPr>
+        <w:t xml:space="preserve"> </w:t>
+      </w:r>
+      <w:proofErr w:type="spellStart"/>
+      <w:r>
+        <w:rPr>
+          <w:rFonts w:cs="Arial"/>
+          <w:color w:val="000000"/>
+          <w:sz w:val="21"/>
+          <w:szCs w:val="21"/>
+          <w:shd w:val="clear" w:color="auto" w:fill="FFFFFF"/>
+        </w:rPr>
+        <w:t>leap</w:t>
+      </w:r>
+      <w:proofErr w:type="spellEnd"/>
+      <w:r>
+        <w:rPr>
+          <w:rFonts w:cs="Arial"/>
+          <w:color w:val="000000"/>
+          <w:sz w:val="21"/>
+          <w:szCs w:val="21"/>
+          <w:shd w:val="clear" w:color="auto" w:fill="FFFFFF"/>
+        </w:rPr>
+        <w:t xml:space="preserve"> </w:t>
+      </w:r>
+      <w:proofErr w:type="spellStart"/>
+      <w:r>
+        <w:rPr>
+          <w:rFonts w:cs="Arial"/>
+          <w:color w:val="000000"/>
+          <w:sz w:val="21"/>
+          <w:szCs w:val="21"/>
+          <w:shd w:val="clear" w:color="auto" w:fill="FFFFFF"/>
+        </w:rPr>
+        <w:t>into</w:t>
+      </w:r>
+      <w:proofErr w:type="spellEnd"/>
+      <w:r>
+        <w:rPr>
+          <w:rFonts w:cs="Arial"/>
+          <w:color w:val="000000"/>
+          <w:sz w:val="21"/>
+          <w:szCs w:val="21"/>
+          <w:shd w:val="clear" w:color="auto" w:fill="FFFFFF"/>
+        </w:rPr>
+        <w:t xml:space="preserve"> </w:t>
+      </w:r>
+      <w:proofErr w:type="spellStart"/>
+      <w:r>
+        <w:rPr>
+          <w:rFonts w:cs="Arial"/>
+          <w:color w:val="000000"/>
+          <w:sz w:val="21"/>
+          <w:szCs w:val="21"/>
+          <w:shd w:val="clear" w:color="auto" w:fill="FFFFFF"/>
+        </w:rPr>
+        <w:t>electronic</w:t>
+      </w:r>
+      <w:proofErr w:type="spellEnd"/>
+      <w:r>
+        <w:rPr>
+          <w:rFonts w:cs="Arial"/>
+          <w:color w:val="000000"/>
+          <w:sz w:val="21"/>
+          <w:szCs w:val="21"/>
+          <w:shd w:val="clear" w:color="auto" w:fill="FFFFFF"/>
+        </w:rPr>
+        <w:t xml:space="preserve"> </w:t>
+      </w:r>
+      <w:proofErr w:type="spellStart"/>
+      <w:r>
+        <w:rPr>
+          <w:rFonts w:cs="Arial"/>
+          <w:color w:val="000000"/>
+          <w:sz w:val="21"/>
+          <w:szCs w:val="21"/>
+          <w:shd w:val="clear" w:color="auto" w:fill="FFFFFF"/>
+        </w:rPr>
+        <w:t>typesetting</w:t>
+      </w:r>
+      <w:proofErr w:type="spellEnd"/>
+      <w:r>
+        <w:rPr>
+          <w:rFonts w:cs="Arial"/>
+          <w:color w:val="000000"/>
+          <w:sz w:val="21"/>
+          <w:szCs w:val="21"/>
+          <w:shd w:val="clear" w:color="auto" w:fill="FFFFFF"/>
+        </w:rPr>
+        <w:t xml:space="preserve">, </w:t>
+      </w:r>
+      <w:proofErr w:type="spellStart"/>
+      <w:r>
+        <w:rPr>
+          <w:rFonts w:cs="Arial"/>
+          <w:color w:val="000000"/>
+          <w:sz w:val="21"/>
+          <w:szCs w:val="21"/>
+          <w:shd w:val="clear" w:color="auto" w:fill="FFFFFF"/>
+        </w:rPr>
+        <w:t>remaining</w:t>
+      </w:r>
+      <w:proofErr w:type="spellEnd"/>
+      <w:r>
+        <w:rPr>
+          <w:rFonts w:cs="Arial"/>
+          <w:color w:val="000000"/>
+          <w:sz w:val="21"/>
+          <w:szCs w:val="21"/>
+          <w:shd w:val="clear" w:color="auto" w:fill="FFFFFF"/>
+        </w:rPr>
+        <w:t xml:space="preserve"> </w:t>
+      </w:r>
+      <w:proofErr w:type="spellStart"/>
+      <w:r>
+        <w:rPr>
+          <w:rFonts w:cs="Arial"/>
+          <w:color w:val="000000"/>
+          <w:sz w:val="21"/>
+          <w:szCs w:val="21"/>
+          <w:shd w:val="clear" w:color="auto" w:fill="FFFFFF"/>
+        </w:rPr>
+        <w:t>essentially</w:t>
+      </w:r>
+      <w:proofErr w:type="spellEnd"/>
+      <w:r>
+        <w:rPr>
+          <w:rFonts w:cs="Arial"/>
+          <w:color w:val="000000"/>
+          <w:sz w:val="21"/>
+          <w:szCs w:val="21"/>
+          <w:shd w:val="clear" w:color="auto" w:fill="FFFFFF"/>
+        </w:rPr>
+        <w:t xml:space="preserve"> </w:t>
+      </w:r>
+      <w:proofErr w:type="spellStart"/>
+      <w:r>
+        <w:rPr>
+          <w:rFonts w:cs="Arial"/>
+          <w:color w:val="000000"/>
+          <w:sz w:val="21"/>
+          <w:szCs w:val="21"/>
+          <w:shd w:val="clear" w:color="auto" w:fill="FFFFFF"/>
+        </w:rPr>
+        <w:t>unchanged</w:t>
+      </w:r>
+      <w:proofErr w:type="spellEnd"/>
+      <w:r>
+        <w:rPr>
+          <w:rFonts w:cs="Arial"/>
+          <w:color w:val="000000"/>
+          <w:sz w:val="21"/>
+          <w:szCs w:val="21"/>
+          <w:shd w:val="clear" w:color="auto" w:fill="FFFFFF"/>
+        </w:rPr>
+        <w:t xml:space="preserve">. It </w:t>
+      </w:r>
+      <w:proofErr w:type="spellStart"/>
+      <w:r>
+        <w:rPr>
+          <w:rFonts w:cs="Arial"/>
+          <w:color w:val="000000"/>
+          <w:sz w:val="21"/>
+          <w:szCs w:val="21"/>
+          <w:shd w:val="clear" w:color="auto" w:fill="FFFFFF"/>
+        </w:rPr>
+        <w:t>was</w:t>
+      </w:r>
+      <w:proofErr w:type="spellEnd"/>
+      <w:r>
+        <w:rPr>
+          <w:rFonts w:cs="Arial"/>
+          <w:color w:val="000000"/>
+          <w:sz w:val="21"/>
+          <w:szCs w:val="21"/>
+          <w:shd w:val="clear" w:color="auto" w:fill="FFFFFF"/>
+        </w:rPr>
+        <w:t xml:space="preserve"> </w:t>
+      </w:r>
+      <w:proofErr w:type="spellStart"/>
+      <w:r>
+        <w:rPr>
+          <w:rFonts w:cs="Arial"/>
+          <w:color w:val="000000"/>
+          <w:sz w:val="21"/>
+          <w:szCs w:val="21"/>
+          <w:shd w:val="clear" w:color="auto" w:fill="FFFFFF"/>
+        </w:rPr>
+        <w:t>popularised</w:t>
+      </w:r>
+      <w:proofErr w:type="spellEnd"/>
+      <w:r>
+        <w:rPr>
+          <w:rFonts w:cs="Arial"/>
+          <w:color w:val="000000"/>
+          <w:sz w:val="21"/>
+          <w:szCs w:val="21"/>
+          <w:shd w:val="clear" w:color="auto" w:fill="FFFFFF"/>
+        </w:rPr>
+        <w:t xml:space="preserve"> in </w:t>
+      </w:r>
+      <w:proofErr w:type="spellStart"/>
+      <w:r>
+        <w:rPr>
+          <w:rFonts w:cs="Arial"/>
+          <w:color w:val="000000"/>
+          <w:sz w:val="21"/>
+          <w:szCs w:val="21"/>
+          <w:shd w:val="clear" w:color="auto" w:fill="FFFFFF"/>
+        </w:rPr>
+        <w:t>the</w:t>
+      </w:r>
+      <w:proofErr w:type="spellEnd"/>
+      <w:r>
+        <w:rPr>
+          <w:rFonts w:cs="Arial"/>
+          <w:color w:val="000000"/>
+          <w:sz w:val="21"/>
+          <w:szCs w:val="21"/>
+          <w:shd w:val="clear" w:color="auto" w:fill="FFFFFF"/>
+        </w:rPr>
+        <w:t xml:space="preserve"> 1960s </w:t>
+      </w:r>
+      <w:proofErr w:type="spellStart"/>
+      <w:r>
+        <w:rPr>
+          <w:rFonts w:cs="Arial"/>
+          <w:color w:val="000000"/>
+          <w:sz w:val="21"/>
+          <w:szCs w:val="21"/>
+          <w:shd w:val="clear" w:color="auto" w:fill="FFFFFF"/>
+        </w:rPr>
+        <w:t>with</w:t>
+      </w:r>
+      <w:proofErr w:type="spellEnd"/>
+      <w:r>
+        <w:rPr>
+          <w:rFonts w:cs="Arial"/>
+          <w:color w:val="000000"/>
+          <w:sz w:val="21"/>
+          <w:szCs w:val="21"/>
+          <w:shd w:val="clear" w:color="auto" w:fill="FFFFFF"/>
+        </w:rPr>
+        <w:t xml:space="preserve"> </w:t>
+      </w:r>
+      <w:proofErr w:type="spellStart"/>
+      <w:r>
+        <w:rPr>
+          <w:rFonts w:cs="Arial"/>
+          <w:color w:val="000000"/>
+          <w:sz w:val="21"/>
+          <w:szCs w:val="21"/>
+          <w:shd w:val="clear" w:color="auto" w:fill="FFFFFF"/>
+        </w:rPr>
+        <w:t>the</w:t>
+      </w:r>
+      <w:proofErr w:type="spellEnd"/>
+      <w:r>
+        <w:rPr>
+          <w:rFonts w:cs="Arial"/>
+          <w:color w:val="000000"/>
+          <w:sz w:val="21"/>
+          <w:szCs w:val="21"/>
+          <w:shd w:val="clear" w:color="auto" w:fill="FFFFFF"/>
+        </w:rPr>
+        <w:t xml:space="preserve"> release </w:t>
+      </w:r>
+      <w:proofErr w:type="spellStart"/>
+      <w:r>
+        <w:rPr>
+          <w:rFonts w:cs="Arial"/>
+          <w:color w:val="000000"/>
+          <w:sz w:val="21"/>
+          <w:szCs w:val="21"/>
+          <w:shd w:val="clear" w:color="auto" w:fill="FFFFFF"/>
+        </w:rPr>
+        <w:t>of</w:t>
+      </w:r>
+      <w:proofErr w:type="spellEnd"/>
+      <w:r>
+        <w:rPr>
+          <w:rFonts w:cs="Arial"/>
+          <w:color w:val="000000"/>
+          <w:sz w:val="21"/>
+          <w:szCs w:val="21"/>
+          <w:shd w:val="clear" w:color="auto" w:fill="FFFFFF"/>
+        </w:rPr>
+        <w:t xml:space="preserve"> </w:t>
+      </w:r>
+      <w:proofErr w:type="spellStart"/>
+      <w:r>
+        <w:rPr>
+          <w:rFonts w:cs="Arial"/>
+          <w:color w:val="000000"/>
+          <w:sz w:val="21"/>
+          <w:szCs w:val="21"/>
+          <w:shd w:val="clear" w:color="auto" w:fill="FFFFFF"/>
+        </w:rPr>
+        <w:t>Letraset</w:t>
+      </w:r>
+      <w:proofErr w:type="spellEnd"/>
+      <w:r>
+        <w:rPr>
+          <w:rFonts w:cs="Arial"/>
+          <w:color w:val="000000"/>
+          <w:sz w:val="21"/>
+          <w:szCs w:val="21"/>
+          <w:shd w:val="clear" w:color="auto" w:fill="FFFFFF"/>
+        </w:rPr>
+        <w:t xml:space="preserve"> </w:t>
+      </w:r>
+      <w:proofErr w:type="spellStart"/>
+      <w:r>
+        <w:rPr>
+          <w:rFonts w:cs="Arial"/>
+          <w:color w:val="000000"/>
+          <w:sz w:val="21"/>
+          <w:szCs w:val="21"/>
+          <w:shd w:val="clear" w:color="auto" w:fill="FFFFFF"/>
+        </w:rPr>
+        <w:t>sheets</w:t>
+      </w:r>
+      <w:proofErr w:type="spellEnd"/>
+      <w:r>
+        <w:rPr>
+          <w:rFonts w:cs="Arial"/>
+          <w:color w:val="000000"/>
+          <w:sz w:val="21"/>
+          <w:szCs w:val="21"/>
+          <w:shd w:val="clear" w:color="auto" w:fill="FFFFFF"/>
+        </w:rPr>
+        <w:t xml:space="preserve"> </w:t>
+      </w:r>
+      <w:proofErr w:type="spellStart"/>
+      <w:r>
+        <w:rPr>
+          <w:rFonts w:cs="Arial"/>
+          <w:color w:val="000000"/>
+          <w:sz w:val="21"/>
+          <w:szCs w:val="21"/>
+          <w:shd w:val="clear" w:color="auto" w:fill="FFFFFF"/>
+        </w:rPr>
+        <w:t>containing</w:t>
+      </w:r>
+      <w:proofErr w:type="spellEnd"/>
+      <w:r>
+        <w:rPr>
+          <w:rFonts w:cs="Arial"/>
+          <w:color w:val="000000"/>
+          <w:sz w:val="21"/>
+          <w:szCs w:val="21"/>
+          <w:shd w:val="clear" w:color="auto" w:fill="FFFFFF"/>
+        </w:rPr>
+        <w:t xml:space="preserve"> </w:t>
+      </w:r>
+      <w:proofErr w:type="spellStart"/>
+      <w:r>
+        <w:rPr>
+          <w:rFonts w:cs="Arial"/>
+          <w:color w:val="000000"/>
+          <w:sz w:val="21"/>
+          <w:szCs w:val="21"/>
+          <w:shd w:val="clear" w:color="auto" w:fill="FFFFFF"/>
+        </w:rPr>
+        <w:t>Lorem</w:t>
+      </w:r>
+      <w:proofErr w:type="spellEnd"/>
+      <w:r>
+        <w:rPr>
+          <w:rFonts w:cs="Arial"/>
+          <w:color w:val="000000"/>
+          <w:sz w:val="21"/>
+          <w:szCs w:val="21"/>
+          <w:shd w:val="clear" w:color="auto" w:fill="FFFFFF"/>
+        </w:rPr>
+        <w:t xml:space="preserve"> Ipsum </w:t>
+      </w:r>
+      <w:proofErr w:type="spellStart"/>
+      <w:r>
+        <w:rPr>
+          <w:rFonts w:cs="Arial"/>
+          <w:color w:val="000000"/>
+          <w:sz w:val="21"/>
+          <w:szCs w:val="21"/>
+          <w:shd w:val="clear" w:color="auto" w:fill="FFFFFF"/>
+        </w:rPr>
+        <w:t>passages</w:t>
+      </w:r>
+      <w:proofErr w:type="spellEnd"/>
+      <w:r>
+        <w:rPr>
+          <w:rFonts w:cs="Arial"/>
+          <w:color w:val="000000"/>
+          <w:sz w:val="21"/>
+          <w:szCs w:val="21"/>
+          <w:shd w:val="clear" w:color="auto" w:fill="FFFFFF"/>
+        </w:rPr>
+        <w:t xml:space="preserve">, </w:t>
+      </w:r>
+      <w:proofErr w:type="spellStart"/>
+      <w:r>
+        <w:rPr>
+          <w:rFonts w:cs="Arial"/>
+          <w:color w:val="000000"/>
+          <w:sz w:val="21"/>
+          <w:szCs w:val="21"/>
+          <w:shd w:val="clear" w:color="auto" w:fill="FFFFFF"/>
+        </w:rPr>
+        <w:t>and</w:t>
+      </w:r>
+      <w:proofErr w:type="spellEnd"/>
+      <w:r>
+        <w:rPr>
+          <w:rFonts w:cs="Arial"/>
+          <w:color w:val="000000"/>
+          <w:sz w:val="21"/>
+          <w:szCs w:val="21"/>
+          <w:shd w:val="clear" w:color="auto" w:fill="FFFFFF"/>
+        </w:rPr>
+        <w:t xml:space="preserve"> more </w:t>
+      </w:r>
+      <w:proofErr w:type="spellStart"/>
+      <w:r>
+        <w:rPr>
+          <w:rFonts w:cs="Arial"/>
+          <w:color w:val="000000"/>
+          <w:sz w:val="21"/>
+          <w:szCs w:val="21"/>
+          <w:shd w:val="clear" w:color="auto" w:fill="FFFFFF"/>
+        </w:rPr>
+        <w:t>recently</w:t>
+      </w:r>
+      <w:proofErr w:type="spellEnd"/>
+      <w:r>
+        <w:rPr>
+          <w:rFonts w:cs="Arial"/>
+          <w:color w:val="000000"/>
+          <w:sz w:val="21"/>
+          <w:szCs w:val="21"/>
+          <w:shd w:val="clear" w:color="auto" w:fill="FFFFFF"/>
+        </w:rPr>
+        <w:t xml:space="preserve"> </w:t>
+      </w:r>
+      <w:proofErr w:type="spellStart"/>
+      <w:r>
+        <w:rPr>
+          <w:rFonts w:cs="Arial"/>
+          <w:color w:val="000000"/>
+          <w:sz w:val="21"/>
+          <w:szCs w:val="21"/>
+          <w:shd w:val="clear" w:color="auto" w:fill="FFFFFF"/>
+        </w:rPr>
+        <w:t>with</w:t>
+      </w:r>
+      <w:proofErr w:type="spellEnd"/>
+      <w:r>
+        <w:rPr>
+          <w:rFonts w:cs="Arial"/>
+          <w:color w:val="000000"/>
+          <w:sz w:val="21"/>
+          <w:szCs w:val="21"/>
+          <w:shd w:val="clear" w:color="auto" w:fill="FFFFFF"/>
+        </w:rPr>
+        <w:t xml:space="preserve"> desktop </w:t>
+      </w:r>
+      <w:proofErr w:type="spellStart"/>
+      <w:r>
+        <w:rPr>
+          <w:rFonts w:cs="Arial"/>
+          <w:color w:val="000000"/>
+          <w:sz w:val="21"/>
+          <w:szCs w:val="21"/>
+          <w:shd w:val="clear" w:color="auto" w:fill="FFFFFF"/>
+        </w:rPr>
+        <w:t>publishing</w:t>
+      </w:r>
+      <w:proofErr w:type="spellEnd"/>
+      <w:r>
+        <w:rPr>
+          <w:rFonts w:cs="Arial"/>
+          <w:color w:val="000000"/>
+          <w:sz w:val="21"/>
+          <w:szCs w:val="21"/>
+          <w:shd w:val="clear" w:color="auto" w:fill="FFFFFF"/>
+        </w:rPr>
+        <w:t xml:space="preserve"> software </w:t>
+      </w:r>
+      <w:proofErr w:type="spellStart"/>
+      <w:r>
+        <w:rPr>
+          <w:rFonts w:cs="Arial"/>
+          <w:color w:val="000000"/>
+          <w:sz w:val="21"/>
+          <w:szCs w:val="21"/>
+          <w:shd w:val="clear" w:color="auto" w:fill="FFFFFF"/>
+        </w:rPr>
+        <w:t>like</w:t>
+      </w:r>
+      <w:proofErr w:type="spellEnd"/>
+      <w:r>
+        <w:rPr>
+          <w:rFonts w:cs="Arial"/>
+          <w:color w:val="000000"/>
+          <w:sz w:val="21"/>
+          <w:szCs w:val="21"/>
+          <w:shd w:val="clear" w:color="auto" w:fill="FFFFFF"/>
+        </w:rPr>
+        <w:t xml:space="preserve"> </w:t>
+      </w:r>
+      <w:proofErr w:type="spellStart"/>
+      <w:r>
+        <w:rPr>
+          <w:rFonts w:cs="Arial"/>
+          <w:color w:val="000000"/>
+          <w:sz w:val="21"/>
+          <w:szCs w:val="21"/>
+          <w:shd w:val="clear" w:color="auto" w:fill="FFFFFF"/>
+        </w:rPr>
+        <w:t>Aldus</w:t>
+      </w:r>
+      <w:proofErr w:type="spellEnd"/>
+      <w:r>
+        <w:rPr>
+          <w:rFonts w:cs="Arial"/>
+          <w:color w:val="000000"/>
+          <w:sz w:val="21"/>
+          <w:szCs w:val="21"/>
+          <w:shd w:val="clear" w:color="auto" w:fill="FFFFFF"/>
+        </w:rPr>
+        <w:t xml:space="preserve"> PageMaker </w:t>
+      </w:r>
+      <w:proofErr w:type="spellStart"/>
+      <w:r>
+        <w:rPr>
+          <w:rFonts w:cs="Arial"/>
+          <w:color w:val="000000"/>
+          <w:sz w:val="21"/>
+          <w:szCs w:val="21"/>
+          <w:shd w:val="clear" w:color="auto" w:fill="FFFFFF"/>
+        </w:rPr>
+        <w:t>including</w:t>
+      </w:r>
+      <w:proofErr w:type="spellEnd"/>
+      <w:r>
+        <w:rPr>
+          <w:rFonts w:cs="Arial"/>
+          <w:color w:val="000000"/>
+          <w:sz w:val="21"/>
+          <w:szCs w:val="21"/>
+          <w:shd w:val="clear" w:color="auto" w:fill="FFFFFF"/>
+        </w:rPr>
+        <w:t xml:space="preserve"> </w:t>
+      </w:r>
+      <w:proofErr w:type="spellStart"/>
+      <w:r>
+        <w:rPr>
+          <w:rFonts w:cs="Arial"/>
+          <w:color w:val="000000"/>
+          <w:sz w:val="21"/>
+          <w:szCs w:val="21"/>
+          <w:shd w:val="clear" w:color="auto" w:fill="FFFFFF"/>
+        </w:rPr>
+        <w:t>versions</w:t>
+      </w:r>
+      <w:proofErr w:type="spellEnd"/>
+      <w:r>
+        <w:rPr>
+          <w:rFonts w:cs="Arial"/>
+          <w:color w:val="000000"/>
+          <w:sz w:val="21"/>
+          <w:szCs w:val="21"/>
+          <w:shd w:val="clear" w:color="auto" w:fill="FFFFFF"/>
+        </w:rPr>
+        <w:t xml:space="preserve"> </w:t>
+      </w:r>
+      <w:proofErr w:type="spellStart"/>
+      <w:r>
+        <w:rPr>
+          <w:rFonts w:cs="Arial"/>
+          <w:color w:val="000000"/>
+          <w:sz w:val="21"/>
+          <w:szCs w:val="21"/>
+          <w:shd w:val="clear" w:color="auto" w:fill="FFFFFF"/>
+        </w:rPr>
+        <w:t>of</w:t>
+      </w:r>
+      <w:proofErr w:type="spellEnd"/>
+      <w:r>
+        <w:rPr>
+          <w:rFonts w:cs="Arial"/>
+          <w:color w:val="000000"/>
+          <w:sz w:val="21"/>
+          <w:szCs w:val="21"/>
+          <w:shd w:val="clear" w:color="auto" w:fill="FFFFFF"/>
+        </w:rPr>
+        <w:t xml:space="preserve"> </w:t>
+      </w:r>
+      <w:proofErr w:type="spellStart"/>
+      <w:r>
+        <w:rPr>
+          <w:rFonts w:cs="Arial"/>
+          <w:color w:val="000000"/>
+          <w:sz w:val="21"/>
+          <w:szCs w:val="21"/>
+          <w:shd w:val="clear" w:color="auto" w:fill="FFFFFF"/>
+        </w:rPr>
+        <w:t>Lorem</w:t>
+      </w:r>
+      <w:proofErr w:type="spellEnd"/>
+      <w:r>
+        <w:rPr>
+          <w:rFonts w:cs="Arial"/>
+          <w:color w:val="000000"/>
+          <w:sz w:val="21"/>
+          <w:szCs w:val="21"/>
+          <w:shd w:val="clear" w:color="auto" w:fill="FFFFFF"/>
+        </w:rPr>
+        <w:t xml:space="preserve"> Ipsum.</w:t>
+      </w:r>
+    </w:p>
+    <w:p>
+      <w:proofErr w:type="spellStart"/>
+      <w:r>
+        <w:rPr>
+          <w:rStyle w:val="Forte"/>
+          <w:rFonts w:cs="Arial"/>
+          <w:color w:val="000000"/>
+          <w:sz w:val="21"/>
+          <w:szCs w:val="21"/>
+          <w:shd w:val="clear" w:color="auto" w:fill="FFFFFF"/>
+        </w:rPr>
+        <w:t>Lorem</w:t>
+      </w:r>
+      <w:proofErr w:type="spellEnd"/>
+      <w:r>
+        <w:rPr>
+          <w:rStyle w:val="Forte"/>
+          <w:rFonts w:cs="Arial"/>
+          <w:color w:val="000000"/>
+          <w:sz w:val="21"/>
+          <w:szCs w:val="21"/>
+          <w:shd w:val="clear" w:color="auto" w:fill="FFFFFF"/>
+        </w:rPr>
+        <w:t xml:space="preserve"> Ipsum</w:t>
+      </w:r>
+      <w:r>
+        <w:rPr>
+          <w:rFonts w:cs="Arial"/>
+          <w:color w:val="000000"/>
+          <w:sz w:val="21"/>
+          <w:szCs w:val="21"/>
+          <w:shd w:val="clear" w:color="auto" w:fill="FFFFFF"/>
+        </w:rPr>
+        <w:t> </w:t>
+      </w:r>
+      <w:proofErr w:type="spellStart"/>
+      <w:r>
+        <w:rPr>
+          <w:rFonts w:cs="Arial"/>
+          <w:color w:val="000000"/>
+          <w:sz w:val="21"/>
+          <w:szCs w:val="21"/>
+          <w:shd w:val="clear" w:color="auto" w:fill="FFFFFF"/>
+        </w:rPr>
+        <w:t>is</w:t>
+      </w:r>
+      <w:proofErr w:type="spellEnd"/>
+      <w:r>
+        <w:rPr>
+          <w:rFonts w:cs="Arial"/>
+          <w:color w:val="000000"/>
+          <w:sz w:val="21"/>
+          <w:szCs w:val="21"/>
+          <w:shd w:val="clear" w:color="auto" w:fill="FFFFFF"/>
+        </w:rPr>
+        <w:t xml:space="preserve"> </w:t>
+      </w:r>
+      <w:proofErr w:type="spellStart"/>
+      <w:r>
+        <w:rPr>
+          <w:rFonts w:cs="Arial"/>
+          <w:color w:val="000000"/>
+          <w:sz w:val="21"/>
+          <w:szCs w:val="21"/>
+          <w:shd w:val="clear" w:color="auto" w:fill="FFFFFF"/>
+        </w:rPr>
+        <w:t>simply</w:t>
+      </w:r>
+      <w:proofErr w:type="spellEnd"/>
+      <w:r>
+        <w:rPr>
+          <w:rFonts w:cs="Arial"/>
+          <w:color w:val="000000"/>
+          <w:sz w:val="21"/>
+          <w:szCs w:val="21"/>
+          <w:shd w:val="clear" w:color="auto" w:fill="FFFFFF"/>
+        </w:rPr>
+        <w:t xml:space="preserve"> </w:t>
+      </w:r>
+      <w:proofErr w:type="spellStart"/>
+      <w:r>
+        <w:rPr>
+          <w:rFonts w:cs="Arial"/>
+          <w:color w:val="000000"/>
+          <w:sz w:val="21"/>
+          <w:szCs w:val="21"/>
+          <w:shd w:val="clear" w:color="auto" w:fill="FFFFFF"/>
+        </w:rPr>
+        <w:t>dummy</w:t>
+      </w:r>
+      <w:proofErr w:type="spellEnd"/>
+      <w:r>
+        <w:rPr>
+          <w:rFonts w:cs="Arial"/>
+          <w:color w:val="000000"/>
+          <w:sz w:val="21"/>
+          <w:szCs w:val="21"/>
+          <w:shd w:val="clear" w:color="auto" w:fill="FFFFFF"/>
+        </w:rPr>
+        <w:t xml:space="preserve"> </w:t>
+      </w:r>
+      <w:proofErr w:type="spellStart"/>
+      <w:r>
+        <w:rPr>
+          <w:rFonts w:cs="Arial"/>
+          <w:color w:val="000000"/>
+          <w:sz w:val="21"/>
+          <w:szCs w:val="21"/>
+          <w:shd w:val="clear" w:color="auto" w:fill="FFFFFF"/>
+        </w:rPr>
+        <w:t>text</w:t>
+      </w:r>
+      <w:proofErr w:type="spellEnd"/>
+      <w:r>
+        <w:rPr>
+          <w:rFonts w:cs="Arial"/>
+          <w:color w:val="000000"/>
+          <w:sz w:val="21"/>
+          <w:szCs w:val="21"/>
+          <w:shd w:val="clear" w:color="auto" w:fill="FFFFFF"/>
+        </w:rPr>
+        <w:t xml:space="preserve"> </w:t>
+      </w:r>
+      <w:proofErr w:type="spellStart"/>
+      <w:r>
+        <w:rPr>
+          <w:rFonts w:cs="Arial"/>
+          <w:color w:val="000000"/>
+          <w:sz w:val="21"/>
+          <w:szCs w:val="21"/>
+          <w:shd w:val="clear" w:color="auto" w:fill="FFFFFF"/>
+        </w:rPr>
+        <w:t>of</w:t>
+      </w:r>
+      <w:proofErr w:type="spellEnd"/>
+      <w:r>
+        <w:rPr>
+          <w:rFonts w:cs="Arial"/>
+          <w:color w:val="000000"/>
+          <w:sz w:val="21"/>
+          <w:szCs w:val="21"/>
+          <w:shd w:val="clear" w:color="auto" w:fill="FFFFFF"/>
+        </w:rPr>
+        <w:t xml:space="preserve"> </w:t>
+      </w:r>
+      <w:proofErr w:type="spellStart"/>
+      <w:r>
+        <w:rPr>
+          <w:rFonts w:cs="Arial"/>
+          <w:color w:val="000000"/>
+          <w:sz w:val="21"/>
+          <w:szCs w:val="21"/>
+          <w:shd w:val="clear" w:color="auto" w:fill="FFFFFF"/>
+        </w:rPr>
+        <w:t>the</w:t>
+      </w:r>
+      <w:proofErr w:type="spellEnd"/>
+      <w:r>
+        <w:rPr>
+          <w:rFonts w:cs="Arial"/>
+          <w:color w:val="000000"/>
+          <w:sz w:val="21"/>
+          <w:szCs w:val="21"/>
+          <w:shd w:val="clear" w:color="auto" w:fill="FFFFFF"/>
+        </w:rPr>
+        <w:t xml:space="preserve"> </w:t>
+      </w:r>
+      <w:proofErr w:type="spellStart"/>
+      <w:r>
+        <w:rPr>
+          <w:rFonts w:cs="Arial"/>
+          <w:color w:val="000000"/>
+          <w:sz w:val="21"/>
+          <w:szCs w:val="21"/>
+          <w:shd w:val="clear" w:color="auto" w:fill="FFFFFF"/>
+        </w:rPr>
+        <w:t>printing</w:t>
+      </w:r>
+      <w:proofErr w:type="spellEnd"/>
+      <w:r>
+        <w:rPr>
+          <w:rFonts w:cs="Arial"/>
+          <w:color w:val="000000"/>
+          <w:sz w:val="21"/>
+          <w:szCs w:val="21"/>
+          <w:shd w:val="clear" w:color="auto" w:fill="FFFFFF"/>
+        </w:rPr>
+        <w:t xml:space="preserve"> </w:t>
+      </w:r>
+      <w:proofErr w:type="spellStart"/>
+      <w:r>
+        <w:rPr>
+          <w:rFonts w:cs="Arial"/>
+          <w:color w:val="000000"/>
+          <w:sz w:val="21"/>
+          <w:szCs w:val="21"/>
+          <w:shd w:val="clear" w:color="auto" w:fill="FFFFFF"/>
+        </w:rPr>
+        <w:t>and</w:t>
+      </w:r>
+      <w:proofErr w:type="spellEnd"/>
+      <w:r>
+        <w:rPr>
+          <w:rFonts w:cs="Arial"/>
+          <w:color w:val="000000"/>
+          <w:sz w:val="21"/>
+          <w:szCs w:val="21"/>
+          <w:shd w:val="clear" w:color="auto" w:fill="FFFFFF"/>
+        </w:rPr>
+        <w:t xml:space="preserve"> </w:t>
+      </w:r>
+      <w:proofErr w:type="spellStart"/>
+      <w:r>
+        <w:rPr>
+          <w:rFonts w:cs="Arial"/>
+          <w:color w:val="000000"/>
+          <w:sz w:val="21"/>
+          <w:szCs w:val="21"/>
+          <w:shd w:val="clear" w:color="auto" w:fill="FFFFFF"/>
+        </w:rPr>
+        <w:t>typesetting</w:t>
+      </w:r>
+      <w:proofErr w:type="spellEnd"/>
+      <w:r>
+        <w:rPr>
+          <w:rFonts w:cs="Arial"/>
+          <w:color w:val="000000"/>
+          <w:sz w:val="21"/>
+          <w:szCs w:val="21"/>
+          <w:shd w:val="clear" w:color="auto" w:fill="FFFFFF"/>
+        </w:rPr>
+        <w:t xml:space="preserve"> </w:t>
+      </w:r>
+      <w:proofErr w:type="spellStart"/>
+      <w:r>
+        <w:rPr>
+          <w:rFonts w:cs="Arial"/>
+          <w:color w:val="000000"/>
+          <w:sz w:val="21"/>
+          <w:szCs w:val="21"/>
+          <w:shd w:val="clear" w:color="auto" w:fill="FFFFFF"/>
+        </w:rPr>
+        <w:t>industry</w:t>
+      </w:r>
+      <w:proofErr w:type="spellEnd"/>
+      <w:r>
+        <w:rPr>
+          <w:rFonts w:cs="Arial"/>
+          <w:color w:val="000000"/>
+          <w:sz w:val="21"/>
+          <w:szCs w:val="21"/>
+          <w:shd w:val="clear" w:color="auto" w:fill="FFFFFF"/>
+        </w:rPr>
+        <w:t xml:space="preserve">. </w:t>
+      </w:r>
+      <w:proofErr w:type="spellStart"/>
+      <w:r>
+        <w:rPr>
+          <w:rFonts w:cs="Arial"/>
+          <w:color w:val="000000"/>
+          <w:sz w:val="21"/>
+          <w:szCs w:val="21"/>
+          <w:shd w:val="clear" w:color="auto" w:fill="FFFFFF"/>
+        </w:rPr>
+        <w:t>Lorem</w:t>
+      </w:r>
+      <w:proofErr w:type="spellEnd"/>
+      <w:r>
+        <w:rPr>
+          <w:rFonts w:cs="Arial"/>
+          <w:color w:val="000000"/>
+          <w:sz w:val="21"/>
+          <w:szCs w:val="21"/>
+          <w:shd w:val="clear" w:color="auto" w:fill="FFFFFF"/>
+        </w:rPr>
+        <w:t xml:space="preserve"> Ipsum </w:t>
+      </w:r>
+      <w:proofErr w:type="spellStart"/>
+      <w:r>
+        <w:rPr>
+          <w:rFonts w:cs="Arial"/>
+          <w:color w:val="000000"/>
+          <w:sz w:val="21"/>
+          <w:szCs w:val="21"/>
+          <w:shd w:val="clear" w:color="auto" w:fill="FFFFFF"/>
+        </w:rPr>
+        <w:t>has</w:t>
+      </w:r>
+      <w:proofErr w:type="spellEnd"/>
+      <w:r>
+        <w:rPr>
+          <w:rFonts w:cs="Arial"/>
+          <w:color w:val="000000"/>
+          <w:sz w:val="21"/>
+          <w:szCs w:val="21"/>
+          <w:shd w:val="clear" w:color="auto" w:fill="FFFFFF"/>
+        </w:rPr>
+        <w:t xml:space="preserve"> </w:t>
+      </w:r>
+      <w:proofErr w:type="spellStart"/>
+      <w:r>
+        <w:rPr>
+          <w:rFonts w:cs="Arial"/>
+          <w:color w:val="000000"/>
+          <w:sz w:val="21"/>
+          <w:szCs w:val="21"/>
+          <w:shd w:val="clear" w:color="auto" w:fill="FFFFFF"/>
+        </w:rPr>
+        <w:t>been</w:t>
+      </w:r>
+      <w:proofErr w:type="spellEnd"/>
+      <w:r>
+        <w:rPr>
+          <w:rFonts w:cs="Arial"/>
+          <w:color w:val="000000"/>
+          <w:sz w:val="21"/>
+          <w:szCs w:val="21"/>
+          <w:shd w:val="clear" w:color="auto" w:fill="FFFFFF"/>
+        </w:rPr>
+        <w:t xml:space="preserve"> </w:t>
+      </w:r>
+      <w:proofErr w:type="spellStart"/>
+      <w:r>
+        <w:rPr>
+          <w:rFonts w:cs="Arial"/>
+          <w:color w:val="000000"/>
+          <w:sz w:val="21"/>
+          <w:szCs w:val="21"/>
+          <w:shd w:val="clear" w:color="auto" w:fill="FFFFFF"/>
+        </w:rPr>
+        <w:t>the</w:t>
+      </w:r>
+      <w:proofErr w:type="spellEnd"/>
+      <w:r>
+        <w:rPr>
+          <w:rFonts w:cs="Arial"/>
+          <w:color w:val="000000"/>
+          <w:sz w:val="21"/>
+          <w:szCs w:val="21"/>
+          <w:shd w:val="clear" w:color="auto" w:fill="FFFFFF"/>
+        </w:rPr>
+        <w:t xml:space="preserve"> </w:t>
+      </w:r>
+      <w:proofErr w:type="spellStart"/>
+      <w:r>
+        <w:rPr>
+          <w:rFonts w:cs="Arial"/>
+          <w:color w:val="000000"/>
+          <w:sz w:val="21"/>
+          <w:szCs w:val="21"/>
+          <w:shd w:val="clear" w:color="auto" w:fill="FFFFFF"/>
+        </w:rPr>
+        <w:t>industry's</w:t>
+      </w:r>
+      <w:proofErr w:type="spellEnd"/>
+      <w:r>
+        <w:rPr>
+          <w:rFonts w:cs="Arial"/>
+          <w:color w:val="000000"/>
+          <w:sz w:val="21"/>
+          <w:szCs w:val="21"/>
+          <w:shd w:val="clear" w:color="auto" w:fill="FFFFFF"/>
+        </w:rPr>
+        <w:t xml:space="preserve"> standard </w:t>
+      </w:r>
+      <w:proofErr w:type="spellStart"/>
+      <w:r>
+        <w:rPr>
+          <w:rFonts w:cs="Arial"/>
+          <w:color w:val="000000"/>
+          <w:sz w:val="21"/>
+          <w:szCs w:val="21"/>
+          <w:shd w:val="clear" w:color="auto" w:fill="FFFFFF"/>
+        </w:rPr>
+        <w:t>dummy</w:t>
+      </w:r>
+      <w:proofErr w:type="spellEnd"/>
+      <w:r>
+        <w:rPr>
+          <w:rFonts w:cs="Arial"/>
+          <w:color w:val="000000"/>
+          <w:sz w:val="21"/>
+          <w:szCs w:val="21"/>
+          <w:shd w:val="clear" w:color="auto" w:fill="FFFFFF"/>
+        </w:rPr>
+        <w:t xml:space="preserve"> </w:t>
+      </w:r>
+      <w:proofErr w:type="spellStart"/>
+      <w:r>
+        <w:rPr>
+          <w:rFonts w:cs="Arial"/>
+          <w:color w:val="000000"/>
+          <w:sz w:val="21"/>
+          <w:szCs w:val="21"/>
+          <w:shd w:val="clear" w:color="auto" w:fill="FFFFFF"/>
+        </w:rPr>
+        <w:t>text</w:t>
+      </w:r>
+      <w:proofErr w:type="spellEnd"/>
+      <w:r>
+        <w:rPr>
+          <w:rFonts w:cs="Arial"/>
+          <w:color w:val="000000"/>
+          <w:sz w:val="21"/>
+          <w:szCs w:val="21"/>
+          <w:shd w:val="clear" w:color="auto" w:fill="FFFFFF"/>
+        </w:rPr>
+        <w:t xml:space="preserve"> </w:t>
+      </w:r>
+      <w:proofErr w:type="spellStart"/>
+      <w:r>
+        <w:rPr>
+          <w:rFonts w:cs="Arial"/>
+          <w:color w:val="000000"/>
+          <w:sz w:val="21"/>
+          <w:szCs w:val="21"/>
+          <w:shd w:val="clear" w:color="auto" w:fill="FFFFFF"/>
+        </w:rPr>
+        <w:t>ever</w:t>
+      </w:r>
+      <w:proofErr w:type="spellEnd"/>
+      <w:r>
+        <w:rPr>
+          <w:rFonts w:cs="Arial"/>
+          <w:color w:val="000000"/>
+          <w:sz w:val="21"/>
+          <w:szCs w:val="21"/>
+          <w:shd w:val="clear" w:color="auto" w:fill="FFFFFF"/>
+        </w:rPr>
+        <w:t xml:space="preserve"> </w:t>
+      </w:r>
+      <w:proofErr w:type="spellStart"/>
+      <w:r>
+        <w:rPr>
+          <w:rFonts w:cs="Arial"/>
+          <w:color w:val="000000"/>
+          <w:sz w:val="21"/>
+          <w:szCs w:val="21"/>
+          <w:shd w:val="clear" w:color="auto" w:fill="FFFFFF"/>
+        </w:rPr>
+        <w:t>since</w:t>
+      </w:r>
+      <w:proofErr w:type="spellEnd"/>
+      <w:r>
+        <w:rPr>
+          <w:rFonts w:cs="Arial"/>
+          <w:color w:val="000000"/>
+          <w:sz w:val="21"/>
+          <w:szCs w:val="21"/>
+          <w:shd w:val="clear" w:color="auto" w:fill="FFFFFF"/>
+        </w:rPr>
+        <w:t xml:space="preserve"> </w:t>
+      </w:r>
+      <w:proofErr w:type="spellStart"/>
+      <w:r>
+        <w:rPr>
+          <w:rFonts w:cs="Arial"/>
+          <w:color w:val="000000"/>
+          <w:sz w:val="21"/>
+          <w:szCs w:val="21"/>
+          <w:shd w:val="clear" w:color="auto" w:fill="FFFFFF"/>
+        </w:rPr>
+        <w:t>the</w:t>
+      </w:r>
+      <w:proofErr w:type="spellEnd"/>
+      <w:r>
+        <w:rPr>
+          <w:rFonts w:cs="Arial"/>
+          <w:color w:val="000000"/>
+          <w:sz w:val="21"/>
+          <w:szCs w:val="21"/>
+          <w:shd w:val="clear" w:color="auto" w:fill="FFFFFF"/>
+        </w:rPr>
+        <w:t xml:space="preserve"> 1500s, </w:t>
+      </w:r>
+      <w:proofErr w:type="spellStart"/>
+      <w:r>
+        <w:rPr>
+          <w:rFonts w:cs="Arial"/>
+          <w:color w:val="000000"/>
+          <w:sz w:val="21"/>
+          <w:szCs w:val="21"/>
+          <w:shd w:val="clear" w:color="auto" w:fill="FFFFFF"/>
+        </w:rPr>
+        <w:t>when</w:t>
+      </w:r>
+      <w:proofErr w:type="spellEnd"/>
+      <w:r>
+        <w:rPr>
+          <w:rFonts w:cs="Arial"/>
+          <w:color w:val="000000"/>
+          <w:sz w:val="21"/>
+          <w:szCs w:val="21"/>
+          <w:shd w:val="clear" w:color="auto" w:fill="FFFFFF"/>
+        </w:rPr>
+        <w:t xml:space="preserve"> </w:t>
+      </w:r>
+      <w:proofErr w:type="spellStart"/>
+      <w:r>
+        <w:rPr>
+          <w:rFonts w:cs="Arial"/>
+          <w:color w:val="000000"/>
+          <w:sz w:val="21"/>
+          <w:szCs w:val="21"/>
+          <w:shd w:val="clear" w:color="auto" w:fill="FFFFFF"/>
+        </w:rPr>
+        <w:t>an</w:t>
+      </w:r>
+      <w:proofErr w:type="spellEnd"/>
+      <w:r>
+        <w:rPr>
+          <w:rFonts w:cs="Arial"/>
+          <w:color w:val="000000"/>
+          <w:sz w:val="21"/>
+          <w:szCs w:val="21"/>
+          <w:shd w:val="clear" w:color="auto" w:fill="FFFFFF"/>
+        </w:rPr>
+        <w:t xml:space="preserve"> </w:t>
+      </w:r>
+      <w:proofErr w:type="spellStart"/>
+      <w:r>
+        <w:rPr>
+          <w:rFonts w:cs="Arial"/>
+          <w:color w:val="000000"/>
+          <w:sz w:val="21"/>
+          <w:szCs w:val="21"/>
+          <w:shd w:val="clear" w:color="auto" w:fill="FFFFFF"/>
+        </w:rPr>
+        <w:t>unknown</w:t>
+      </w:r>
+      <w:proofErr w:type="spellEnd"/>
+      <w:r>
+        <w:rPr>
+          <w:rFonts w:cs="Arial"/>
+          <w:color w:val="000000"/>
+          <w:sz w:val="21"/>
+          <w:szCs w:val="21"/>
+          <w:shd w:val="clear" w:color="auto" w:fill="FFFFFF"/>
+        </w:rPr>
+        <w:t xml:space="preserve"> </w:t>
+      </w:r>
+      <w:proofErr w:type="spellStart"/>
+      <w:r>
+        <w:rPr>
+          <w:rFonts w:cs="Arial"/>
+          <w:color w:val="000000"/>
+          <w:sz w:val="21"/>
+          <w:szCs w:val="21"/>
+          <w:shd w:val="clear" w:color="auto" w:fill="FFFFFF"/>
+        </w:rPr>
+        <w:t>printer</w:t>
+      </w:r>
+      <w:proofErr w:type="spellEnd"/>
+      <w:r>
+        <w:rPr>
+          <w:rFonts w:cs="Arial"/>
+          <w:color w:val="000000"/>
+          <w:sz w:val="21"/>
+          <w:szCs w:val="21"/>
+          <w:shd w:val="clear" w:color="auto" w:fill="FFFFFF"/>
+        </w:rPr>
+        <w:t xml:space="preserve"> </w:t>
+      </w:r>
+      <w:proofErr w:type="spellStart"/>
+      <w:r>
+        <w:rPr>
+          <w:rFonts w:cs="Arial"/>
+          <w:color w:val="000000"/>
+          <w:sz w:val="21"/>
+          <w:szCs w:val="21"/>
+          <w:shd w:val="clear" w:color="auto" w:fill="FFFFFF"/>
+        </w:rPr>
+        <w:t>took</w:t>
+      </w:r>
+      <w:proofErr w:type="spellEnd"/>
+      <w:r>
+        <w:rPr>
+          <w:rFonts w:cs="Arial"/>
+          <w:color w:val="000000"/>
+          <w:sz w:val="21"/>
+          <w:szCs w:val="21"/>
+          <w:shd w:val="clear" w:color="auto" w:fill="FFFFFF"/>
+        </w:rPr>
+        <w:t xml:space="preserve"> a </w:t>
+      </w:r>
+      <w:proofErr w:type="spellStart"/>
+      <w:r>
+        <w:rPr>
+          <w:rFonts w:cs="Arial"/>
+          <w:color w:val="000000"/>
+          <w:sz w:val="21"/>
+          <w:szCs w:val="21"/>
+          <w:shd w:val="clear" w:color="auto" w:fill="FFFFFF"/>
+        </w:rPr>
+        <w:t>galley</w:t>
+      </w:r>
+      <w:proofErr w:type="spellEnd"/>
+      <w:r>
+        <w:rPr>
+          <w:rFonts w:cs="Arial"/>
+          <w:color w:val="000000"/>
+          <w:sz w:val="21"/>
+          <w:szCs w:val="21"/>
+          <w:shd w:val="clear" w:color="auto" w:fill="FFFFFF"/>
+        </w:rPr>
+        <w:t xml:space="preserve"> </w:t>
+      </w:r>
+      <w:proofErr w:type="spellStart"/>
+      <w:r>
+        <w:rPr>
+          <w:rFonts w:cs="Arial"/>
+          <w:color w:val="000000"/>
+          <w:sz w:val="21"/>
+          <w:szCs w:val="21"/>
+          <w:shd w:val="clear" w:color="auto" w:fill="FFFFFF"/>
+        </w:rPr>
+        <w:t>of</w:t>
+      </w:r>
+      <w:proofErr w:type="spellEnd"/>
+      <w:r>
+        <w:rPr>
+          <w:rFonts w:cs="Arial"/>
+          <w:color w:val="000000"/>
+          <w:sz w:val="21"/>
+          <w:szCs w:val="21"/>
+          <w:shd w:val="clear" w:color="auto" w:fill="FFFFFF"/>
+        </w:rPr>
+        <w:t xml:space="preserve"> </w:t>
+      </w:r>
+      <w:proofErr w:type="spellStart"/>
+      <w:r>
+        <w:rPr>
+          <w:rFonts w:cs="Arial"/>
+          <w:color w:val="000000"/>
+          <w:sz w:val="21"/>
+          <w:szCs w:val="21"/>
+          <w:shd w:val="clear" w:color="auto" w:fill="FFFFFF"/>
+        </w:rPr>
+        <w:t>type</w:t>
+      </w:r>
+      <w:proofErr w:type="spellEnd"/>
+      <w:r>
+        <w:rPr>
+          <w:rFonts w:cs="Arial"/>
+          <w:color w:val="000000"/>
+          <w:sz w:val="21"/>
+          <w:szCs w:val="21"/>
+          <w:shd w:val="clear" w:color="auto" w:fill="FFFFFF"/>
+        </w:rPr>
+        <w:t xml:space="preserve"> </w:t>
+      </w:r>
+      <w:proofErr w:type="spellStart"/>
+      <w:r>
+        <w:rPr>
+          <w:rFonts w:cs="Arial"/>
+          <w:color w:val="000000"/>
+          <w:sz w:val="21"/>
+          <w:szCs w:val="21"/>
+          <w:shd w:val="clear" w:color="auto" w:fill="FFFFFF"/>
+        </w:rPr>
+        <w:t>and</w:t>
+      </w:r>
+      <w:proofErr w:type="spellEnd"/>
+      <w:r>
+        <w:rPr>
+          <w:rFonts w:cs="Arial"/>
+          <w:color w:val="000000"/>
+          <w:sz w:val="21"/>
+          <w:szCs w:val="21"/>
+          <w:shd w:val="clear" w:color="auto" w:fill="FFFFFF"/>
+        </w:rPr>
+        <w:t xml:space="preserve"> </w:t>
+      </w:r>
+      <w:proofErr w:type="spellStart"/>
+      <w:r>
+        <w:rPr>
+          <w:rFonts w:cs="Arial"/>
+          <w:color w:val="000000"/>
+          <w:sz w:val="21"/>
+          <w:szCs w:val="21"/>
+          <w:shd w:val="clear" w:color="auto" w:fill="FFFFFF"/>
+        </w:rPr>
+        <w:t>scrambled</w:t>
+      </w:r>
+      <w:proofErr w:type="spellEnd"/>
+      <w:r>
+        <w:rPr>
+          <w:rFonts w:cs="Arial"/>
+          <w:color w:val="000000"/>
+          <w:sz w:val="21"/>
+          <w:szCs w:val="21"/>
+          <w:shd w:val="clear" w:color="auto" w:fill="FFFFFF"/>
+        </w:rPr>
+        <w:t xml:space="preserve"> it </w:t>
+      </w:r>
+      <w:proofErr w:type="spellStart"/>
+      <w:r>
+        <w:rPr>
+          <w:rFonts w:cs="Arial"/>
+          <w:color w:val="000000"/>
+          <w:sz w:val="21"/>
+          <w:szCs w:val="21"/>
+          <w:shd w:val="clear" w:color="auto" w:fill="FFFFFF"/>
+        </w:rPr>
+        <w:t>to</w:t>
+      </w:r>
+      <w:proofErr w:type="spellEnd"/>
+      <w:r>
+        <w:rPr>
+          <w:rFonts w:cs="Arial"/>
+          <w:color w:val="000000"/>
+          <w:sz w:val="21"/>
+          <w:szCs w:val="21"/>
+          <w:shd w:val="clear" w:color="auto" w:fill="FFFFFF"/>
+        </w:rPr>
+        <w:t xml:space="preserve"> </w:t>
+      </w:r>
+      <w:proofErr w:type="spellStart"/>
+      <w:r>
+        <w:rPr>
+          <w:rFonts w:cs="Arial"/>
+          <w:color w:val="000000"/>
+          <w:sz w:val="21"/>
+          <w:szCs w:val="21"/>
+          <w:shd w:val="clear" w:color="auto" w:fill="FFFFFF"/>
+        </w:rPr>
+        <w:t>make</w:t>
+      </w:r>
+      <w:proofErr w:type="spellEnd"/>
+      <w:r>
+        <w:rPr>
+          <w:rFonts w:cs="Arial"/>
+          <w:color w:val="000000"/>
+          <w:sz w:val="21"/>
+          <w:szCs w:val="21"/>
+          <w:shd w:val="clear" w:color="auto" w:fill="FFFFFF"/>
+        </w:rPr>
+        <w:t xml:space="preserve"> a </w:t>
+      </w:r>
+      <w:proofErr w:type="spellStart"/>
+      <w:r>
+        <w:rPr>
+          <w:rFonts w:cs="Arial"/>
+          <w:color w:val="000000"/>
+          <w:sz w:val="21"/>
+          <w:szCs w:val="21"/>
+          <w:shd w:val="clear" w:color="auto" w:fill="FFFFFF"/>
+        </w:rPr>
+        <w:t>type</w:t>
+      </w:r>
+      <w:proofErr w:type="spellEnd"/>
+      <w:r>
+        <w:rPr>
+          <w:rFonts w:cs="Arial"/>
+          <w:color w:val="000000"/>
+          <w:sz w:val="21"/>
+          <w:szCs w:val="21"/>
+          <w:shd w:val="clear" w:color="auto" w:fill="FFFFFF"/>
+        </w:rPr>
+        <w:t xml:space="preserve"> </w:t>
+      </w:r>
+      <w:proofErr w:type="spellStart"/>
+      <w:r>
+        <w:rPr>
+          <w:rFonts w:cs="Arial"/>
+          <w:color w:val="000000"/>
+          <w:sz w:val="21"/>
+          <w:szCs w:val="21"/>
+          <w:shd w:val="clear" w:color="auto" w:fill="FFFFFF"/>
+        </w:rPr>
+        <w:t>specimen</w:t>
+      </w:r>
+      <w:proofErr w:type="spellEnd"/>
+      <w:r>
+        <w:rPr>
+          <w:rFonts w:cs="Arial"/>
+          <w:color w:val="000000"/>
+          <w:sz w:val="21"/>
+          <w:szCs w:val="21"/>
+          <w:shd w:val="clear" w:color="auto" w:fill="FFFFFF"/>
+        </w:rPr>
+        <w:t xml:space="preserve"> book. It </w:t>
+      </w:r>
+      <w:proofErr w:type="spellStart"/>
+      <w:r>
+        <w:rPr>
+          <w:rFonts w:cs="Arial"/>
+          <w:color w:val="000000"/>
+          <w:sz w:val="21"/>
+          <w:szCs w:val="21"/>
+          <w:shd w:val="clear" w:color="auto" w:fill="FFFFFF"/>
+        </w:rPr>
+        <w:t>has</w:t>
+      </w:r>
+      <w:proofErr w:type="spellEnd"/>
+      <w:r>
+        <w:rPr>
+          <w:rFonts w:cs="Arial"/>
+          <w:color w:val="000000"/>
+          <w:sz w:val="21"/>
+          <w:szCs w:val="21"/>
+          <w:shd w:val="clear" w:color="auto" w:fill="FFFFFF"/>
+        </w:rPr>
+        <w:t xml:space="preserve"> </w:t>
+      </w:r>
+      <w:proofErr w:type="spellStart"/>
+      <w:r>
+        <w:rPr>
+          <w:rFonts w:cs="Arial"/>
+          <w:color w:val="000000"/>
+          <w:sz w:val="21"/>
+          <w:szCs w:val="21"/>
+          <w:shd w:val="clear" w:color="auto" w:fill="FFFFFF"/>
+        </w:rPr>
+        <w:t>survived</w:t>
+      </w:r>
+      <w:proofErr w:type="spellEnd"/>
+      <w:r>
+        <w:rPr>
+          <w:rFonts w:cs="Arial"/>
+          <w:color w:val="000000"/>
+          <w:sz w:val="21"/>
+          <w:szCs w:val="21"/>
+          <w:shd w:val="clear" w:color="auto" w:fill="FFFFFF"/>
+        </w:rPr>
+        <w:t xml:space="preserve"> </w:t>
+      </w:r>
+      <w:proofErr w:type="spellStart"/>
+      <w:r>
+        <w:rPr>
+          <w:rFonts w:cs="Arial"/>
+          <w:color w:val="000000"/>
+          <w:sz w:val="21"/>
+          <w:szCs w:val="21"/>
+          <w:shd w:val="clear" w:color="auto" w:fill="FFFFFF"/>
+        </w:rPr>
+        <w:t>not</w:t>
+      </w:r>
+      <w:proofErr w:type="spellEnd"/>
+      <w:r>
+        <w:rPr>
+          <w:rFonts w:cs="Arial"/>
+          <w:color w:val="000000"/>
+          <w:sz w:val="21"/>
+          <w:szCs w:val="21"/>
+          <w:shd w:val="clear" w:color="auto" w:fill="FFFFFF"/>
+        </w:rPr>
+        <w:t xml:space="preserve"> </w:t>
+      </w:r>
+      <w:proofErr w:type="spellStart"/>
+      <w:r>
+        <w:rPr>
+          <w:rFonts w:cs="Arial"/>
+          <w:color w:val="000000"/>
+          <w:sz w:val="21"/>
+          <w:szCs w:val="21"/>
+          <w:shd w:val="clear" w:color="auto" w:fill="FFFFFF"/>
+        </w:rPr>
+        <w:t>only</w:t>
+      </w:r>
+      <w:proofErr w:type="spellEnd"/>
+      <w:r>
+        <w:rPr>
+          <w:rFonts w:cs="Arial"/>
+          <w:color w:val="000000"/>
+          <w:sz w:val="21"/>
+          <w:szCs w:val="21"/>
+          <w:shd w:val="clear" w:color="auto" w:fill="FFFFFF"/>
+        </w:rPr>
+        <w:t xml:space="preserve"> </w:t>
+      </w:r>
+      <w:proofErr w:type="spellStart"/>
+      <w:r>
+        <w:rPr>
+          <w:rFonts w:cs="Arial"/>
+          <w:color w:val="000000"/>
+          <w:sz w:val="21"/>
+          <w:szCs w:val="21"/>
+          <w:shd w:val="clear" w:color="auto" w:fill="FFFFFF"/>
+        </w:rPr>
+        <w:t>five</w:t>
+      </w:r>
+      <w:proofErr w:type="spellEnd"/>
+      <w:r>
+        <w:rPr>
+          <w:rFonts w:cs="Arial"/>
+          <w:color w:val="000000"/>
+          <w:sz w:val="21"/>
+          <w:szCs w:val="21"/>
+          <w:shd w:val="clear" w:color="auto" w:fill="FFFFFF"/>
+        </w:rPr>
+        <w:t xml:space="preserve"> </w:t>
+      </w:r>
+      <w:proofErr w:type="spellStart"/>
+      <w:r>
+        <w:rPr>
+          <w:rFonts w:cs="Arial"/>
+          <w:color w:val="000000"/>
+          <w:sz w:val="21"/>
+          <w:szCs w:val="21"/>
+          <w:shd w:val="clear" w:color="auto" w:fill="FFFFFF"/>
+        </w:rPr>
+        <w:t>centuries</w:t>
+      </w:r>
+      <w:proofErr w:type="spellEnd"/>
+      <w:r>
+        <w:rPr>
+          <w:rFonts w:cs="Arial"/>
+          <w:color w:val="000000"/>
+          <w:sz w:val="21"/>
+          <w:szCs w:val="21"/>
+          <w:shd w:val="clear" w:color="auto" w:fill="FFFFFF"/>
+        </w:rPr>
+        <w:t xml:space="preserve">, </w:t>
+      </w:r>
+      <w:proofErr w:type="spellStart"/>
+      <w:r>
+        <w:rPr>
+          <w:rFonts w:cs="Arial"/>
+          <w:color w:val="000000"/>
+          <w:sz w:val="21"/>
+          <w:szCs w:val="21"/>
+          <w:shd w:val="clear" w:color="auto" w:fill="FFFFFF"/>
+        </w:rPr>
+        <w:t>but</w:t>
+      </w:r>
+      <w:proofErr w:type="spellEnd"/>
+      <w:r>
+        <w:rPr>
+          <w:rFonts w:cs="Arial"/>
+          <w:color w:val="000000"/>
+          <w:sz w:val="21"/>
+          <w:szCs w:val="21"/>
+          <w:shd w:val="clear" w:color="auto" w:fill="FFFFFF"/>
+        </w:rPr>
+        <w:t xml:space="preserve"> </w:t>
+      </w:r>
+      <w:proofErr w:type="spellStart"/>
+      <w:r>
+        <w:rPr>
+          <w:rFonts w:cs="Arial"/>
+          <w:color w:val="000000"/>
+          <w:sz w:val="21"/>
+          <w:szCs w:val="21"/>
+          <w:shd w:val="clear" w:color="auto" w:fill="FFFFFF"/>
+        </w:rPr>
+        <w:t>also</w:t>
+      </w:r>
+      <w:proofErr w:type="spellEnd"/>
+      <w:r>
+        <w:rPr>
+          <w:rFonts w:cs="Arial"/>
+          <w:color w:val="000000"/>
+          <w:sz w:val="21"/>
+          <w:szCs w:val="21"/>
+          <w:shd w:val="clear" w:color="auto" w:fill="FFFFFF"/>
+        </w:rPr>
+        <w:t xml:space="preserve"> </w:t>
+      </w:r>
+      <w:proofErr w:type="spellStart"/>
+      <w:r>
+        <w:rPr>
+          <w:rFonts w:cs="Arial"/>
+          <w:color w:val="000000"/>
+          <w:sz w:val="21"/>
+          <w:szCs w:val="21"/>
+          <w:shd w:val="clear" w:color="auto" w:fill="FFFFFF"/>
+        </w:rPr>
+        <w:t>the</w:t>
+      </w:r>
+      <w:proofErr w:type="spellEnd"/>
+      <w:r>
+        <w:rPr>
+          <w:rFonts w:cs="Arial"/>
+          <w:color w:val="000000"/>
+          <w:sz w:val="21"/>
+          <w:szCs w:val="21"/>
+          <w:shd w:val="clear" w:color="auto" w:fill="FFFFFF"/>
+        </w:rPr>
+        <w:t xml:space="preserve"> </w:t>
+      </w:r>
+      <w:proofErr w:type="spellStart"/>
+      <w:r>
+        <w:rPr>
+          <w:rFonts w:cs="Arial"/>
+          <w:color w:val="000000"/>
+          <w:sz w:val="21"/>
+          <w:szCs w:val="21"/>
+          <w:shd w:val="clear" w:color="auto" w:fill="FFFFFF"/>
+        </w:rPr>
+        <w:t>leap</w:t>
+      </w:r>
+      <w:proofErr w:type="spellEnd"/>
+      <w:r>
+        <w:rPr>
+          <w:rFonts w:cs="Arial"/>
+          <w:color w:val="000000"/>
+          <w:sz w:val="21"/>
+          <w:szCs w:val="21"/>
+          <w:shd w:val="clear" w:color="auto" w:fill="FFFFFF"/>
+        </w:rPr>
+        <w:t xml:space="preserve"> </w:t>
+      </w:r>
+      <w:proofErr w:type="spellStart"/>
+      <w:r>
+        <w:rPr>
+          <w:rFonts w:cs="Arial"/>
+          <w:color w:val="000000"/>
+          <w:sz w:val="21"/>
+          <w:szCs w:val="21"/>
+          <w:shd w:val="clear" w:color="auto" w:fill="FFFFFF"/>
+        </w:rPr>
+        <w:t>into</w:t>
+      </w:r>
+      <w:proofErr w:type="spellEnd"/>
+      <w:r>
+        <w:rPr>
+          <w:rFonts w:cs="Arial"/>
+          <w:color w:val="000000"/>
+          <w:sz w:val="21"/>
+          <w:szCs w:val="21"/>
+          <w:shd w:val="clear" w:color="auto" w:fill="FFFFFF"/>
+        </w:rPr>
+        <w:t xml:space="preserve"> </w:t>
+      </w:r>
+      <w:proofErr w:type="spellStart"/>
+      <w:r>
+        <w:rPr>
+          <w:rFonts w:cs="Arial"/>
+          <w:color w:val="000000"/>
+          <w:sz w:val="21"/>
+          <w:szCs w:val="21"/>
+          <w:shd w:val="clear" w:color="auto" w:fill="FFFFFF"/>
+        </w:rPr>
+        <w:t>electronic</w:t>
+      </w:r>
+      <w:proofErr w:type="spellEnd"/>
+      <w:r>
+        <w:rPr>
+          <w:rFonts w:cs="Arial"/>
+          <w:color w:val="000000"/>
+          <w:sz w:val="21"/>
+          <w:szCs w:val="21"/>
+          <w:shd w:val="clear" w:color="auto" w:fill="FFFFFF"/>
+        </w:rPr>
+        <w:t xml:space="preserve"> </w:t>
+      </w:r>
+      <w:proofErr w:type="spellStart"/>
+      <w:r>
+        <w:rPr>
+          <w:rFonts w:cs="Arial"/>
+          <w:color w:val="000000"/>
+          <w:sz w:val="21"/>
+          <w:szCs w:val="21"/>
+          <w:shd w:val="clear" w:color="auto" w:fill="FFFFFF"/>
+        </w:rPr>
+        <w:t>typesetting</w:t>
+      </w:r>
+      <w:proofErr w:type="spellEnd"/>
+      <w:r>
+        <w:rPr>
+          <w:rFonts w:cs="Arial"/>
+          <w:color w:val="000000"/>
+          <w:sz w:val="21"/>
+          <w:szCs w:val="21"/>
+          <w:shd w:val="clear" w:color="auto" w:fill="FFFFFF"/>
+        </w:rPr>
+        <w:t xml:space="preserve">, </w:t>
+      </w:r>
+      <w:proofErr w:type="spellStart"/>
+      <w:r>
+        <w:rPr>
+          <w:rFonts w:cs="Arial"/>
+          <w:color w:val="000000"/>
+          <w:sz w:val="21"/>
+          <w:szCs w:val="21"/>
+          <w:shd w:val="clear" w:color="auto" w:fill="FFFFFF"/>
+        </w:rPr>
+        <w:t>remaining</w:t>
+      </w:r>
+      <w:proofErr w:type="spellEnd"/>
+      <w:r>
+        <w:rPr>
+          <w:rFonts w:cs="Arial"/>
+          <w:color w:val="000000"/>
+          <w:sz w:val="21"/>
+          <w:szCs w:val="21"/>
+          <w:shd w:val="clear" w:color="auto" w:fill="FFFFFF"/>
+        </w:rPr>
+        <w:t xml:space="preserve"> </w:t>
+      </w:r>
+      <w:proofErr w:type="spellStart"/>
+      <w:r>
+        <w:rPr>
+          <w:rFonts w:cs="Arial"/>
+          <w:color w:val="000000"/>
+          <w:sz w:val="21"/>
+          <w:szCs w:val="21"/>
+          <w:shd w:val="clear" w:color="auto" w:fill="FFFFFF"/>
+        </w:rPr>
+        <w:t>essentially</w:t>
+      </w:r>
+      <w:proofErr w:type="spellEnd"/>
+      <w:r>
+        <w:rPr>
+          <w:rFonts w:cs="Arial"/>
+          <w:color w:val="000000"/>
+          <w:sz w:val="21"/>
+          <w:szCs w:val="21"/>
+          <w:shd w:val="clear" w:color="auto" w:fill="FFFFFF"/>
+        </w:rPr>
+        <w:t xml:space="preserve"> </w:t>
+      </w:r>
+      <w:proofErr w:type="spellStart"/>
+      <w:r>
+        <w:rPr>
+          <w:rFonts w:cs="Arial"/>
+          <w:color w:val="000000"/>
+          <w:sz w:val="21"/>
+          <w:szCs w:val="21"/>
+          <w:shd w:val="clear" w:color="auto" w:fill="FFFFFF"/>
+        </w:rPr>
+        <w:t>unchanged</w:t>
+      </w:r>
+      <w:proofErr w:type="spellEnd"/>
+      <w:r>
+        <w:rPr>
+          <w:rFonts w:cs="Arial"/>
+          <w:color w:val="000000"/>
+          <w:sz w:val="21"/>
+          <w:szCs w:val="21"/>
+          <w:shd w:val="clear" w:color="auto" w:fill="FFFFFF"/>
+        </w:rPr>
+        <w:t xml:space="preserve">. It </w:t>
+      </w:r>
+      <w:proofErr w:type="spellStart"/>
+      <w:r>
+        <w:rPr>
+          <w:rFonts w:cs="Arial"/>
+          <w:color w:val="000000"/>
+          <w:sz w:val="21"/>
+          <w:szCs w:val="21"/>
+          <w:shd w:val="clear" w:color="auto" w:fill="FFFFFF"/>
+        </w:rPr>
+        <w:t>was</w:t>
+      </w:r>
+      <w:proofErr w:type="spellEnd"/>
+      <w:r>
+        <w:rPr>
+          <w:rFonts w:cs="Arial"/>
+          <w:color w:val="000000"/>
+          <w:sz w:val="21"/>
+          <w:szCs w:val="21"/>
+          <w:shd w:val="clear" w:color="auto" w:fill="FFFFFF"/>
+        </w:rPr>
+        <w:t xml:space="preserve"> </w:t>
+      </w:r>
+      <w:proofErr w:type="spellStart"/>
+      <w:r>
+        <w:rPr>
+          <w:rFonts w:cs="Arial"/>
+          <w:color w:val="000000"/>
+          <w:sz w:val="21"/>
+          <w:szCs w:val="21"/>
+          <w:shd w:val="clear" w:color="auto" w:fill="FFFFFF"/>
+        </w:rPr>
+        <w:t>popularised</w:t>
+      </w:r>
+      <w:proofErr w:type="spellEnd"/>
+      <w:r>
+        <w:rPr>
+          <w:rFonts w:cs="Arial"/>
+          <w:color w:val="000000"/>
+          <w:sz w:val="21"/>
+          <w:szCs w:val="21"/>
+          <w:shd w:val="clear" w:color="auto" w:fill="FFFFFF"/>
+        </w:rPr>
+        <w:t xml:space="preserve"> in </w:t>
+      </w:r>
+      <w:proofErr w:type="spellStart"/>
+      <w:r>
+        <w:rPr>
+          <w:rFonts w:cs="Arial"/>
+          <w:color w:val="000000"/>
+          <w:sz w:val="21"/>
+          <w:szCs w:val="21"/>
+          <w:shd w:val="clear" w:color="auto" w:fill="FFFFFF"/>
+        </w:rPr>
+        <w:t>the</w:t>
+      </w:r>
+      <w:proofErr w:type="spellEnd"/>
+      <w:r>
+        <w:rPr>
+          <w:rFonts w:cs="Arial"/>
+          <w:color w:val="000000"/>
+          <w:sz w:val="21"/>
+          <w:szCs w:val="21"/>
+          <w:shd w:val="clear" w:color="auto" w:fill="FFFFFF"/>
+        </w:rPr>
+        <w:t xml:space="preserve"> 1960s </w:t>
+      </w:r>
+      <w:proofErr w:type="spellStart"/>
+      <w:r>
+        <w:rPr>
+          <w:rFonts w:cs="Arial"/>
+          <w:color w:val="000000"/>
+          <w:sz w:val="21"/>
+          <w:szCs w:val="21"/>
+          <w:shd w:val="clear" w:color="auto" w:fill="FFFFFF"/>
+        </w:rPr>
+        <w:t>with</w:t>
+      </w:r>
+      <w:proofErr w:type="spellEnd"/>
+      <w:r>
+        <w:rPr>
+          <w:rFonts w:cs="Arial"/>
+          <w:color w:val="000000"/>
+          <w:sz w:val="21"/>
+          <w:szCs w:val="21"/>
+          <w:shd w:val="clear" w:color="auto" w:fill="FFFFFF"/>
+        </w:rPr>
+        <w:t xml:space="preserve"> </w:t>
+      </w:r>
+      <w:proofErr w:type="spellStart"/>
+      <w:r>
+        <w:rPr>
+          <w:rFonts w:cs="Arial"/>
+          <w:color w:val="000000"/>
+          <w:sz w:val="21"/>
+          <w:szCs w:val="21"/>
+          <w:shd w:val="clear" w:color="auto" w:fill="FFFFFF"/>
+        </w:rPr>
+        <w:t>the</w:t>
+      </w:r>
+      <w:proofErr w:type="spellEnd"/>
+      <w:r>
+        <w:rPr>
+          <w:rFonts w:cs="Arial"/>
+          <w:color w:val="000000"/>
+          <w:sz w:val="21"/>
+          <w:szCs w:val="21"/>
+          <w:shd w:val="clear" w:color="auto" w:fill="FFFFFF"/>
+        </w:rPr>
+        <w:t xml:space="preserve"> release </w:t>
+      </w:r>
+      <w:proofErr w:type="spellStart"/>
+      <w:r>
+        <w:rPr>
+          <w:rFonts w:cs="Arial"/>
+          <w:color w:val="000000"/>
+          <w:sz w:val="21"/>
+          <w:szCs w:val="21"/>
+          <w:shd w:val="clear" w:color="auto" w:fill="FFFFFF"/>
+        </w:rPr>
+        <w:t>of</w:t>
+      </w:r>
+      <w:proofErr w:type="spellEnd"/>
+      <w:r>
+        <w:rPr>
+          <w:rFonts w:cs="Arial"/>
+          <w:color w:val="000000"/>
+          <w:sz w:val="21"/>
+          <w:szCs w:val="21"/>
+          <w:shd w:val="clear" w:color="auto" w:fill="FFFFFF"/>
+        </w:rPr>
+        <w:t xml:space="preserve"> </w:t>
+      </w:r>
+      <w:proofErr w:type="spellStart"/>
+      <w:r>
+        <w:rPr>
+          <w:rFonts w:cs="Arial"/>
+          <w:color w:val="000000"/>
+          <w:sz w:val="21"/>
+          <w:szCs w:val="21"/>
+          <w:shd w:val="clear" w:color="auto" w:fill="FFFFFF"/>
+        </w:rPr>
+        <w:t>Letraset</w:t>
+      </w:r>
+      <w:proofErr w:type="spellEnd"/>
+      <w:r>
+        <w:rPr>
+          <w:rFonts w:cs="Arial"/>
+          <w:color w:val="000000"/>
+          <w:sz w:val="21"/>
+          <w:szCs w:val="21"/>
+          <w:shd w:val="clear" w:color="auto" w:fill="FFFFFF"/>
+        </w:rPr>
+        <w:t xml:space="preserve"> </w:t>
+      </w:r>
+      <w:proofErr w:type="spellStart"/>
+      <w:r>
+        <w:rPr>
+          <w:rFonts w:cs="Arial"/>
+          <w:color w:val="000000"/>
+          <w:sz w:val="21"/>
+          <w:szCs w:val="21"/>
+          <w:shd w:val="clear" w:color="auto" w:fill="FFFFFF"/>
+        </w:rPr>
+        <w:t>sheets</w:t>
+      </w:r>
+      <w:proofErr w:type="spellEnd"/>
+      <w:r>
+        <w:rPr>
+          <w:rFonts w:cs="Arial"/>
+          <w:color w:val="000000"/>
+          <w:sz w:val="21"/>
+          <w:szCs w:val="21"/>
+          <w:shd w:val="clear" w:color="auto" w:fill="FFFFFF"/>
+        </w:rPr>
+        <w:t xml:space="preserve"> </w:t>
+      </w:r>
+      <w:proofErr w:type="spellStart"/>
+      <w:r>
+        <w:rPr>
+          <w:rFonts w:cs="Arial"/>
+          <w:color w:val="000000"/>
+          <w:sz w:val="21"/>
+          <w:szCs w:val="21"/>
+          <w:shd w:val="clear" w:color="auto" w:fill="FFFFFF"/>
+        </w:rPr>
+        <w:t>containing</w:t>
+      </w:r>
+      <w:proofErr w:type="spellEnd"/>
+      <w:r>
+        <w:rPr>
+          <w:rFonts w:cs="Arial"/>
+          <w:color w:val="000000"/>
+          <w:sz w:val="21"/>
+          <w:szCs w:val="21"/>
+          <w:shd w:val="clear" w:color="auto" w:fill="FFFFFF"/>
+        </w:rPr>
+        <w:t xml:space="preserve"> </w:t>
+      </w:r>
+      <w:proofErr w:type="spellStart"/>
+      <w:r>
+        <w:rPr>
+          <w:rFonts w:cs="Arial"/>
+          <w:color w:val="000000"/>
+          <w:sz w:val="21"/>
+          <w:szCs w:val="21"/>
+          <w:shd w:val="clear" w:color="auto" w:fill="FFFFFF"/>
+        </w:rPr>
+        <w:t>Lorem</w:t>
+      </w:r>
+      <w:proofErr w:type="spellEnd"/>
+      <w:r>
+        <w:rPr>
+          <w:rFonts w:cs="Arial"/>
+          <w:color w:val="000000"/>
+          <w:sz w:val="21"/>
+          <w:szCs w:val="21"/>
+          <w:shd w:val="clear" w:color="auto" w:fill="FFFFFF"/>
+        </w:rPr>
+        <w:t xml:space="preserve"> Ipsum </w:t>
+      </w:r>
+      <w:proofErr w:type="spellStart"/>
+      <w:r>
+        <w:rPr>
+          <w:rFonts w:cs="Arial"/>
+          <w:color w:val="000000"/>
+          <w:sz w:val="21"/>
+          <w:szCs w:val="21"/>
+          <w:shd w:val="clear" w:color="auto" w:fill="FFFFFF"/>
+        </w:rPr>
+        <w:t>passages</w:t>
+      </w:r>
+      <w:proofErr w:type="spellEnd"/>
+      <w:r>
+        <w:rPr>
+          <w:rFonts w:cs="Arial"/>
+          <w:color w:val="000000"/>
+          <w:sz w:val="21"/>
+          <w:szCs w:val="21"/>
+          <w:shd w:val="clear" w:color="auto" w:fill="FFFFFF"/>
+        </w:rPr>
+        <w:t xml:space="preserve">, </w:t>
+      </w:r>
+      <w:proofErr w:type="spellStart"/>
+      <w:r>
+        <w:rPr>
+          <w:rFonts w:cs="Arial"/>
+          <w:color w:val="000000"/>
+          <w:sz w:val="21"/>
+          <w:szCs w:val="21"/>
+          <w:shd w:val="clear" w:color="auto" w:fill="FFFFFF"/>
+        </w:rPr>
+        <w:t>and</w:t>
+      </w:r>
+      <w:proofErr w:type="spellEnd"/>
+      <w:r>
+        <w:rPr>
+          <w:rFonts w:cs="Arial"/>
+          <w:color w:val="000000"/>
+          <w:sz w:val="21"/>
+          <w:szCs w:val="21"/>
+          <w:shd w:val="clear" w:color="auto" w:fill="FFFFFF"/>
+        </w:rPr>
+        <w:t xml:space="preserve"> more </w:t>
+      </w:r>
+      <w:proofErr w:type="spellStart"/>
+      <w:r>
+        <w:rPr>
+          <w:rFonts w:cs="Arial"/>
+          <w:color w:val="000000"/>
+          <w:sz w:val="21"/>
+          <w:szCs w:val="21"/>
+          <w:shd w:val="clear" w:color="auto" w:fill="FFFFFF"/>
+        </w:rPr>
+        <w:t>recently</w:t>
+      </w:r>
+      <w:proofErr w:type="spellEnd"/>
+      <w:r>
+        <w:rPr>
+          <w:rFonts w:cs="Arial"/>
+          <w:color w:val="000000"/>
+          <w:sz w:val="21"/>
+          <w:szCs w:val="21"/>
+          <w:shd w:val="clear" w:color="auto" w:fill="FFFFFF"/>
+        </w:rPr>
+        <w:t xml:space="preserve"> </w:t>
+      </w:r>
+      <w:proofErr w:type="spellStart"/>
+      <w:r>
+        <w:rPr>
+          <w:rFonts w:cs="Arial"/>
+          <w:color w:val="000000"/>
+          <w:sz w:val="21"/>
+          <w:szCs w:val="21"/>
+          <w:shd w:val="clear" w:color="auto" w:fill="FFFFFF"/>
+        </w:rPr>
+        <w:t>with</w:t>
+      </w:r>
+      <w:proofErr w:type="spellEnd"/>
+      <w:r>
+        <w:rPr>
+          <w:rFonts w:cs="Arial"/>
+          <w:color w:val="000000"/>
+          <w:sz w:val="21"/>
+          <w:szCs w:val="21"/>
+          <w:shd w:val="clear" w:color="auto" w:fill="FFFFFF"/>
+        </w:rPr>
+        <w:t xml:space="preserve"> desktop </w:t>
+      </w:r>
+      <w:proofErr w:type="spellStart"/>
+      <w:r>
+        <w:rPr>
+          <w:rFonts w:cs="Arial"/>
+          <w:color w:val="000000"/>
+          <w:sz w:val="21"/>
+          <w:szCs w:val="21"/>
+          <w:shd w:val="clear" w:color="auto" w:fill="FFFFFF"/>
+        </w:rPr>
+        <w:t>publishing</w:t>
+      </w:r>
+      <w:proofErr w:type="spellEnd"/>
+      <w:r>
+        <w:rPr>
+          <w:rFonts w:cs="Arial"/>
+          <w:color w:val="000000"/>
+          <w:sz w:val="21"/>
+          <w:szCs w:val="21"/>
+          <w:shd w:val="clear" w:color="auto" w:fill="FFFFFF"/>
+        </w:rPr>
+        <w:t xml:space="preserve"> software </w:t>
+      </w:r>
+      <w:proofErr w:type="spellStart"/>
+      <w:r>
+        <w:rPr>
+          <w:rFonts w:cs="Arial"/>
+          <w:color w:val="000000"/>
+          <w:sz w:val="21"/>
+          <w:szCs w:val="21"/>
+          <w:shd w:val="clear" w:color="auto" w:fill="FFFFFF"/>
+        </w:rPr>
+        <w:t>like</w:t>
+      </w:r>
+      <w:proofErr w:type="spellEnd"/>
+      <w:r>
+        <w:rPr>
+          <w:rFonts w:cs="Arial"/>
+          <w:color w:val="000000"/>
+          <w:sz w:val="21"/>
+          <w:szCs w:val="21"/>
+          <w:shd w:val="clear" w:color="auto" w:fill="FFFFFF"/>
+        </w:rPr>
+        <w:t xml:space="preserve"> </w:t>
+      </w:r>
+      <w:proofErr w:type="spellStart"/>
+      <w:r>
+        <w:rPr>
+          <w:rFonts w:cs="Arial"/>
+          <w:color w:val="000000"/>
+          <w:sz w:val="21"/>
+          <w:szCs w:val="21"/>
+          <w:shd w:val="clear" w:color="auto" w:fill="FFFFFF"/>
+        </w:rPr>
+        <w:t>Aldus</w:t>
+      </w:r>
+      <w:proofErr w:type="spellEnd"/>
+      <w:r>
+        <w:rPr>
+          <w:rFonts w:cs="Arial"/>
+          <w:color w:val="000000"/>
+          <w:sz w:val="21"/>
+          <w:szCs w:val="21"/>
+          <w:shd w:val="clear" w:color="auto" w:fill="FFFFFF"/>
+        </w:rPr>
+        <w:t xml:space="preserve"> PageMaker </w:t>
+      </w:r>
+      <w:proofErr w:type="spellStart"/>
+      <w:r>
+        <w:rPr>
+          <w:rFonts w:cs="Arial"/>
+          <w:color w:val="000000"/>
+          <w:sz w:val="21"/>
+          <w:szCs w:val="21"/>
+          <w:shd w:val="clear" w:color="auto" w:fill="FFFFFF"/>
+        </w:rPr>
+        <w:t>including</w:t>
+      </w:r>
+      <w:proofErr w:type="spellEnd"/>
+      <w:r>
+        <w:rPr>
+          <w:rFonts w:cs="Arial"/>
+          <w:color w:val="000000"/>
+          <w:sz w:val="21"/>
+          <w:szCs w:val="21"/>
+          <w:shd w:val="clear" w:color="auto" w:fill="FFFFFF"/>
+        </w:rPr>
+        <w:t xml:space="preserve"> </w:t>
+      </w:r>
+      <w:proofErr w:type="spellStart"/>
+      <w:r>
+        <w:rPr>
+          <w:rFonts w:cs="Arial"/>
+          <w:color w:val="000000"/>
+          <w:sz w:val="21"/>
+          <w:szCs w:val="21"/>
+          <w:shd w:val="clear" w:color="auto" w:fill="FFFFFF"/>
+        </w:rPr>
+        <w:t>versions</w:t>
+      </w:r>
+      <w:proofErr w:type="spellEnd"/>
+      <w:r>
+        <w:rPr>
+          <w:rFonts w:cs="Arial"/>
+          <w:color w:val="000000"/>
+          <w:sz w:val="21"/>
+          <w:szCs w:val="21"/>
+          <w:shd w:val="clear" w:color="auto" w:fill="FFFFFF"/>
+        </w:rPr>
+        <w:t xml:space="preserve"> </w:t>
+      </w:r>
+      <w:proofErr w:type="spellStart"/>
+      <w:r>
+        <w:rPr>
+          <w:rFonts w:cs="Arial"/>
+          <w:color w:val="000000"/>
+          <w:sz w:val="21"/>
+          <w:szCs w:val="21"/>
+          <w:shd w:val="clear" w:color="auto" w:fill="FFFFFF"/>
+        </w:rPr>
+        <w:t>of</w:t>
+      </w:r>
+      <w:proofErr w:type="spellEnd"/>
+      <w:r>
+        <w:rPr>
+          <w:rFonts w:cs="Arial"/>
+          <w:color w:val="000000"/>
+          <w:sz w:val="21"/>
+          <w:szCs w:val="21"/>
+          <w:shd w:val="clear" w:color="auto" w:fill="FFFFFF"/>
+        </w:rPr>
+        <w:t xml:space="preserve"> </w:t>
+      </w:r>
+      <w:proofErr w:type="spellStart"/>
+      <w:r>
+        <w:rPr>
+          <w:rFonts w:cs="Arial"/>
+          <w:color w:val="000000"/>
+          <w:sz w:val="21"/>
+          <w:szCs w:val="21"/>
+          <w:shd w:val="clear" w:color="auto" w:fill="FFFFFF"/>
+        </w:rPr>
+        <w:t>Lorem</w:t>
+      </w:r>
+      <w:proofErr w:type="spellEnd"/>
+      <w:r>
+        <w:rPr>
+          <w:rFonts w:cs="Arial"/>
+          <w:color w:val="000000"/>
+          <w:sz w:val="21"/>
+          <w:szCs w:val="21"/>
+          <w:shd w:val="clear" w:color="auto" w:fill="FFFFFF"/>
+        </w:rPr>
+        <w:t xml:space="preserve"> Ipsum.</w:t>
+      </w:r>
+    </w:p>
+    <w:p>
+      <w:pPr>
+        <w:pStyle w:val="Ttulo2"/>
+      </w:pPr>
+      <w:r>
+        <w:t>Justificativa</w:t>
+      </w:r>
+    </w:p>
+    <w:p>
+      <w:proofErr w:type="spellStart"/>
+      <w:r>
+        <w:rPr>
+          <w:rStyle w:val="Forte"/>
+          <w:rFonts w:cs="Arial"/>
+          <w:color w:val="000000"/>
+          <w:sz w:val="21"/>
+          <w:szCs w:val="21"/>
+          <w:shd w:val="clear" w:color="auto" w:fill="FFFFFF"/>
+        </w:rPr>
+        <w:t>Lorem</w:t>
+      </w:r>
+      <w:proofErr w:type="spellEnd"/>
+      <w:r>
+        <w:rPr>
+          <w:rStyle w:val="Forte"/>
+          <w:rFonts w:cs="Arial"/>
+          <w:color w:val="000000"/>
+          <w:sz w:val="21"/>
+          <w:szCs w:val="21"/>
+          <w:shd w:val="clear" w:color="auto" w:fill="FFFFFF"/>
+        </w:rPr>
+        <w:t xml:space="preserve"> Ipsum</w:t>
+      </w:r>
+      <w:r>
+        <w:rPr>
+          <w:rFonts w:cs="Arial"/>
+          <w:color w:val="000000"/>
+          <w:sz w:val="21"/>
+          <w:szCs w:val="21"/>
+          <w:shd w:val="clear" w:color="auto" w:fill="FFFFFF"/>
+        </w:rPr>
+        <w:t> </w:t>
+      </w:r>
+      <w:proofErr w:type="spellStart"/>
+      <w:r>
+        <w:rPr>
+          <w:rFonts w:cs="Arial"/>
+          <w:color w:val="000000"/>
+          <w:sz w:val="21"/>
+          <w:szCs w:val="21"/>
+          <w:shd w:val="clear" w:color="auto" w:fill="FFFFFF"/>
+        </w:rPr>
+        <w:t>is</w:t>
+      </w:r>
+      <w:proofErr w:type="spellEnd"/>
+      <w:r>
+        <w:rPr>
+          <w:rFonts w:cs="Arial"/>
+          <w:color w:val="000000"/>
+          <w:sz w:val="21"/>
+          <w:szCs w:val="21"/>
+          <w:shd w:val="clear" w:color="auto" w:fill="FFFFFF"/>
+        </w:rPr>
+        <w:t xml:space="preserve"> </w:t>
+      </w:r>
+      <w:proofErr w:type="spellStart"/>
+      <w:r>
+        <w:rPr>
+          <w:rFonts w:cs="Arial"/>
+          <w:color w:val="000000"/>
+          <w:sz w:val="21"/>
+          <w:szCs w:val="21"/>
+          <w:shd w:val="clear" w:color="auto" w:fill="FFFFFF"/>
+        </w:rPr>
+        <w:t>simply</w:t>
+      </w:r>
+      <w:proofErr w:type="spellEnd"/>
+      <w:r>
+        <w:rPr>
+          <w:rFonts w:cs="Arial"/>
+          <w:color w:val="000000"/>
+          <w:sz w:val="21"/>
+          <w:szCs w:val="21"/>
+          <w:shd w:val="clear" w:color="auto" w:fill="FFFFFF"/>
+        </w:rPr>
+        <w:t xml:space="preserve"> </w:t>
+      </w:r>
+      <w:proofErr w:type="spellStart"/>
+      <w:r>
+        <w:rPr>
+          <w:rFonts w:cs="Arial"/>
+          <w:color w:val="000000"/>
+          <w:sz w:val="21"/>
+          <w:szCs w:val="21"/>
+          <w:shd w:val="clear" w:color="auto" w:fill="FFFFFF"/>
+        </w:rPr>
+        <w:t>dummy</w:t>
+      </w:r>
+      <w:proofErr w:type="spellEnd"/>
+      <w:r>
+        <w:rPr>
+          <w:rFonts w:cs="Arial"/>
+          <w:color w:val="000000"/>
+          <w:sz w:val="21"/>
+          <w:szCs w:val="21"/>
+          <w:shd w:val="clear" w:color="auto" w:fill="FFFFFF"/>
+        </w:rPr>
+        <w:t xml:space="preserve"> </w:t>
+      </w:r>
+      <w:proofErr w:type="spellStart"/>
+      <w:r>
+        <w:rPr>
+          <w:rFonts w:cs="Arial"/>
+          <w:color w:val="000000"/>
+          <w:sz w:val="21"/>
+          <w:szCs w:val="21"/>
+          <w:shd w:val="clear" w:color="auto" w:fill="FFFFFF"/>
+        </w:rPr>
+        <w:t>text</w:t>
+      </w:r>
+      <w:proofErr w:type="spellEnd"/>
+      <w:r>
+        <w:rPr>
+          <w:rFonts w:cs="Arial"/>
+          <w:color w:val="000000"/>
+          <w:sz w:val="21"/>
+          <w:szCs w:val="21"/>
+          <w:shd w:val="clear" w:color="auto" w:fill="FFFFFF"/>
+        </w:rPr>
+        <w:t xml:space="preserve"> </w:t>
+      </w:r>
+      <w:proofErr w:type="spellStart"/>
+      <w:r>
+        <w:rPr>
+          <w:rFonts w:cs="Arial"/>
+          <w:color w:val="000000"/>
+          <w:sz w:val="21"/>
+          <w:szCs w:val="21"/>
+          <w:shd w:val="clear" w:color="auto" w:fill="FFFFFF"/>
+        </w:rPr>
+        <w:t>of</w:t>
+      </w:r>
+      <w:proofErr w:type="spellEnd"/>
+      <w:r>
+        <w:rPr>
+          <w:rFonts w:cs="Arial"/>
+          <w:color w:val="000000"/>
+          <w:sz w:val="21"/>
+          <w:szCs w:val="21"/>
+          <w:shd w:val="clear" w:color="auto" w:fill="FFFFFF"/>
+        </w:rPr>
+        <w:t xml:space="preserve"> </w:t>
+      </w:r>
+      <w:proofErr w:type="spellStart"/>
+      <w:r>
+        <w:rPr>
+          <w:rFonts w:cs="Arial"/>
+          <w:color w:val="000000"/>
+          <w:sz w:val="21"/>
+          <w:szCs w:val="21"/>
+          <w:shd w:val="clear" w:color="auto" w:fill="FFFFFF"/>
+        </w:rPr>
+        <w:t>the</w:t>
+      </w:r>
+      <w:proofErr w:type="spellEnd"/>
+      <w:r>
+        <w:rPr>
+          <w:rFonts w:cs="Arial"/>
+          <w:color w:val="000000"/>
+          <w:sz w:val="21"/>
+          <w:szCs w:val="21"/>
+          <w:shd w:val="clear" w:color="auto" w:fill="FFFFFF"/>
+        </w:rPr>
+        <w:t xml:space="preserve"> </w:t>
+      </w:r>
+      <w:proofErr w:type="spellStart"/>
+      <w:r>
+        <w:rPr>
+          <w:rFonts w:cs="Arial"/>
+          <w:color w:val="000000"/>
+          <w:sz w:val="21"/>
+          <w:szCs w:val="21"/>
+          <w:shd w:val="clear" w:color="auto" w:fill="FFFFFF"/>
+        </w:rPr>
+        <w:t>printing</w:t>
+      </w:r>
+      <w:proofErr w:type="spellEnd"/>
+      <w:r>
+        <w:rPr>
+          <w:rFonts w:cs="Arial"/>
+          <w:color w:val="000000"/>
+          <w:sz w:val="21"/>
+          <w:szCs w:val="21"/>
+          <w:shd w:val="clear" w:color="auto" w:fill="FFFFFF"/>
+        </w:rPr>
+        <w:t xml:space="preserve"> </w:t>
+      </w:r>
+      <w:proofErr w:type="spellStart"/>
+      <w:r>
+        <w:rPr>
+          <w:rFonts w:cs="Arial"/>
+          <w:color w:val="000000"/>
+          <w:sz w:val="21"/>
+          <w:szCs w:val="21"/>
+          <w:shd w:val="clear" w:color="auto" w:fill="FFFFFF"/>
+        </w:rPr>
+        <w:t>and</w:t>
+      </w:r>
+      <w:proofErr w:type="spellEnd"/>
+      <w:r>
+        <w:rPr>
+          <w:rFonts w:cs="Arial"/>
+          <w:color w:val="000000"/>
+          <w:sz w:val="21"/>
+          <w:szCs w:val="21"/>
+          <w:shd w:val="clear" w:color="auto" w:fill="FFFFFF"/>
+        </w:rPr>
+        <w:t xml:space="preserve"> </w:t>
+      </w:r>
+      <w:proofErr w:type="spellStart"/>
+      <w:r>
+        <w:rPr>
+          <w:rFonts w:cs="Arial"/>
+          <w:color w:val="000000"/>
+          <w:sz w:val="21"/>
+          <w:szCs w:val="21"/>
+          <w:shd w:val="clear" w:color="auto" w:fill="FFFFFF"/>
+        </w:rPr>
+        <w:t>typesetting</w:t>
+      </w:r>
+      <w:proofErr w:type="spellEnd"/>
+      <w:r>
+        <w:rPr>
+          <w:rFonts w:cs="Arial"/>
+          <w:color w:val="000000"/>
+          <w:sz w:val="21"/>
+          <w:szCs w:val="21"/>
+          <w:shd w:val="clear" w:color="auto" w:fill="FFFFFF"/>
+        </w:rPr>
+        <w:t xml:space="preserve"> </w:t>
+      </w:r>
+      <w:proofErr w:type="spellStart"/>
+      <w:r>
+        <w:rPr>
+          <w:rFonts w:cs="Arial"/>
+          <w:color w:val="000000"/>
+          <w:sz w:val="21"/>
+          <w:szCs w:val="21"/>
+          <w:shd w:val="clear" w:color="auto" w:fill="FFFFFF"/>
+        </w:rPr>
+        <w:t>industry</w:t>
+      </w:r>
+      <w:proofErr w:type="spellEnd"/>
+      <w:r>
+        <w:rPr>
+          <w:rFonts w:cs="Arial"/>
+          <w:color w:val="000000"/>
+          <w:sz w:val="21"/>
+          <w:szCs w:val="21"/>
+          <w:shd w:val="clear" w:color="auto" w:fill="FFFFFF"/>
+        </w:rPr>
+        <w:t xml:space="preserve">. </w:t>
+      </w:r>
+      <w:proofErr w:type="spellStart"/>
+      <w:r>
+        <w:rPr>
+          <w:rFonts w:cs="Arial"/>
+          <w:color w:val="000000"/>
+          <w:sz w:val="21"/>
+          <w:szCs w:val="21"/>
+          <w:shd w:val="clear" w:color="auto" w:fill="FFFFFF"/>
+        </w:rPr>
+        <w:t>Lorem</w:t>
+      </w:r>
+      <w:proofErr w:type="spellEnd"/>
+      <w:r>
+        <w:rPr>
+          <w:rFonts w:cs="Arial"/>
+          <w:color w:val="000000"/>
+          <w:sz w:val="21"/>
+          <w:szCs w:val="21"/>
+          <w:shd w:val="clear" w:color="auto" w:fill="FFFFFF"/>
+        </w:rPr>
+        <w:t xml:space="preserve"> Ipsum </w:t>
+      </w:r>
+      <w:proofErr w:type="spellStart"/>
+      <w:r>
+        <w:rPr>
+          <w:rFonts w:cs="Arial"/>
+          <w:color w:val="000000"/>
+          <w:sz w:val="21"/>
+          <w:szCs w:val="21"/>
+          <w:shd w:val="clear" w:color="auto" w:fill="FFFFFF"/>
+        </w:rPr>
+        <w:t>has</w:t>
+      </w:r>
+      <w:proofErr w:type="spellEnd"/>
+      <w:r>
+        <w:rPr>
+          <w:rFonts w:cs="Arial"/>
+          <w:color w:val="000000"/>
+          <w:sz w:val="21"/>
+          <w:szCs w:val="21"/>
+          <w:shd w:val="clear" w:color="auto" w:fill="FFFFFF"/>
+        </w:rPr>
+        <w:t xml:space="preserve"> </w:t>
+      </w:r>
+      <w:proofErr w:type="spellStart"/>
+      <w:r>
+        <w:rPr>
+          <w:rFonts w:cs="Arial"/>
+          <w:color w:val="000000"/>
+          <w:sz w:val="21"/>
+          <w:szCs w:val="21"/>
+          <w:shd w:val="clear" w:color="auto" w:fill="FFFFFF"/>
+        </w:rPr>
+        <w:t>been</w:t>
+      </w:r>
+      <w:proofErr w:type="spellEnd"/>
+      <w:r>
+        <w:rPr>
+          <w:rFonts w:cs="Arial"/>
+          <w:color w:val="000000"/>
+          <w:sz w:val="21"/>
+          <w:szCs w:val="21"/>
+          <w:shd w:val="clear" w:color="auto" w:fill="FFFFFF"/>
+        </w:rPr>
+        <w:t xml:space="preserve"> </w:t>
+      </w:r>
+      <w:proofErr w:type="spellStart"/>
+      <w:r>
+        <w:rPr>
+          <w:rFonts w:cs="Arial"/>
+          <w:color w:val="000000"/>
+          <w:sz w:val="21"/>
+          <w:szCs w:val="21"/>
+          <w:shd w:val="clear" w:color="auto" w:fill="FFFFFF"/>
+        </w:rPr>
+        <w:t>the</w:t>
+      </w:r>
+      <w:proofErr w:type="spellEnd"/>
+      <w:r>
+        <w:rPr>
+          <w:rFonts w:cs="Arial"/>
+          <w:color w:val="000000"/>
+          <w:sz w:val="21"/>
+          <w:szCs w:val="21"/>
+          <w:shd w:val="clear" w:color="auto" w:fill="FFFFFF"/>
+        </w:rPr>
+        <w:t xml:space="preserve"> </w:t>
+      </w:r>
+      <w:proofErr w:type="spellStart"/>
+      <w:r>
+        <w:rPr>
+          <w:rFonts w:cs="Arial"/>
+          <w:color w:val="000000"/>
+          <w:sz w:val="21"/>
+          <w:szCs w:val="21"/>
+          <w:shd w:val="clear" w:color="auto" w:fill="FFFFFF"/>
+        </w:rPr>
+        <w:t>industry's</w:t>
+      </w:r>
+      <w:proofErr w:type="spellEnd"/>
+      <w:r>
+        <w:rPr>
+          <w:rFonts w:cs="Arial"/>
+          <w:color w:val="000000"/>
+          <w:sz w:val="21"/>
+          <w:szCs w:val="21"/>
+          <w:shd w:val="clear" w:color="auto" w:fill="FFFFFF"/>
+        </w:rPr>
+        <w:t xml:space="preserve"> standard </w:t>
+      </w:r>
+      <w:proofErr w:type="spellStart"/>
+      <w:r>
+        <w:rPr>
+          <w:rFonts w:cs="Arial"/>
+          <w:color w:val="000000"/>
+          <w:sz w:val="21"/>
+          <w:szCs w:val="21"/>
+          <w:shd w:val="clear" w:color="auto" w:fill="FFFFFF"/>
+        </w:rPr>
+        <w:t>dummy</w:t>
+      </w:r>
+      <w:proofErr w:type="spellEnd"/>
+      <w:r>
+        <w:rPr>
+          <w:rFonts w:cs="Arial"/>
+          <w:color w:val="000000"/>
+          <w:sz w:val="21"/>
+          <w:szCs w:val="21"/>
+          <w:shd w:val="clear" w:color="auto" w:fill="FFFFFF"/>
+        </w:rPr>
+        <w:t xml:space="preserve"> </w:t>
+      </w:r>
+      <w:proofErr w:type="spellStart"/>
+      <w:r>
+        <w:rPr>
+          <w:rFonts w:cs="Arial"/>
+          <w:color w:val="000000"/>
+          <w:sz w:val="21"/>
+          <w:szCs w:val="21"/>
+          <w:shd w:val="clear" w:color="auto" w:fill="FFFFFF"/>
+        </w:rPr>
+        <w:t>text</w:t>
+      </w:r>
+      <w:proofErr w:type="spellEnd"/>
+      <w:r>
+        <w:rPr>
+          <w:rFonts w:cs="Arial"/>
+          <w:color w:val="000000"/>
+          <w:sz w:val="21"/>
+          <w:szCs w:val="21"/>
+          <w:shd w:val="clear" w:color="auto" w:fill="FFFFFF"/>
+        </w:rPr>
+        <w:t xml:space="preserve"> </w:t>
+      </w:r>
+      <w:proofErr w:type="spellStart"/>
+      <w:r>
+        <w:rPr>
+          <w:rFonts w:cs="Arial"/>
+          <w:color w:val="000000"/>
+          <w:sz w:val="21"/>
+          <w:szCs w:val="21"/>
+          <w:shd w:val="clear" w:color="auto" w:fill="FFFFFF"/>
+        </w:rPr>
+        <w:t>ever</w:t>
+      </w:r>
+      <w:proofErr w:type="spellEnd"/>
+      <w:r>
+        <w:rPr>
+          <w:rFonts w:cs="Arial"/>
+          <w:color w:val="000000"/>
+          <w:sz w:val="21"/>
+          <w:szCs w:val="21"/>
+          <w:shd w:val="clear" w:color="auto" w:fill="FFFFFF"/>
+        </w:rPr>
+        <w:t xml:space="preserve"> </w:t>
+      </w:r>
+      <w:proofErr w:type="spellStart"/>
+      <w:r>
+        <w:rPr>
+          <w:rFonts w:cs="Arial"/>
+          <w:color w:val="000000"/>
+          <w:sz w:val="21"/>
+          <w:szCs w:val="21"/>
+          <w:shd w:val="clear" w:color="auto" w:fill="FFFFFF"/>
+        </w:rPr>
+        <w:t>since</w:t>
+      </w:r>
+      <w:proofErr w:type="spellEnd"/>
+      <w:r>
+        <w:rPr>
+          <w:rFonts w:cs="Arial"/>
+          <w:color w:val="000000"/>
+          <w:sz w:val="21"/>
+          <w:szCs w:val="21"/>
+          <w:shd w:val="clear" w:color="auto" w:fill="FFFFFF"/>
+        </w:rPr>
+        <w:t xml:space="preserve"> </w:t>
+      </w:r>
+      <w:proofErr w:type="spellStart"/>
+      <w:r>
+        <w:rPr>
+          <w:rFonts w:cs="Arial"/>
+          <w:color w:val="000000"/>
+          <w:sz w:val="21"/>
+          <w:szCs w:val="21"/>
+          <w:shd w:val="clear" w:color="auto" w:fill="FFFFFF"/>
+        </w:rPr>
+        <w:t>the</w:t>
+      </w:r>
+      <w:proofErr w:type="spellEnd"/>
+      <w:r>
+        <w:rPr>
+          <w:rFonts w:cs="Arial"/>
+          <w:color w:val="000000"/>
+          <w:sz w:val="21"/>
+          <w:szCs w:val="21"/>
+          <w:shd w:val="clear" w:color="auto" w:fill="FFFFFF"/>
+        </w:rPr>
+        <w:t xml:space="preserve"> 1500s, </w:t>
+      </w:r>
+      <w:proofErr w:type="spellStart"/>
+      <w:r>
+        <w:rPr>
+          <w:rFonts w:cs="Arial"/>
+          <w:color w:val="000000"/>
+          <w:sz w:val="21"/>
+          <w:szCs w:val="21"/>
+          <w:shd w:val="clear" w:color="auto" w:fill="FFFFFF"/>
+        </w:rPr>
+        <w:t>when</w:t>
+      </w:r>
+      <w:proofErr w:type="spellEnd"/>
+      <w:r>
+        <w:rPr>
+          <w:rFonts w:cs="Arial"/>
+          <w:color w:val="000000"/>
+          <w:sz w:val="21"/>
+          <w:szCs w:val="21"/>
+          <w:shd w:val="clear" w:color="auto" w:fill="FFFFFF"/>
+        </w:rPr>
+        <w:t xml:space="preserve"> </w:t>
+      </w:r>
+      <w:proofErr w:type="spellStart"/>
+      <w:r>
+        <w:rPr>
+          <w:rFonts w:cs="Arial"/>
+          <w:color w:val="000000"/>
+          <w:sz w:val="21"/>
+          <w:szCs w:val="21"/>
+          <w:shd w:val="clear" w:color="auto" w:fill="FFFFFF"/>
+        </w:rPr>
+        <w:t>an</w:t>
+      </w:r>
+      <w:proofErr w:type="spellEnd"/>
+      <w:r>
+        <w:rPr>
+          <w:rFonts w:cs="Arial"/>
+          <w:color w:val="000000"/>
+          <w:sz w:val="21"/>
+          <w:szCs w:val="21"/>
+          <w:shd w:val="clear" w:color="auto" w:fill="FFFFFF"/>
+        </w:rPr>
+        <w:t xml:space="preserve"> </w:t>
+      </w:r>
+      <w:proofErr w:type="spellStart"/>
+      <w:r>
+        <w:rPr>
+          <w:rFonts w:cs="Arial"/>
+          <w:color w:val="000000"/>
+          <w:sz w:val="21"/>
+          <w:szCs w:val="21"/>
+          <w:shd w:val="clear" w:color="auto" w:fill="FFFFFF"/>
+        </w:rPr>
+        <w:t>unknown</w:t>
+      </w:r>
+      <w:proofErr w:type="spellEnd"/>
+      <w:r>
+        <w:rPr>
+          <w:rFonts w:cs="Arial"/>
+          <w:color w:val="000000"/>
+          <w:sz w:val="21"/>
+          <w:szCs w:val="21"/>
+          <w:shd w:val="clear" w:color="auto" w:fill="FFFFFF"/>
+        </w:rPr>
+        <w:t xml:space="preserve"> </w:t>
+      </w:r>
+      <w:proofErr w:type="spellStart"/>
+      <w:r>
+        <w:rPr>
+          <w:rFonts w:cs="Arial"/>
+          <w:color w:val="000000"/>
+          <w:sz w:val="21"/>
+          <w:szCs w:val="21"/>
+          <w:shd w:val="clear" w:color="auto" w:fill="FFFFFF"/>
+        </w:rPr>
+        <w:t>printer</w:t>
+      </w:r>
+      <w:proofErr w:type="spellEnd"/>
+      <w:r>
+        <w:rPr>
+          <w:rFonts w:cs="Arial"/>
+          <w:color w:val="000000"/>
+          <w:sz w:val="21"/>
+          <w:szCs w:val="21"/>
+          <w:shd w:val="clear" w:color="auto" w:fill="FFFFFF"/>
+        </w:rPr>
+        <w:t xml:space="preserve"> </w:t>
+      </w:r>
+      <w:proofErr w:type="spellStart"/>
+      <w:r>
+        <w:rPr>
+          <w:rFonts w:cs="Arial"/>
+          <w:color w:val="000000"/>
+          <w:sz w:val="21"/>
+          <w:szCs w:val="21"/>
+          <w:shd w:val="clear" w:color="auto" w:fill="FFFFFF"/>
+        </w:rPr>
+        <w:t>took</w:t>
+      </w:r>
+      <w:proofErr w:type="spellEnd"/>
+      <w:r>
+        <w:rPr>
+          <w:rFonts w:cs="Arial"/>
+          <w:color w:val="000000"/>
+          <w:sz w:val="21"/>
+          <w:szCs w:val="21"/>
+          <w:shd w:val="clear" w:color="auto" w:fill="FFFFFF"/>
+        </w:rPr>
+        <w:t xml:space="preserve"> a </w:t>
+      </w:r>
+      <w:proofErr w:type="spellStart"/>
+      <w:r>
+        <w:rPr>
+          <w:rFonts w:cs="Arial"/>
+          <w:color w:val="000000"/>
+          <w:sz w:val="21"/>
+          <w:szCs w:val="21"/>
+          <w:shd w:val="clear" w:color="auto" w:fill="FFFFFF"/>
+        </w:rPr>
+        <w:t>galley</w:t>
+      </w:r>
+      <w:proofErr w:type="spellEnd"/>
+      <w:r>
+        <w:rPr>
+          <w:rFonts w:cs="Arial"/>
+          <w:color w:val="000000"/>
+          <w:sz w:val="21"/>
+          <w:szCs w:val="21"/>
+          <w:shd w:val="clear" w:color="auto" w:fill="FFFFFF"/>
+        </w:rPr>
+        <w:t xml:space="preserve"> </w:t>
+      </w:r>
+      <w:proofErr w:type="spellStart"/>
+      <w:r>
+        <w:rPr>
+          <w:rFonts w:cs="Arial"/>
+          <w:color w:val="000000"/>
+          <w:sz w:val="21"/>
+          <w:szCs w:val="21"/>
+          <w:shd w:val="clear" w:color="auto" w:fill="FFFFFF"/>
+        </w:rPr>
+        <w:t>of</w:t>
+      </w:r>
+      <w:proofErr w:type="spellEnd"/>
+      <w:r>
+        <w:rPr>
+          <w:rFonts w:cs="Arial"/>
+          <w:color w:val="000000"/>
+          <w:sz w:val="21"/>
+          <w:szCs w:val="21"/>
+          <w:shd w:val="clear" w:color="auto" w:fill="FFFFFF"/>
+        </w:rPr>
+        <w:t xml:space="preserve"> </w:t>
+      </w:r>
+      <w:proofErr w:type="spellStart"/>
+      <w:r>
+        <w:rPr>
+          <w:rFonts w:cs="Arial"/>
+          <w:color w:val="000000"/>
+          <w:sz w:val="21"/>
+          <w:szCs w:val="21"/>
+          <w:shd w:val="clear" w:color="auto" w:fill="FFFFFF"/>
+        </w:rPr>
+        <w:t>type</w:t>
+      </w:r>
+      <w:proofErr w:type="spellEnd"/>
+      <w:r>
+        <w:rPr>
+          <w:rFonts w:cs="Arial"/>
+          <w:color w:val="000000"/>
+          <w:sz w:val="21"/>
+          <w:szCs w:val="21"/>
+          <w:shd w:val="clear" w:color="auto" w:fill="FFFFFF"/>
+        </w:rPr>
+        <w:t xml:space="preserve"> </w:t>
+      </w:r>
+      <w:proofErr w:type="spellStart"/>
+      <w:r>
+        <w:rPr>
+          <w:rFonts w:cs="Arial"/>
+          <w:color w:val="000000"/>
+          <w:sz w:val="21"/>
+          <w:szCs w:val="21"/>
+          <w:shd w:val="clear" w:color="auto" w:fill="FFFFFF"/>
+        </w:rPr>
+        <w:t>and</w:t>
+      </w:r>
+      <w:proofErr w:type="spellEnd"/>
+      <w:r>
+        <w:rPr>
+          <w:rFonts w:cs="Arial"/>
+          <w:color w:val="000000"/>
+          <w:sz w:val="21"/>
+          <w:szCs w:val="21"/>
+          <w:shd w:val="clear" w:color="auto" w:fill="FFFFFF"/>
+        </w:rPr>
+        <w:t xml:space="preserve"> </w:t>
+      </w:r>
+      <w:proofErr w:type="spellStart"/>
+      <w:r>
+        <w:rPr>
+          <w:rFonts w:cs="Arial"/>
+          <w:color w:val="000000"/>
+          <w:sz w:val="21"/>
+          <w:szCs w:val="21"/>
+          <w:shd w:val="clear" w:color="auto" w:fill="FFFFFF"/>
+        </w:rPr>
+        <w:t>scrambled</w:t>
+      </w:r>
+      <w:proofErr w:type="spellEnd"/>
+      <w:r>
+        <w:rPr>
+          <w:rFonts w:cs="Arial"/>
+          <w:color w:val="000000"/>
+          <w:sz w:val="21"/>
+          <w:szCs w:val="21"/>
+          <w:shd w:val="clear" w:color="auto" w:fill="FFFFFF"/>
+        </w:rPr>
+        <w:t xml:space="preserve"> it </w:t>
+      </w:r>
+      <w:proofErr w:type="spellStart"/>
+      <w:r>
+        <w:rPr>
+          <w:rFonts w:cs="Arial"/>
+          <w:color w:val="000000"/>
+          <w:sz w:val="21"/>
+          <w:szCs w:val="21"/>
+          <w:shd w:val="clear" w:color="auto" w:fill="FFFFFF"/>
+        </w:rPr>
+        <w:t>to</w:t>
+      </w:r>
+      <w:proofErr w:type="spellEnd"/>
+      <w:r>
+        <w:rPr>
+          <w:rFonts w:cs="Arial"/>
+          <w:color w:val="000000"/>
+          <w:sz w:val="21"/>
+          <w:szCs w:val="21"/>
+          <w:shd w:val="clear" w:color="auto" w:fill="FFFFFF"/>
+        </w:rPr>
+        <w:t xml:space="preserve"> </w:t>
+      </w:r>
+      <w:proofErr w:type="spellStart"/>
+      <w:r>
+        <w:rPr>
+          <w:rFonts w:cs="Arial"/>
+          <w:color w:val="000000"/>
+          <w:sz w:val="21"/>
+          <w:szCs w:val="21"/>
+          <w:shd w:val="clear" w:color="auto" w:fill="FFFFFF"/>
+        </w:rPr>
+        <w:t>make</w:t>
+      </w:r>
+      <w:proofErr w:type="spellEnd"/>
+      <w:r>
+        <w:rPr>
+          <w:rFonts w:cs="Arial"/>
+          <w:color w:val="000000"/>
+          <w:sz w:val="21"/>
+          <w:szCs w:val="21"/>
+          <w:shd w:val="clear" w:color="auto" w:fill="FFFFFF"/>
+        </w:rPr>
+        <w:t xml:space="preserve"> a </w:t>
+      </w:r>
+      <w:proofErr w:type="spellStart"/>
+      <w:r>
+        <w:rPr>
+          <w:rFonts w:cs="Arial"/>
+          <w:color w:val="000000"/>
+          <w:sz w:val="21"/>
+          <w:szCs w:val="21"/>
+          <w:shd w:val="clear" w:color="auto" w:fill="FFFFFF"/>
+        </w:rPr>
+        <w:t>type</w:t>
+      </w:r>
+      <w:proofErr w:type="spellEnd"/>
+      <w:r>
+        <w:rPr>
+          <w:rFonts w:cs="Arial"/>
+          <w:color w:val="000000"/>
+          <w:sz w:val="21"/>
+          <w:szCs w:val="21"/>
+          <w:shd w:val="clear" w:color="auto" w:fill="FFFFFF"/>
+        </w:rPr>
+        <w:t xml:space="preserve"> </w:t>
+      </w:r>
+      <w:proofErr w:type="spellStart"/>
+      <w:r>
+        <w:rPr>
+          <w:rFonts w:cs="Arial"/>
+          <w:color w:val="000000"/>
+          <w:sz w:val="21"/>
+          <w:szCs w:val="21"/>
+          <w:shd w:val="clear" w:color="auto" w:fill="FFFFFF"/>
+        </w:rPr>
+        <w:t>specimen</w:t>
+      </w:r>
+      <w:proofErr w:type="spellEnd"/>
+      <w:r>
+        <w:rPr>
+          <w:rFonts w:cs="Arial"/>
+          <w:color w:val="000000"/>
+          <w:sz w:val="21"/>
+          <w:szCs w:val="21"/>
+          <w:shd w:val="clear" w:color="auto" w:fill="FFFFFF"/>
+        </w:rPr>
+        <w:t xml:space="preserve"> book. It </w:t>
+      </w:r>
+      <w:proofErr w:type="spellStart"/>
+      <w:r>
+        <w:rPr>
+          <w:rFonts w:cs="Arial"/>
+          <w:color w:val="000000"/>
+          <w:sz w:val="21"/>
+          <w:szCs w:val="21"/>
+          <w:shd w:val="clear" w:color="auto" w:fill="FFFFFF"/>
+        </w:rPr>
+        <w:t>has</w:t>
+      </w:r>
+      <w:proofErr w:type="spellEnd"/>
+      <w:r>
+        <w:rPr>
+          <w:rFonts w:cs="Arial"/>
+          <w:color w:val="000000"/>
+          <w:sz w:val="21"/>
+          <w:szCs w:val="21"/>
+          <w:shd w:val="clear" w:color="auto" w:fill="FFFFFF"/>
+        </w:rPr>
+        <w:t xml:space="preserve"> </w:t>
+      </w:r>
+      <w:proofErr w:type="spellStart"/>
+      <w:r>
+        <w:rPr>
+          <w:rFonts w:cs="Arial"/>
+          <w:color w:val="000000"/>
+          <w:sz w:val="21"/>
+          <w:szCs w:val="21"/>
+          <w:shd w:val="clear" w:color="auto" w:fill="FFFFFF"/>
+        </w:rPr>
+        <w:t>survived</w:t>
+      </w:r>
+      <w:proofErr w:type="spellEnd"/>
+      <w:r>
+        <w:rPr>
+          <w:rFonts w:cs="Arial"/>
+          <w:color w:val="000000"/>
+          <w:sz w:val="21"/>
+          <w:szCs w:val="21"/>
+          <w:shd w:val="clear" w:color="auto" w:fill="FFFFFF"/>
+        </w:rPr>
+        <w:t xml:space="preserve"> </w:t>
+      </w:r>
+      <w:proofErr w:type="spellStart"/>
+      <w:r>
+        <w:rPr>
+          <w:rFonts w:cs="Arial"/>
+          <w:color w:val="000000"/>
+          <w:sz w:val="21"/>
+          <w:szCs w:val="21"/>
+          <w:shd w:val="clear" w:color="auto" w:fill="FFFFFF"/>
+        </w:rPr>
+        <w:t>not</w:t>
+      </w:r>
+      <w:proofErr w:type="spellEnd"/>
+      <w:r>
+        <w:rPr>
+          <w:rFonts w:cs="Arial"/>
+          <w:color w:val="000000"/>
+          <w:sz w:val="21"/>
+          <w:szCs w:val="21"/>
+          <w:shd w:val="clear" w:color="auto" w:fill="FFFFFF"/>
+        </w:rPr>
+        <w:t xml:space="preserve"> </w:t>
+      </w:r>
+      <w:proofErr w:type="spellStart"/>
+      <w:r>
+        <w:rPr>
+          <w:rFonts w:cs="Arial"/>
+          <w:color w:val="000000"/>
+          <w:sz w:val="21"/>
+          <w:szCs w:val="21"/>
+          <w:shd w:val="clear" w:color="auto" w:fill="FFFFFF"/>
+        </w:rPr>
+        <w:t>only</w:t>
+      </w:r>
+      <w:proofErr w:type="spellEnd"/>
+      <w:r>
+        <w:rPr>
+          <w:rFonts w:cs="Arial"/>
+          <w:color w:val="000000"/>
+          <w:sz w:val="21"/>
+          <w:szCs w:val="21"/>
+          <w:shd w:val="clear" w:color="auto" w:fill="FFFFFF"/>
+        </w:rPr>
+        <w:t xml:space="preserve"> </w:t>
+      </w:r>
+      <w:proofErr w:type="spellStart"/>
+      <w:r>
+        <w:rPr>
+          <w:rFonts w:cs="Arial"/>
+          <w:color w:val="000000"/>
+          <w:sz w:val="21"/>
+          <w:szCs w:val="21"/>
+          <w:shd w:val="clear" w:color="auto" w:fill="FFFFFF"/>
+        </w:rPr>
+        <w:t>five</w:t>
+      </w:r>
+      <w:proofErr w:type="spellEnd"/>
+      <w:r>
+        <w:rPr>
+          <w:rFonts w:cs="Arial"/>
+          <w:color w:val="000000"/>
+          <w:sz w:val="21"/>
+          <w:szCs w:val="21"/>
+          <w:shd w:val="clear" w:color="auto" w:fill="FFFFFF"/>
+        </w:rPr>
+        <w:t xml:space="preserve"> </w:t>
+      </w:r>
+      <w:proofErr w:type="spellStart"/>
+      <w:r>
+        <w:rPr>
+          <w:rFonts w:cs="Arial"/>
+          <w:color w:val="000000"/>
+          <w:sz w:val="21"/>
+          <w:szCs w:val="21"/>
+          <w:shd w:val="clear" w:color="auto" w:fill="FFFFFF"/>
+        </w:rPr>
+        <w:t>centuries</w:t>
+      </w:r>
+      <w:proofErr w:type="spellEnd"/>
+      <w:r>
+        <w:rPr>
+          <w:rFonts w:cs="Arial"/>
+          <w:color w:val="000000"/>
+          <w:sz w:val="21"/>
+          <w:szCs w:val="21"/>
+          <w:shd w:val="clear" w:color="auto" w:fill="FFFFFF"/>
+        </w:rPr>
+        <w:t xml:space="preserve">, </w:t>
+      </w:r>
+      <w:proofErr w:type="spellStart"/>
+      <w:r>
+        <w:rPr>
+          <w:rFonts w:cs="Arial"/>
+          <w:color w:val="000000"/>
+          <w:sz w:val="21"/>
+          <w:szCs w:val="21"/>
+          <w:shd w:val="clear" w:color="auto" w:fill="FFFFFF"/>
+        </w:rPr>
+        <w:t>but</w:t>
+      </w:r>
+      <w:proofErr w:type="spellEnd"/>
+      <w:r>
+        <w:rPr>
+          <w:rFonts w:cs="Arial"/>
+          <w:color w:val="000000"/>
+          <w:sz w:val="21"/>
+          <w:szCs w:val="21"/>
+          <w:shd w:val="clear" w:color="auto" w:fill="FFFFFF"/>
+        </w:rPr>
+        <w:t xml:space="preserve"> </w:t>
+      </w:r>
+      <w:proofErr w:type="spellStart"/>
+      <w:r>
+        <w:rPr>
+          <w:rFonts w:cs="Arial"/>
+          <w:color w:val="000000"/>
+          <w:sz w:val="21"/>
+          <w:szCs w:val="21"/>
+          <w:shd w:val="clear" w:color="auto" w:fill="FFFFFF"/>
+        </w:rPr>
+        <w:t>also</w:t>
+      </w:r>
+      <w:proofErr w:type="spellEnd"/>
+      <w:r>
+        <w:rPr>
+          <w:rFonts w:cs="Arial"/>
+          <w:color w:val="000000"/>
+          <w:sz w:val="21"/>
+          <w:szCs w:val="21"/>
+          <w:shd w:val="clear" w:color="auto" w:fill="FFFFFF"/>
+        </w:rPr>
+        <w:t xml:space="preserve"> </w:t>
+      </w:r>
+      <w:proofErr w:type="spellStart"/>
+      <w:r>
+        <w:rPr>
+          <w:rFonts w:cs="Arial"/>
+          <w:color w:val="000000"/>
+          <w:sz w:val="21"/>
+          <w:szCs w:val="21"/>
+          <w:shd w:val="clear" w:color="auto" w:fill="FFFFFF"/>
+        </w:rPr>
+        <w:t>the</w:t>
+      </w:r>
+      <w:proofErr w:type="spellEnd"/>
+      <w:r>
+        <w:rPr>
+          <w:rFonts w:cs="Arial"/>
+          <w:color w:val="000000"/>
+          <w:sz w:val="21"/>
+          <w:szCs w:val="21"/>
+          <w:shd w:val="clear" w:color="auto" w:fill="FFFFFF"/>
+        </w:rPr>
+        <w:t xml:space="preserve"> </w:t>
+      </w:r>
+      <w:proofErr w:type="spellStart"/>
+      <w:r>
+        <w:rPr>
+          <w:rFonts w:cs="Arial"/>
+          <w:color w:val="000000"/>
+          <w:sz w:val="21"/>
+          <w:szCs w:val="21"/>
+          <w:shd w:val="clear" w:color="auto" w:fill="FFFFFF"/>
+        </w:rPr>
+        <w:t>leap</w:t>
+      </w:r>
+      <w:proofErr w:type="spellEnd"/>
+      <w:r>
+        <w:rPr>
+          <w:rFonts w:cs="Arial"/>
+          <w:color w:val="000000"/>
+          <w:sz w:val="21"/>
+          <w:szCs w:val="21"/>
+          <w:shd w:val="clear" w:color="auto" w:fill="FFFFFF"/>
+        </w:rPr>
+        <w:t xml:space="preserve"> </w:t>
+      </w:r>
+      <w:proofErr w:type="spellStart"/>
+      <w:r>
+        <w:rPr>
+          <w:rFonts w:cs="Arial"/>
+          <w:color w:val="000000"/>
+          <w:sz w:val="21"/>
+          <w:szCs w:val="21"/>
+          <w:shd w:val="clear" w:color="auto" w:fill="FFFFFF"/>
+        </w:rPr>
+        <w:t>into</w:t>
+      </w:r>
+      <w:proofErr w:type="spellEnd"/>
+      <w:r>
+        <w:rPr>
+          <w:rFonts w:cs="Arial"/>
+          <w:color w:val="000000"/>
+          <w:sz w:val="21"/>
+          <w:szCs w:val="21"/>
+          <w:shd w:val="clear" w:color="auto" w:fill="FFFFFF"/>
+        </w:rPr>
+        <w:t xml:space="preserve"> </w:t>
+      </w:r>
+      <w:proofErr w:type="spellStart"/>
+      <w:r>
+        <w:rPr>
+          <w:rFonts w:cs="Arial"/>
+          <w:color w:val="000000"/>
+          <w:sz w:val="21"/>
+          <w:szCs w:val="21"/>
+          <w:shd w:val="clear" w:color="auto" w:fill="FFFFFF"/>
+        </w:rPr>
+        <w:t>electronic</w:t>
+      </w:r>
+      <w:proofErr w:type="spellEnd"/>
+      <w:r>
+        <w:rPr>
+          <w:rFonts w:cs="Arial"/>
+          <w:color w:val="000000"/>
+          <w:sz w:val="21"/>
+          <w:szCs w:val="21"/>
+          <w:shd w:val="clear" w:color="auto" w:fill="FFFFFF"/>
+        </w:rPr>
+        <w:t xml:space="preserve"> </w:t>
+      </w:r>
+      <w:proofErr w:type="spellStart"/>
+      <w:r>
+        <w:rPr>
+          <w:rFonts w:cs="Arial"/>
+          <w:color w:val="000000"/>
+          <w:sz w:val="21"/>
+          <w:szCs w:val="21"/>
+          <w:shd w:val="clear" w:color="auto" w:fill="FFFFFF"/>
+        </w:rPr>
+        <w:t>typesetting</w:t>
+      </w:r>
+      <w:proofErr w:type="spellEnd"/>
+      <w:r>
+        <w:rPr>
+          <w:rFonts w:cs="Arial"/>
+          <w:color w:val="000000"/>
+          <w:sz w:val="21"/>
+          <w:szCs w:val="21"/>
+          <w:shd w:val="clear" w:color="auto" w:fill="FFFFFF"/>
+        </w:rPr>
+        <w:t xml:space="preserve">, </w:t>
+      </w:r>
+      <w:proofErr w:type="spellStart"/>
+      <w:r>
+        <w:rPr>
+          <w:rFonts w:cs="Arial"/>
+          <w:color w:val="000000"/>
+          <w:sz w:val="21"/>
+          <w:szCs w:val="21"/>
+          <w:shd w:val="clear" w:color="auto" w:fill="FFFFFF"/>
+        </w:rPr>
+        <w:t>remaining</w:t>
+      </w:r>
+      <w:proofErr w:type="spellEnd"/>
+      <w:r>
+        <w:rPr>
+          <w:rFonts w:cs="Arial"/>
+          <w:color w:val="000000"/>
+          <w:sz w:val="21"/>
+          <w:szCs w:val="21"/>
+          <w:shd w:val="clear" w:color="auto" w:fill="FFFFFF"/>
+        </w:rPr>
+        <w:t xml:space="preserve"> </w:t>
+      </w:r>
+      <w:proofErr w:type="spellStart"/>
+      <w:r>
+        <w:rPr>
+          <w:rFonts w:cs="Arial"/>
+          <w:color w:val="000000"/>
+          <w:sz w:val="21"/>
+          <w:szCs w:val="21"/>
+          <w:shd w:val="clear" w:color="auto" w:fill="FFFFFF"/>
+        </w:rPr>
+        <w:t>essentially</w:t>
+      </w:r>
+      <w:proofErr w:type="spellEnd"/>
+      <w:r>
+        <w:rPr>
+          <w:rFonts w:cs="Arial"/>
+          <w:color w:val="000000"/>
+          <w:sz w:val="21"/>
+          <w:szCs w:val="21"/>
+          <w:shd w:val="clear" w:color="auto" w:fill="FFFFFF"/>
+        </w:rPr>
+        <w:t xml:space="preserve"> </w:t>
+      </w:r>
+      <w:proofErr w:type="spellStart"/>
+      <w:r>
+        <w:rPr>
+          <w:rFonts w:cs="Arial"/>
+          <w:color w:val="000000"/>
+          <w:sz w:val="21"/>
+          <w:szCs w:val="21"/>
+          <w:shd w:val="clear" w:color="auto" w:fill="FFFFFF"/>
+        </w:rPr>
+        <w:t>unchanged</w:t>
+      </w:r>
+      <w:proofErr w:type="spellEnd"/>
+      <w:r>
+        <w:rPr>
+          <w:rFonts w:cs="Arial"/>
+          <w:color w:val="000000"/>
+          <w:sz w:val="21"/>
+          <w:szCs w:val="21"/>
+          <w:shd w:val="clear" w:color="auto" w:fill="FFFFFF"/>
+        </w:rPr>
+        <w:t xml:space="preserve">. It </w:t>
+      </w:r>
+      <w:proofErr w:type="spellStart"/>
+      <w:r>
+        <w:rPr>
+          <w:rFonts w:cs="Arial"/>
+          <w:color w:val="000000"/>
+          <w:sz w:val="21"/>
+          <w:szCs w:val="21"/>
+          <w:shd w:val="clear" w:color="auto" w:fill="FFFFFF"/>
+        </w:rPr>
+        <w:t>was</w:t>
+      </w:r>
+      <w:proofErr w:type="spellEnd"/>
+      <w:r>
+        <w:rPr>
+          <w:rFonts w:cs="Arial"/>
+          <w:color w:val="000000"/>
+          <w:sz w:val="21"/>
+          <w:szCs w:val="21"/>
+          <w:shd w:val="clear" w:color="auto" w:fill="FFFFFF"/>
+        </w:rPr>
+        <w:t xml:space="preserve"> </w:t>
+      </w:r>
+      <w:proofErr w:type="spellStart"/>
+      <w:r>
+        <w:rPr>
+          <w:rFonts w:cs="Arial"/>
+          <w:color w:val="000000"/>
+          <w:sz w:val="21"/>
+          <w:szCs w:val="21"/>
+          <w:shd w:val="clear" w:color="auto" w:fill="FFFFFF"/>
+        </w:rPr>
+        <w:t>popularised</w:t>
+      </w:r>
+      <w:proofErr w:type="spellEnd"/>
+      <w:r>
+        <w:rPr>
+          <w:rFonts w:cs="Arial"/>
+          <w:color w:val="000000"/>
+          <w:sz w:val="21"/>
+          <w:szCs w:val="21"/>
+          <w:shd w:val="clear" w:color="auto" w:fill="FFFFFF"/>
+        </w:rPr>
+        <w:t xml:space="preserve"> in </w:t>
+      </w:r>
+      <w:proofErr w:type="spellStart"/>
+      <w:r>
+        <w:rPr>
+          <w:rFonts w:cs="Arial"/>
+          <w:color w:val="000000"/>
+          <w:sz w:val="21"/>
+          <w:szCs w:val="21"/>
+          <w:shd w:val="clear" w:color="auto" w:fill="FFFFFF"/>
+        </w:rPr>
+        <w:t>the</w:t>
+      </w:r>
+      <w:proofErr w:type="spellEnd"/>
+      <w:r>
+        <w:rPr>
+          <w:rFonts w:cs="Arial"/>
+          <w:color w:val="000000"/>
+          <w:sz w:val="21"/>
+          <w:szCs w:val="21"/>
+          <w:shd w:val="clear" w:color="auto" w:fill="FFFFFF"/>
+        </w:rPr>
+        <w:t xml:space="preserve"> 1960s </w:t>
+      </w:r>
+      <w:proofErr w:type="spellStart"/>
+      <w:r>
+        <w:rPr>
+          <w:rFonts w:cs="Arial"/>
+          <w:color w:val="000000"/>
+          <w:sz w:val="21"/>
+          <w:szCs w:val="21"/>
+          <w:shd w:val="clear" w:color="auto" w:fill="FFFFFF"/>
+        </w:rPr>
+        <w:t>with</w:t>
+      </w:r>
+      <w:proofErr w:type="spellEnd"/>
+      <w:r>
+        <w:rPr>
+          <w:rFonts w:cs="Arial"/>
+          <w:color w:val="000000"/>
+          <w:sz w:val="21"/>
+          <w:szCs w:val="21"/>
+          <w:shd w:val="clear" w:color="auto" w:fill="FFFFFF"/>
+        </w:rPr>
+        <w:t xml:space="preserve"> </w:t>
+      </w:r>
+      <w:proofErr w:type="spellStart"/>
+      <w:r>
+        <w:rPr>
+          <w:rFonts w:cs="Arial"/>
+          <w:color w:val="000000"/>
+          <w:sz w:val="21"/>
+          <w:szCs w:val="21"/>
+          <w:shd w:val="clear" w:color="auto" w:fill="FFFFFF"/>
+        </w:rPr>
+        <w:t>the</w:t>
+      </w:r>
+      <w:proofErr w:type="spellEnd"/>
+      <w:r>
+        <w:rPr>
+          <w:rFonts w:cs="Arial"/>
+          <w:color w:val="000000"/>
+          <w:sz w:val="21"/>
+          <w:szCs w:val="21"/>
+          <w:shd w:val="clear" w:color="auto" w:fill="FFFFFF"/>
+        </w:rPr>
+        <w:t xml:space="preserve"> release </w:t>
+      </w:r>
+      <w:proofErr w:type="spellStart"/>
+      <w:r>
+        <w:rPr>
+          <w:rFonts w:cs="Arial"/>
+          <w:color w:val="000000"/>
+          <w:sz w:val="21"/>
+          <w:szCs w:val="21"/>
+          <w:shd w:val="clear" w:color="auto" w:fill="FFFFFF"/>
+        </w:rPr>
+        <w:t>of</w:t>
+      </w:r>
+      <w:proofErr w:type="spellEnd"/>
+      <w:r>
+        <w:rPr>
+          <w:rFonts w:cs="Arial"/>
+          <w:color w:val="000000"/>
+          <w:sz w:val="21"/>
+          <w:szCs w:val="21"/>
+          <w:shd w:val="clear" w:color="auto" w:fill="FFFFFF"/>
+        </w:rPr>
+        <w:t xml:space="preserve"> </w:t>
+      </w:r>
+      <w:proofErr w:type="spellStart"/>
+      <w:r>
+        <w:rPr>
+          <w:rFonts w:cs="Arial"/>
+          <w:color w:val="000000"/>
+          <w:sz w:val="21"/>
+          <w:szCs w:val="21"/>
+          <w:shd w:val="clear" w:color="auto" w:fill="FFFFFF"/>
+        </w:rPr>
+        <w:t>Letraset</w:t>
+      </w:r>
+      <w:proofErr w:type="spellEnd"/>
+      <w:r>
+        <w:rPr>
+          <w:rFonts w:cs="Arial"/>
+          <w:color w:val="000000"/>
+          <w:sz w:val="21"/>
+          <w:szCs w:val="21"/>
+          <w:shd w:val="clear" w:color="auto" w:fill="FFFFFF"/>
+        </w:rPr>
+        <w:t xml:space="preserve"> </w:t>
+      </w:r>
+      <w:proofErr w:type="spellStart"/>
+      <w:r>
+        <w:rPr>
+          <w:rFonts w:cs="Arial"/>
+          <w:color w:val="000000"/>
+          <w:sz w:val="21"/>
+          <w:szCs w:val="21"/>
+          <w:shd w:val="clear" w:color="auto" w:fill="FFFFFF"/>
+        </w:rPr>
+        <w:t>sheets</w:t>
+      </w:r>
+      <w:proofErr w:type="spellEnd"/>
+      <w:r>
+        <w:rPr>
+          <w:rFonts w:cs="Arial"/>
+          <w:color w:val="000000"/>
+          <w:sz w:val="21"/>
+          <w:szCs w:val="21"/>
+          <w:shd w:val="clear" w:color="auto" w:fill="FFFFFF"/>
+        </w:rPr>
+        <w:t xml:space="preserve"> </w:t>
+      </w:r>
+      <w:proofErr w:type="spellStart"/>
+      <w:r>
+        <w:rPr>
+          <w:rFonts w:cs="Arial"/>
+          <w:color w:val="000000"/>
+          <w:sz w:val="21"/>
+          <w:szCs w:val="21"/>
+          <w:shd w:val="clear" w:color="auto" w:fill="FFFFFF"/>
+        </w:rPr>
+        <w:t>containing</w:t>
+      </w:r>
+      <w:proofErr w:type="spellEnd"/>
+      <w:r>
+        <w:rPr>
+          <w:rFonts w:cs="Arial"/>
+          <w:color w:val="000000"/>
+          <w:sz w:val="21"/>
+          <w:szCs w:val="21"/>
+          <w:shd w:val="clear" w:color="auto" w:fill="FFFFFF"/>
+        </w:rPr>
+        <w:t xml:space="preserve"> </w:t>
+      </w:r>
+      <w:proofErr w:type="spellStart"/>
+      <w:r>
+        <w:rPr>
+          <w:rFonts w:cs="Arial"/>
+          <w:color w:val="000000"/>
+          <w:sz w:val="21"/>
+          <w:szCs w:val="21"/>
+          <w:shd w:val="clear" w:color="auto" w:fill="FFFFFF"/>
+        </w:rPr>
+        <w:t>Lorem</w:t>
+      </w:r>
+      <w:proofErr w:type="spellEnd"/>
+      <w:r>
+        <w:rPr>
+          <w:rFonts w:cs="Arial"/>
+          <w:color w:val="000000"/>
+          <w:sz w:val="21"/>
+          <w:szCs w:val="21"/>
+          <w:shd w:val="clear" w:color="auto" w:fill="FFFFFF"/>
+        </w:rPr>
+        <w:t xml:space="preserve"> Ipsum </w:t>
+      </w:r>
+      <w:proofErr w:type="spellStart"/>
+      <w:r>
+        <w:rPr>
+          <w:rFonts w:cs="Arial"/>
+          <w:color w:val="000000"/>
+          <w:sz w:val="21"/>
+          <w:szCs w:val="21"/>
+          <w:shd w:val="clear" w:color="auto" w:fill="FFFFFF"/>
+        </w:rPr>
+        <w:t>passages</w:t>
+      </w:r>
+      <w:proofErr w:type="spellEnd"/>
+      <w:r>
+        <w:rPr>
+          <w:rFonts w:cs="Arial"/>
+          <w:color w:val="000000"/>
+          <w:sz w:val="21"/>
+          <w:szCs w:val="21"/>
+          <w:shd w:val="clear" w:color="auto" w:fill="FFFFFF"/>
+        </w:rPr>
+        <w:t xml:space="preserve">, </w:t>
+      </w:r>
+      <w:proofErr w:type="spellStart"/>
+      <w:r>
+        <w:rPr>
+          <w:rFonts w:cs="Arial"/>
+          <w:color w:val="000000"/>
+          <w:sz w:val="21"/>
+          <w:szCs w:val="21"/>
+          <w:shd w:val="clear" w:color="auto" w:fill="FFFFFF"/>
+        </w:rPr>
+        <w:t>and</w:t>
+      </w:r>
+      <w:proofErr w:type="spellEnd"/>
+      <w:r>
+        <w:rPr>
+          <w:rFonts w:cs="Arial"/>
+          <w:color w:val="000000"/>
+          <w:sz w:val="21"/>
+          <w:szCs w:val="21"/>
+          <w:shd w:val="clear" w:color="auto" w:fill="FFFFFF"/>
+        </w:rPr>
+        <w:t xml:space="preserve"> more </w:t>
+      </w:r>
+      <w:proofErr w:type="spellStart"/>
+      <w:r>
+        <w:rPr>
+          <w:rFonts w:cs="Arial"/>
+          <w:color w:val="000000"/>
+          <w:sz w:val="21"/>
+          <w:szCs w:val="21"/>
+          <w:shd w:val="clear" w:color="auto" w:fill="FFFFFF"/>
+        </w:rPr>
+        <w:t>recently</w:t>
+      </w:r>
+      <w:proofErr w:type="spellEnd"/>
+      <w:r>
+        <w:rPr>
+          <w:rFonts w:cs="Arial"/>
+          <w:color w:val="000000"/>
+          <w:sz w:val="21"/>
+          <w:szCs w:val="21"/>
+          <w:shd w:val="clear" w:color="auto" w:fill="FFFFFF"/>
+        </w:rPr>
+        <w:t xml:space="preserve"> </w:t>
+      </w:r>
+      <w:proofErr w:type="spellStart"/>
+      <w:r>
+        <w:rPr>
+          <w:rFonts w:cs="Arial"/>
+          <w:color w:val="000000"/>
+          <w:sz w:val="21"/>
+          <w:szCs w:val="21"/>
+          <w:shd w:val="clear" w:color="auto" w:fill="FFFFFF"/>
+        </w:rPr>
+        <w:t>with</w:t>
+      </w:r>
+      <w:proofErr w:type="spellEnd"/>
+      <w:r>
+        <w:rPr>
+          <w:rFonts w:cs="Arial"/>
+          <w:color w:val="000000"/>
+          <w:sz w:val="21"/>
+          <w:szCs w:val="21"/>
+          <w:shd w:val="clear" w:color="auto" w:fill="FFFFFF"/>
+        </w:rPr>
+        <w:t xml:space="preserve"> desktop </w:t>
+      </w:r>
+      <w:proofErr w:type="spellStart"/>
+      <w:r>
+        <w:rPr>
+          <w:rFonts w:cs="Arial"/>
+          <w:color w:val="000000"/>
+          <w:sz w:val="21"/>
+          <w:szCs w:val="21"/>
+          <w:shd w:val="clear" w:color="auto" w:fill="FFFFFF"/>
+        </w:rPr>
+        <w:t>publishing</w:t>
+      </w:r>
+      <w:proofErr w:type="spellEnd"/>
+      <w:r>
+        <w:rPr>
+          <w:rFonts w:cs="Arial"/>
+          <w:color w:val="000000"/>
+          <w:sz w:val="21"/>
+          <w:szCs w:val="21"/>
+          <w:shd w:val="clear" w:color="auto" w:fill="FFFFFF"/>
+        </w:rPr>
+        <w:t xml:space="preserve"> software </w:t>
+      </w:r>
+      <w:proofErr w:type="spellStart"/>
+      <w:r>
+        <w:rPr>
+          <w:rFonts w:cs="Arial"/>
+          <w:color w:val="000000"/>
+          <w:sz w:val="21"/>
+          <w:szCs w:val="21"/>
+          <w:shd w:val="clear" w:color="auto" w:fill="FFFFFF"/>
+        </w:rPr>
+        <w:t>like</w:t>
+      </w:r>
+      <w:proofErr w:type="spellEnd"/>
+      <w:r>
+        <w:rPr>
+          <w:rFonts w:cs="Arial"/>
+          <w:color w:val="000000"/>
+          <w:sz w:val="21"/>
+          <w:szCs w:val="21"/>
+          <w:shd w:val="clear" w:color="auto" w:fill="FFFFFF"/>
+        </w:rPr>
+        <w:t xml:space="preserve"> </w:t>
+      </w:r>
+      <w:proofErr w:type="spellStart"/>
+      <w:r>
+        <w:rPr>
+          <w:rFonts w:cs="Arial"/>
+          <w:color w:val="000000"/>
+          <w:sz w:val="21"/>
+          <w:szCs w:val="21"/>
+          <w:shd w:val="clear" w:color="auto" w:fill="FFFFFF"/>
+        </w:rPr>
+        <w:t>Aldus</w:t>
+      </w:r>
+      <w:proofErr w:type="spellEnd"/>
+      <w:r>
+        <w:rPr>
+          <w:rFonts w:cs="Arial"/>
+          <w:color w:val="000000"/>
+          <w:sz w:val="21"/>
+          <w:szCs w:val="21"/>
+          <w:shd w:val="clear" w:color="auto" w:fill="FFFFFF"/>
+        </w:rPr>
+        <w:t xml:space="preserve"> PageMaker </w:t>
+      </w:r>
+      <w:proofErr w:type="spellStart"/>
+      <w:r>
+        <w:rPr>
+          <w:rFonts w:cs="Arial"/>
+          <w:color w:val="000000"/>
+          <w:sz w:val="21"/>
+          <w:szCs w:val="21"/>
+          <w:shd w:val="clear" w:color="auto" w:fill="FFFFFF"/>
+        </w:rPr>
+        <w:t>including</w:t>
+      </w:r>
+      <w:proofErr w:type="spellEnd"/>
+      <w:r>
+        <w:rPr>
+          <w:rFonts w:cs="Arial"/>
+          <w:color w:val="000000"/>
+          <w:sz w:val="21"/>
+          <w:szCs w:val="21"/>
+          <w:shd w:val="clear" w:color="auto" w:fill="FFFFFF"/>
+        </w:rPr>
+        <w:t xml:space="preserve"> </w:t>
+      </w:r>
+      <w:proofErr w:type="spellStart"/>
+      <w:r>
+        <w:rPr>
+          <w:rFonts w:cs="Arial"/>
+          <w:color w:val="000000"/>
+          <w:sz w:val="21"/>
+          <w:szCs w:val="21"/>
+          <w:shd w:val="clear" w:color="auto" w:fill="FFFFFF"/>
+        </w:rPr>
+        <w:t>versions</w:t>
+      </w:r>
+      <w:proofErr w:type="spellEnd"/>
+      <w:r>
+        <w:rPr>
+          <w:rFonts w:cs="Arial"/>
+          <w:color w:val="000000"/>
+          <w:sz w:val="21"/>
+          <w:szCs w:val="21"/>
+          <w:shd w:val="clear" w:color="auto" w:fill="FFFFFF"/>
+        </w:rPr>
+        <w:t xml:space="preserve"> </w:t>
+      </w:r>
+      <w:proofErr w:type="spellStart"/>
+      <w:r>
+        <w:rPr>
+          <w:rFonts w:cs="Arial"/>
+          <w:color w:val="000000"/>
+          <w:sz w:val="21"/>
+          <w:szCs w:val="21"/>
+          <w:shd w:val="clear" w:color="auto" w:fill="FFFFFF"/>
+        </w:rPr>
+        <w:t>of</w:t>
+      </w:r>
+      <w:proofErr w:type="spellEnd"/>
+      <w:r>
+        <w:rPr>
+          <w:rFonts w:cs="Arial"/>
+          <w:color w:val="000000"/>
+          <w:sz w:val="21"/>
+          <w:szCs w:val="21"/>
+          <w:shd w:val="clear" w:color="auto" w:fill="FFFFFF"/>
+        </w:rPr>
+        <w:t xml:space="preserve"> </w:t>
+      </w:r>
+      <w:proofErr w:type="spellStart"/>
+      <w:r>
+        <w:rPr>
+          <w:rFonts w:cs="Arial"/>
+          <w:color w:val="000000"/>
+          <w:sz w:val="21"/>
+          <w:szCs w:val="21"/>
+          <w:shd w:val="clear" w:color="auto" w:fill="FFFFFF"/>
+        </w:rPr>
+        <w:t>Lorem</w:t>
+      </w:r>
+      <w:proofErr w:type="spellEnd"/>
+      <w:r>
+        <w:rPr>
+          <w:rFonts w:cs="Arial"/>
+          <w:color w:val="000000"/>
+          <w:sz w:val="21"/>
+          <w:szCs w:val="21"/>
+          <w:shd w:val="clear" w:color="auto" w:fill="FFFFFF"/>
+        </w:rPr>
+        <w:t xml:space="preserve"> Ipsum.</w:t>
+      </w:r>
+    </w:p>
+    <w:p>
+      <w:pPr>
+        <w:pStyle w:val="Ttulo2"/>
+      </w:pPr>
+      <w:r>
+        <w:lastRenderedPageBreak/>
+        <w:t>Objetivos</w:t>
+      </w:r>
+    </w:p>
+    <w:p>
+      <w:pPr>
+        <w:pStyle w:val="Ttulo3"/>
+      </w:pPr>
+      <w:r>
+        <w:t xml:space="preserve">Objetivo </w:t>
+      </w:r>
+      <w:r>
+        <w:t>Geral</w:t>
+      </w:r>
+    </w:p>
+    <w:p>
+      <w:pPr>
+        <w:pStyle w:val="Ttulo4"/>
+      </w:pPr>
+      <w:r>
+        <w:t>Teste nível 4</w:t>
+      </w:r>
+    </w:p>
+    <w:p>
+      <w:pPr>
+        <w:pStyle w:val="Ttulo5"/>
+      </w:pPr>
+      <w:r>
+        <w:t>Teste nível 5</w:t>
+      </w:r>
+    </w:p>
+    <w:p>
+      <w:pPr>
+        <w:pStyle w:val="Ttulo3"/>
+      </w:pPr>
+      <w:r>
+        <w:t>Objetivos Específicos</w:t>
+      </w:r>
+    </w:p>
+    <w:p>
+      <w:pPr>
+        <w:pStyle w:val="Ttulo4"/>
+      </w:pPr>
+      <w:r>
+        <w:t>Teste nível 4</w:t>
+      </w:r>
+    </w:p>
+    <w:p>
+      <w:pPr>
+        <w:pStyle w:val="Ttulo5"/>
+      </w:pPr>
+      <w:r>
+        <w:t>Teste nível 5</w:t>
+      </w:r>
+    </w:p>
+    <w:p>
+      <w:pPr>
+        <w:pStyle w:val="Ttulo2"/>
+      </w:pPr>
+      <w:r>
+        <w:t>Metodologia</w:t>
+      </w:r>
+    </w:p>
+    <w:p>
+      <w:pPr>
+        <w:pStyle w:val="Ttulo2"/>
+      </w:pPr>
+      <w:r>
+        <w:t>Resultados Esperados</w:t>
+      </w:r>
+    </w:p>
+    <w:p>
+      <w:pPr>
+        <w:spacing w:after="160" w:line="259" w:lineRule="auto"/>
+        <w:ind w:firstLine="0"/>
+        <w:jc w:val="left"/>
+      </w:pPr>
+      <w:r>
+        <w:br w:type="page"/>
+      </w:r>
+    </w:p>
+    <w:p>
+      <w:pPr>
+        <w:pStyle w:val="Ttulo1"/>
+      </w:pPr>
+      <w:r>
+        <w:lastRenderedPageBreak/>
+        <w:t>REFERECIAL TEÓRICO</w:t>
+      </w:r>
+    </w:p>
+    <w:p>
+      <w:pPr>
+        <w:pStyle w:val="Ttulo2"/>
+      </w:pPr>
+      <w:r>
+        <w:t>Teste nível 2</w:t>
+      </w:r>
+    </w:p>
+    <w:p>
+      <w:pPr>
+        <w:pStyle w:val="Ttulo3"/>
+      </w:pPr>
+      <w:r>
+        <w:t>Teste nível 3</w:t>
+      </w:r>
+    </w:p>
+    <w:p>
+      <w:pPr>
+        <w:pStyle w:val="Ttulo4"/>
+      </w:pPr>
+      <w:r>
+        <w:t>Teste nível 4</w:t>
+      </w:r>
+    </w:p>
+    <w:p>
+      <w:pPr>
+        <w:pStyle w:val="Ttulo5"/>
+      </w:pPr>
+      <w:r>
+        <w:t>Teste nível 5</w:t>
+      </w:r>
+      <w:bookmarkStart w:id="0" w:name="_GoBack"/>
+      <w:bookmarkEnd w:id="0"/>
+    </w:p>
+    <w:p/>
+    <w:p>
+      <w:pPr>
+        <w:pStyle w:val="SemEspaamento"/>
+      </w:pPr>
+    </w:p>
+    <w:p>
+      <w:pPr>
+        <w:rPr>
           <w:b/>
           <w:sz w:val="28"/>
         </w:rPr>
@@ -297,6 +7017,140 @@
     </w:sectPr>
   </w:body>
 </w:document>
+</file>
+
+<file path=word/numbering.xml><?xml version="1.0" encoding="utf-8"?>
+<w:numbering xmlns:wpc="http://schemas.microsoft.com/office/word/2010/wordprocessingCanvas" xmlns:cx="http://schemas.microsoft.com/office/drawing/2014/chartex" xmlns:mc="http://schemas.openxmlformats.org/markup-compatibility/2006" xmlns:o="urn:schemas-microsoft-com:office:office" xmlns:r="http://schemas.openxmlformats.org/officeDocument/2006/relationships" xmlns:m="http://schemas.openxmlformats.org/officeDocument/2006/math" xmlns:v="urn:schemas-microsoft-com:vml" xmlns:wp14="http://schemas.microsoft.com/office/word/2010/wordprocessingDrawing" xmlns:wp="http://schemas.openxmlformats.org/drawingml/2006/wordprocessingDrawing" xmlns:w10="urn:schemas-microsoft-com:office:word" xmlns:w="http://schemas.openxmlformats.org/wordprocessingml/2006/main" xmlns:w14="http://schemas.microsoft.com/office/word/2010/wordml" xmlns:w15="http://schemas.microsoft.com/office/word/2012/wordml" xmlns:w16se="http://schemas.microsoft.com/office/word/2015/wordml/symex" xmlns:wpg="http://schemas.microsoft.com/office/word/2010/wordprocessingGroup" xmlns:wpi="http://schemas.microsoft.com/office/word/2010/wordprocessingInk" xmlns:wne="http://schemas.microsoft.com/office/word/2006/wordml" xmlns:wps="http://schemas.microsoft.com/office/word/2010/wordprocessingShape" mc:Ignorable="w14 w15 w16se wp14">
+  <w:abstractNum w:abstractNumId="0" w15:restartNumberingAfterBreak="0">
+    <w:nsid w:val="27F10798"/>
+    <w:multiLevelType w:val="multilevel"/>
+    <w:tmpl w:val="C0E463D0"/>
+    <w:lvl w:ilvl="0">
+      <w:start w:val="1"/>
+      <w:numFmt w:val="decimal"/>
+      <w:pStyle w:val="Ttulo1"/>
+      <w:lvlText w:val="%1"/>
+      <w:lvlJc w:val="left"/>
+      <w:pPr>
+        <w:ind w:left="1069" w:hanging="360"/>
+      </w:pPr>
+      <w:rPr>
+        <w:rFonts w:hint="default"/>
+      </w:rPr>
+    </w:lvl>
+    <w:lvl w:ilvl="1">
+      <w:start w:val="1"/>
+      <w:numFmt w:val="decimal"/>
+      <w:pStyle w:val="Ttulo2"/>
+      <w:isLgl/>
+      <w:lvlText w:val="%1.%2"/>
+      <w:lvlJc w:val="left"/>
+      <w:pPr>
+        <w:ind w:left="1099" w:hanging="390"/>
+      </w:pPr>
+      <w:rPr>
+        <w:rFonts w:hint="default"/>
+      </w:rPr>
+    </w:lvl>
+    <w:lvl w:ilvl="2">
+      <w:start w:val="1"/>
+      <w:numFmt w:val="decimal"/>
+      <w:pStyle w:val="Ttulo3"/>
+      <w:isLgl/>
+      <w:lvlText w:val="%1.%2.%3"/>
+      <w:lvlJc w:val="left"/>
+      <w:pPr>
+        <w:ind w:left="1429" w:hanging="720"/>
+      </w:pPr>
+      <w:rPr>
+        <w:rFonts w:hint="default"/>
+      </w:rPr>
+    </w:lvl>
+    <w:lvl w:ilvl="3">
+      <w:start w:val="1"/>
+      <w:numFmt w:val="decimal"/>
+      <w:pStyle w:val="Ttulo4"/>
+      <w:isLgl/>
+      <w:lvlText w:val="%1.%2.%3.%4"/>
+      <w:lvlJc w:val="left"/>
+      <w:pPr>
+        <w:ind w:left="1429" w:hanging="720"/>
+      </w:pPr>
+      <w:rPr>
+        <w:rFonts w:hint="default"/>
+      </w:rPr>
+    </w:lvl>
+    <w:lvl w:ilvl="4">
+      <w:start w:val="1"/>
+      <w:numFmt w:val="decimal"/>
+      <w:pStyle w:val="Ttulo5"/>
+      <w:isLgl/>
+      <w:lvlText w:val="%1.%2.%3.%4.%5"/>
+      <w:lvlJc w:val="left"/>
+      <w:pPr>
+        <w:ind w:left="1789" w:hanging="1080"/>
+      </w:pPr>
+      <w:rPr>
+        <w:rFonts w:hint="default"/>
+      </w:rPr>
+    </w:lvl>
+    <w:lvl w:ilvl="5">
+      <w:start w:val="1"/>
+      <w:numFmt w:val="decimal"/>
+      <w:isLgl/>
+      <w:lvlText w:val="%1.%2.%3.%4.%5.%6"/>
+      <w:lvlJc w:val="left"/>
+      <w:pPr>
+        <w:ind w:left="2149" w:hanging="1440"/>
+      </w:pPr>
+      <w:rPr>
+        <w:rFonts w:hint="default"/>
+      </w:rPr>
+    </w:lvl>
+    <w:lvl w:ilvl="6">
+      <w:start w:val="1"/>
+      <w:numFmt w:val="decimal"/>
+      <w:isLgl/>
+      <w:lvlText w:val="%1.%2.%3.%4.%5.%6.%7"/>
+      <w:lvlJc w:val="left"/>
+      <w:pPr>
+        <w:ind w:left="2149" w:hanging="1440"/>
+      </w:pPr>
+      <w:rPr>
+        <w:rFonts w:hint="default"/>
+      </w:rPr>
+    </w:lvl>
+    <w:lvl w:ilvl="7">
+      <w:start w:val="1"/>
+      <w:numFmt w:val="decimal"/>
+      <w:isLgl/>
+      <w:lvlText w:val="%1.%2.%3.%4.%5.%6.%7.%8"/>
+      <w:lvlJc w:val="left"/>
+      <w:pPr>
+        <w:ind w:left="2509" w:hanging="1800"/>
+      </w:pPr>
+      <w:rPr>
+        <w:rFonts w:hint="default"/>
+      </w:rPr>
+    </w:lvl>
+    <w:lvl w:ilvl="8">
+      <w:start w:val="1"/>
+      <w:numFmt w:val="decimal"/>
+      <w:isLgl/>
+      <w:lvlText w:val="%1.%2.%3.%4.%5.%6.%7.%8.%9"/>
+      <w:lvlJc w:val="left"/>
+      <w:pPr>
+        <w:ind w:left="2509" w:hanging="1800"/>
+      </w:pPr>
+      <w:rPr>
+        <w:rFonts w:hint="default"/>
+      </w:rPr>
+    </w:lvl>
+  </w:abstractNum>
+  <w:num w:numId="1">
+    <w:abstractNumId w:val="0"/>
+  </w:num>
+</w:numbering>
 </file>
 
 <file path=word/styles.xml><?xml version="1.0" encoding="utf-8"?>
@@ -692,6 +7546,144 @@
   <w:style w:type="paragraph" w:default="1" w:styleId="Normal">
     <w:name w:val="Normal"/>
     <w:qFormat/>
+    <w:rsid w:val="00E805E4"/>
+    <w:pPr>
+      <w:spacing w:after="120" w:line="360" w:lineRule="auto"/>
+      <w:ind w:firstLine="709"/>
+      <w:jc w:val="both"/>
+    </w:pPr>
+    <w:rPr>
+      <w:rFonts w:ascii="Arial" w:hAnsi="Arial"/>
+      <w:sz w:val="24"/>
+    </w:rPr>
+  </w:style>
+  <w:style w:type="paragraph" w:styleId="Ttulo1">
+    <w:name w:val="heading 1"/>
+    <w:basedOn w:val="Normal"/>
+    <w:next w:val="Normal"/>
+    <w:link w:val="Ttulo1Char"/>
+    <w:uiPriority w:val="9"/>
+    <w:qFormat/>
+    <w:rsid w:val="004A7D0A"/>
+    <w:pPr>
+      <w:keepNext/>
+      <w:keepLines/>
+      <w:numPr>
+        <w:numId w:val="1"/>
+      </w:numPr>
+      <w:spacing w:after="300" w:line="240" w:lineRule="auto"/>
+      <w:jc w:val="left"/>
+      <w:outlineLvl w:val="0"/>
+    </w:pPr>
+    <w:rPr>
+      <w:rFonts w:eastAsiaTheme="majorEastAsia" w:cstheme="majorBidi"/>
+      <w:b/>
+      <w:szCs w:val="32"/>
+    </w:rPr>
+  </w:style>
+  <w:style w:type="paragraph" w:styleId="Ttulo2">
+    <w:name w:val="heading 2"/>
+    <w:basedOn w:val="Normal"/>
+    <w:next w:val="Normal"/>
+    <w:link w:val="Ttulo2Char"/>
+    <w:uiPriority w:val="9"/>
+    <w:unhideWhenUsed/>
+    <w:qFormat/>
+    <w:rsid w:val="004A7D0A"/>
+    <w:pPr>
+      <w:keepNext/>
+      <w:keepLines/>
+      <w:numPr>
+        <w:ilvl w:val="1"/>
+        <w:numId w:val="1"/>
+      </w:numPr>
+      <w:spacing w:before="300" w:after="300" w:line="240" w:lineRule="auto"/>
+      <w:jc w:val="left"/>
+      <w:outlineLvl w:val="1"/>
+    </w:pPr>
+    <w:rPr>
+      <w:rFonts w:eastAsiaTheme="majorEastAsia" w:cstheme="majorBidi"/>
+      <w:b/>
+      <w:szCs w:val="26"/>
+    </w:rPr>
+  </w:style>
+  <w:style w:type="paragraph" w:styleId="Ttulo3">
+    <w:name w:val="heading 3"/>
+    <w:basedOn w:val="Normal"/>
+    <w:next w:val="Normal"/>
+    <w:link w:val="Ttulo3Char"/>
+    <w:uiPriority w:val="9"/>
+    <w:unhideWhenUsed/>
+    <w:qFormat/>
+    <w:rsid w:val="00284478"/>
+    <w:pPr>
+      <w:keepNext/>
+      <w:keepLines/>
+      <w:numPr>
+        <w:ilvl w:val="2"/>
+        <w:numId w:val="1"/>
+      </w:numPr>
+      <w:spacing w:before="300" w:after="300" w:line="240" w:lineRule="auto"/>
+      <w:jc w:val="left"/>
+      <w:outlineLvl w:val="2"/>
+    </w:pPr>
+    <w:rPr>
+      <w:rFonts w:eastAsiaTheme="majorEastAsia" w:cstheme="majorBidi"/>
+      <w:b/>
+      <w:szCs w:val="24"/>
+    </w:rPr>
+  </w:style>
+  <w:style w:type="paragraph" w:styleId="Ttulo4">
+    <w:name w:val="heading 4"/>
+    <w:basedOn w:val="Normal"/>
+    <w:next w:val="Normal"/>
+    <w:link w:val="Ttulo4Char"/>
+    <w:uiPriority w:val="9"/>
+    <w:unhideWhenUsed/>
+    <w:qFormat/>
+    <w:rsid w:val="00284478"/>
+    <w:pPr>
+      <w:keepNext/>
+      <w:keepLines/>
+      <w:numPr>
+        <w:ilvl w:val="3"/>
+        <w:numId w:val="1"/>
+      </w:numPr>
+      <w:spacing w:before="300" w:after="300" w:line="240" w:lineRule="auto"/>
+      <w:jc w:val="left"/>
+      <w:outlineLvl w:val="3"/>
+    </w:pPr>
+    <w:rPr>
+      <w:rFonts w:eastAsiaTheme="majorEastAsia" w:cstheme="majorBidi"/>
+      <w:b/>
+      <w:iCs/>
+    </w:rPr>
+  </w:style>
+  <w:style w:type="paragraph" w:styleId="Ttulo5">
+    <w:name w:val="heading 5"/>
+    <w:basedOn w:val="Normal"/>
+    <w:next w:val="Normal"/>
+    <w:link w:val="Ttulo5Char"/>
+    <w:uiPriority w:val="9"/>
+    <w:unhideWhenUsed/>
+    <w:qFormat/>
+    <w:rsid w:val="000518F7"/>
+    <w:pPr>
+      <w:keepNext/>
+      <w:keepLines/>
+      <w:numPr>
+        <w:ilvl w:val="4"/>
+        <w:numId w:val="1"/>
+      </w:numPr>
+      <w:spacing w:before="300" w:after="300"/>
+      <w:ind w:left="0" w:firstLine="0"/>
+      <w:jc w:val="left"/>
+      <w:outlineLvl w:val="4"/>
+    </w:pPr>
+    <w:rPr>
+      <w:rFonts w:eastAsiaTheme="majorEastAsia" w:cstheme="majorBidi"/>
+      <w:b/>
+    </w:rPr>
   </w:style>
   <w:style w:type="character" w:default="1" w:styleId="Fontepargpadro">
     <w:name w:val="Default Paragraph Font"/>
@@ -734,6 +7726,92 @@
       <w:rFonts w:ascii="Arial" w:hAnsi="Arial"/>
       <w:b/>
       <w:sz w:val="28"/>
+    </w:rPr>
+  </w:style>
+  <w:style w:type="character" w:styleId="nfase">
+    <w:name w:val="Emphasis"/>
+    <w:basedOn w:val="Fontepargpadro"/>
+    <w:uiPriority w:val="20"/>
+    <w:qFormat/>
+    <w:rsid w:val="006E1A29"/>
+    <w:rPr>
+      <w:i/>
+      <w:iCs/>
+    </w:rPr>
+  </w:style>
+  <w:style w:type="character" w:styleId="Forte">
+    <w:name w:val="Strong"/>
+    <w:basedOn w:val="Fontepargpadro"/>
+    <w:uiPriority w:val="22"/>
+    <w:qFormat/>
+    <w:rsid w:val="00E805E4"/>
+    <w:rPr>
+      <w:b/>
+      <w:bCs/>
+    </w:rPr>
+  </w:style>
+  <w:style w:type="character" w:customStyle="1" w:styleId="Ttulo1Char">
+    <w:name w:val="Título 1 Char"/>
+    <w:basedOn w:val="Fontepargpadro"/>
+    <w:link w:val="Ttulo1"/>
+    <w:uiPriority w:val="9"/>
+    <w:rsid w:val="004A7D0A"/>
+    <w:rPr>
+      <w:rFonts w:ascii="Arial" w:eastAsiaTheme="majorEastAsia" w:hAnsi="Arial" w:cstheme="majorBidi"/>
+      <w:b/>
+      <w:sz w:val="24"/>
+      <w:szCs w:val="32"/>
+    </w:rPr>
+  </w:style>
+  <w:style w:type="character" w:customStyle="1" w:styleId="Ttulo2Char">
+    <w:name w:val="Título 2 Char"/>
+    <w:basedOn w:val="Fontepargpadro"/>
+    <w:link w:val="Ttulo2"/>
+    <w:uiPriority w:val="9"/>
+    <w:rsid w:val="004A7D0A"/>
+    <w:rPr>
+      <w:rFonts w:ascii="Arial" w:eastAsiaTheme="majorEastAsia" w:hAnsi="Arial" w:cstheme="majorBidi"/>
+      <w:b/>
+      <w:sz w:val="24"/>
+      <w:szCs w:val="26"/>
+    </w:rPr>
+  </w:style>
+  <w:style w:type="character" w:customStyle="1" w:styleId="Ttulo3Char">
+    <w:name w:val="Título 3 Char"/>
+    <w:basedOn w:val="Fontepargpadro"/>
+    <w:link w:val="Ttulo3"/>
+    <w:uiPriority w:val="9"/>
+    <w:rsid w:val="00284478"/>
+    <w:rPr>
+      <w:rFonts w:ascii="Arial" w:eastAsiaTheme="majorEastAsia" w:hAnsi="Arial" w:cstheme="majorBidi"/>
+      <w:b/>
+      <w:sz w:val="24"/>
+      <w:szCs w:val="24"/>
+    </w:rPr>
+  </w:style>
+  <w:style w:type="character" w:customStyle="1" w:styleId="Ttulo4Char">
+    <w:name w:val="Título 4 Char"/>
+    <w:basedOn w:val="Fontepargpadro"/>
+    <w:link w:val="Ttulo4"/>
+    <w:uiPriority w:val="9"/>
+    <w:rsid w:val="00284478"/>
+    <w:rPr>
+      <w:rFonts w:ascii="Arial" w:eastAsiaTheme="majorEastAsia" w:hAnsi="Arial" w:cstheme="majorBidi"/>
+      <w:b/>
+      <w:iCs/>
+      <w:sz w:val="24"/>
+    </w:rPr>
+  </w:style>
+  <w:style w:type="character" w:customStyle="1" w:styleId="Ttulo5Char">
+    <w:name w:val="Título 5 Char"/>
+    <w:basedOn w:val="Fontepargpadro"/>
+    <w:link w:val="Ttulo5"/>
+    <w:uiPriority w:val="9"/>
+    <w:rsid w:val="000518F7"/>
+    <w:rPr>
+      <w:rFonts w:ascii="Arial" w:eastAsiaTheme="majorEastAsia" w:hAnsi="Arial" w:cstheme="majorBidi"/>
+      <w:b/>
+      <w:sz w:val="24"/>
     </w:rPr>
   </w:style>
 </w:styles>
